--- a/docs/audit/FE-01_AI_Audit_Log.docx
+++ b/docs/audit/FE-01_AI_Audit_Log.docx
@@ -2323,7 +2323,7 @@
         <w:t xml:space="preserve">Remember me: </w:t>
       </w:r>
       <w:r>
-        <w:t xml:space="preserve">A remembered session stays in localStorage as in FE-00 (shared by tabs, kept after a restart). A session without Remember me goes to sessionStorage: it belongs to the tab and ends when the tab is closed. The tab's own sessionStorage wins over localStorage, so other tabs never change it. A new login clears both areas, so an older remembered user cannot come back after a restart. tokenStorage.startSession without options keeps the FE-00 behaviour, so the refresh and cross tab logic did not change and all 68 FE-00 tests still pass. The checkbox is unticked by default, the common choice for shared computers at a front desk.</w:t>
+        <w:t xml:space="preserve">Corrected in review round 2 (R2). Rule: one account per browser. A remembered session stays in localStorage as in FE-00 (shared by tabs, kept after a restart). A session without Remember me goes to the sessionStorage of the tab that logged in and ends when that tab is closed (Chrome and Edge restore it when they reopen tabs from the last session). A new login, remembered or not, and a logout clear both storage areas of that tab, including the shared localStorage, so an older remembered user can never come back on a shared front desk computer. Another tab that was using that remembered session therefore loses it: it receives a storage event, becomes anonymous and its login page says that another account signed in or out in this browser. A tab with its own session without Remember me also drops it when another tab logs in or out. Limitation: a login without Remember me writes nothing to localStorage when it is already empty, so a second tab that also logged in without Remember me keeps its own account. tokenStorage.startSession without options keeps the FE-00 behaviour, so the refresh and cross tab logic did not change and all 68 FE-00 tests still pass. The checkbox is unticked by default, the common choice for shared computers at a front desk.</w:t>
       </w:r>
     </w:p>
     <w:p>
@@ -5916,6 +5916,6696 @@
         </w:tc>
       </w:tr>
     </w:tbl>
+    <w:p>
+      <w:pPr>
+        <w:pStyle w:val="Heading1"/>
+      </w:pPr>
+      <w:r>
+        <w:t xml:space="preserve">9. Code Review (Round 1)</w:t>
+      </w:r>
+    </w:p>
+    <w:p>
+      <w:pPr>
+        <w:spacing w:after="120"/>
+      </w:pPr>
+      <w:r>
+        <w:t xml:space="preserve">A strict code review of the round 1 work returned CHANGES REQUESTED. The reviewer confirmed each finding with a throwaway test against the code. This section records the findings as received; the copy of this log in the AI session had sections 1 to 8 only, so the section was written from the review text in round 2.</w:t>
+      </w:r>
+    </w:p>
+    <w:p>
+      <w:pPr>
+        <w:pStyle w:val="Heading2"/>
+      </w:pPr>
+      <w:r>
+        <w:t xml:space="preserve">9.1 Verdict</w:t>
+      </w:r>
+    </w:p>
+    <w:tbl>
+      <w:tblPr>
+        <w:tblW w:type="dxa" w:w="9638"/>
+        <w:tblBorders>
+          <w:top w:val="single" w:color="auto" w:sz="4"/>
+          <w:left w:val="single" w:color="auto" w:sz="4"/>
+          <w:bottom w:val="single" w:color="auto" w:sz="4"/>
+          <w:right w:val="single" w:color="auto" w:sz="4"/>
+          <w:insideH w:val="single" w:color="auto" w:sz="4"/>
+          <w:insideV w:val="single" w:color="auto" w:sz="4"/>
+        </w:tblBorders>
+      </w:tblPr>
+      <w:tblGrid>
+        <w:gridCol w:w="2600"/>
+        <w:gridCol w:w="7038"/>
+      </w:tblGrid>
+      <w:tr>
+        <w:trPr>
+          <w:tblHeader w:val="false"/>
+        </w:trPr>
+        <w:tc>
+          <w:tcPr>
+            <w:tcW w:type="dxa" w:w="2600"/>
+            <w:tcBorders>
+              <w:top w:val="single" w:color="DDE6EF" w:sz="4"/>
+              <w:left w:val="single" w:color="DDE6EF" w:sz="4"/>
+              <w:bottom w:val="single" w:color="DDE6EF" w:sz="4"/>
+              <w:right w:val="single" w:color="DDE6EF" w:sz="4"/>
+            </w:tcBorders>
+            <w:shd w:fill="EAF3FD" w:color="auto" w:val="clear"/>
+            <w:tcMar>
+              <w:top w:type="dxa" w:w="60"/>
+              <w:left w:type="dxa" w:w="100"/>
+              <w:bottom w:type="dxa" w:w="60"/>
+              <w:right w:type="dxa" w:w="100"/>
+            </w:tcMar>
+          </w:tcPr>
+          <w:p>
+            <w:r>
+              <w:rPr>
+                <w:b/>
+                <w:bCs/>
+                <w:sz w:val="19"/>
+                <w:szCs w:val="19"/>
+              </w:rPr>
+              <w:t xml:space="preserve">Result</w:t>
+            </w:r>
+          </w:p>
+        </w:tc>
+        <w:tc>
+          <w:tcPr>
+            <w:tcW w:type="dxa" w:w="7038"/>
+            <w:tcBorders>
+              <w:top w:val="single" w:color="DDE6EF" w:sz="4"/>
+              <w:left w:val="single" w:color="DDE6EF" w:sz="4"/>
+              <w:bottom w:val="single" w:color="DDE6EF" w:sz="4"/>
+              <w:right w:val="single" w:color="DDE6EF" w:sz="4"/>
+            </w:tcBorders>
+            <w:tcMar>
+              <w:top w:type="dxa" w:w="60"/>
+              <w:left w:type="dxa" w:w="100"/>
+              <w:bottom w:type="dxa" w:w="60"/>
+              <w:right w:type="dxa" w:w="100"/>
+            </w:tcMar>
+          </w:tcPr>
+          <w:p>
+            <w:r>
+              <w:rPr>
+                <w:b w:val="false"/>
+                <w:bCs w:val="false"/>
+                <w:sz w:val="19"/>
+                <w:szCs w:val="19"/>
+              </w:rPr>
+              <w:t xml:space="preserve">CHANGES REQUESTED</w:t>
+            </w:r>
+          </w:p>
+        </w:tc>
+      </w:tr>
+      <w:tr>
+        <w:trPr>
+          <w:tblHeader w:val="false"/>
+        </w:trPr>
+        <w:tc>
+          <w:tcPr>
+            <w:tcW w:type="dxa" w:w="2600"/>
+            <w:tcBorders>
+              <w:top w:val="single" w:color="DDE6EF" w:sz="4"/>
+              <w:left w:val="single" w:color="DDE6EF" w:sz="4"/>
+              <w:bottom w:val="single" w:color="DDE6EF" w:sz="4"/>
+              <w:right w:val="single" w:color="DDE6EF" w:sz="4"/>
+            </w:tcBorders>
+            <w:shd w:fill="EAF3FD" w:color="auto" w:val="clear"/>
+            <w:tcMar>
+              <w:top w:type="dxa" w:w="60"/>
+              <w:left w:type="dxa" w:w="100"/>
+              <w:bottom w:type="dxa" w:w="60"/>
+              <w:right w:type="dxa" w:w="100"/>
+            </w:tcMar>
+          </w:tcPr>
+          <w:p>
+            <w:r>
+              <w:rPr>
+                <w:b/>
+                <w:bCs/>
+                <w:sz w:val="19"/>
+                <w:szCs w:val="19"/>
+              </w:rPr>
+              <w:t xml:space="preserve">Reviewed commit</w:t>
+            </w:r>
+          </w:p>
+        </w:tc>
+        <w:tc>
+          <w:tcPr>
+            <w:tcW w:type="dxa" w:w="7038"/>
+            <w:tcBorders>
+              <w:top w:val="single" w:color="DDE6EF" w:sz="4"/>
+              <w:left w:val="single" w:color="DDE6EF" w:sz="4"/>
+              <w:bottom w:val="single" w:color="DDE6EF" w:sz="4"/>
+              <w:right w:val="single" w:color="DDE6EF" w:sz="4"/>
+            </w:tcBorders>
+            <w:tcMar>
+              <w:top w:type="dxa" w:w="60"/>
+              <w:left w:type="dxa" w:w="100"/>
+              <w:bottom w:type="dxa" w:w="60"/>
+              <w:right w:type="dxa" w:w="100"/>
+            </w:tcMar>
+          </w:tcPr>
+          <w:p>
+            <w:r>
+              <w:rPr>
+                <w:b w:val="false"/>
+                <w:bCs w:val="false"/>
+                <w:sz w:val="19"/>
+                <w:szCs w:val="19"/>
+              </w:rPr>
+              <w:t xml:space="preserve">8e325b9 feat(frontend): add Log In and Sign Up screens (FE-01)</w:t>
+            </w:r>
+          </w:p>
+        </w:tc>
+      </w:tr>
+      <w:tr>
+        <w:trPr>
+          <w:tblHeader w:val="false"/>
+        </w:trPr>
+        <w:tc>
+          <w:tcPr>
+            <w:tcW w:type="dxa" w:w="2600"/>
+            <w:tcBorders>
+              <w:top w:val="single" w:color="DDE6EF" w:sz="4"/>
+              <w:left w:val="single" w:color="DDE6EF" w:sz="4"/>
+              <w:bottom w:val="single" w:color="DDE6EF" w:sz="4"/>
+              <w:right w:val="single" w:color="DDE6EF" w:sz="4"/>
+            </w:tcBorders>
+            <w:shd w:fill="EAF3FD" w:color="auto" w:val="clear"/>
+            <w:tcMar>
+              <w:top w:type="dxa" w:w="60"/>
+              <w:left w:type="dxa" w:w="100"/>
+              <w:bottom w:type="dxa" w:w="60"/>
+              <w:right w:type="dxa" w:w="100"/>
+            </w:tcMar>
+          </w:tcPr>
+          <w:p>
+            <w:r>
+              <w:rPr>
+                <w:b/>
+                <w:bCs/>
+                <w:sz w:val="19"/>
+                <w:szCs w:val="19"/>
+              </w:rPr>
+              <w:t xml:space="preserve">Blocking</w:t>
+            </w:r>
+          </w:p>
+        </w:tc>
+        <w:tc>
+          <w:tcPr>
+            <w:tcW w:type="dxa" w:w="7038"/>
+            <w:tcBorders>
+              <w:top w:val="single" w:color="DDE6EF" w:sz="4"/>
+              <w:left w:val="single" w:color="DDE6EF" w:sz="4"/>
+              <w:bottom w:val="single" w:color="DDE6EF" w:sz="4"/>
+              <w:right w:val="single" w:color="DDE6EF" w:sz="4"/>
+            </w:tcBorders>
+            <w:tcMar>
+              <w:top w:type="dxa" w:w="60"/>
+              <w:left w:type="dxa" w:w="100"/>
+              <w:bottom w:type="dxa" w:w="60"/>
+              <w:right w:type="dxa" w:w="100"/>
+            </w:tcMar>
+          </w:tcPr>
+          <w:p>
+            <w:r>
+              <w:rPr>
+                <w:b w:val="false"/>
+                <w:bCs w:val="false"/>
+                <w:sz w:val="19"/>
+                <w:szCs w:val="19"/>
+              </w:rPr>
+              <w:t xml:space="preserve">R1, R2, R3, R4</w:t>
+            </w:r>
+          </w:p>
+        </w:tc>
+      </w:tr>
+      <w:tr>
+        <w:trPr>
+          <w:tblHeader w:val="false"/>
+        </w:trPr>
+        <w:tc>
+          <w:tcPr>
+            <w:tcW w:type="dxa" w:w="2600"/>
+            <w:tcBorders>
+              <w:top w:val="single" w:color="DDE6EF" w:sz="4"/>
+              <w:left w:val="single" w:color="DDE6EF" w:sz="4"/>
+              <w:bottom w:val="single" w:color="DDE6EF" w:sz="4"/>
+              <w:right w:val="single" w:color="DDE6EF" w:sz="4"/>
+            </w:tcBorders>
+            <w:shd w:fill="EAF3FD" w:color="auto" w:val="clear"/>
+            <w:tcMar>
+              <w:top w:type="dxa" w:w="60"/>
+              <w:left w:type="dxa" w:w="100"/>
+              <w:bottom w:type="dxa" w:w="60"/>
+              <w:right w:type="dxa" w:w="100"/>
+            </w:tcMar>
+          </w:tcPr>
+          <w:p>
+            <w:r>
+              <w:rPr>
+                <w:b/>
+                <w:bCs/>
+                <w:sz w:val="19"/>
+                <w:szCs w:val="19"/>
+              </w:rPr>
+              <w:t xml:space="preserve">Should fix in this branch</w:t>
+            </w:r>
+          </w:p>
+        </w:tc>
+        <w:tc>
+          <w:tcPr>
+            <w:tcW w:type="dxa" w:w="7038"/>
+            <w:tcBorders>
+              <w:top w:val="single" w:color="DDE6EF" w:sz="4"/>
+              <w:left w:val="single" w:color="DDE6EF" w:sz="4"/>
+              <w:bottom w:val="single" w:color="DDE6EF" w:sz="4"/>
+              <w:right w:val="single" w:color="DDE6EF" w:sz="4"/>
+            </w:tcBorders>
+            <w:tcMar>
+              <w:top w:type="dxa" w:w="60"/>
+              <w:left w:type="dxa" w:w="100"/>
+              <w:bottom w:type="dxa" w:w="60"/>
+              <w:right w:type="dxa" w:w="100"/>
+            </w:tcMar>
+          </w:tcPr>
+          <w:p>
+            <w:r>
+              <w:rPr>
+                <w:b w:val="false"/>
+                <w:bCs w:val="false"/>
+                <w:sz w:val="19"/>
+                <w:szCs w:val="19"/>
+              </w:rPr>
+              <w:t xml:space="preserve">R5, R6, R8, R9</w:t>
+            </w:r>
+          </w:p>
+        </w:tc>
+      </w:tr>
+      <w:tr>
+        <w:trPr>
+          <w:tblHeader w:val="false"/>
+        </w:trPr>
+        <w:tc>
+          <w:tcPr>
+            <w:tcW w:type="dxa" w:w="2600"/>
+            <w:tcBorders>
+              <w:top w:val="single" w:color="DDE6EF" w:sz="4"/>
+              <w:left w:val="single" w:color="DDE6EF" w:sz="4"/>
+              <w:bottom w:val="single" w:color="DDE6EF" w:sz="4"/>
+              <w:right w:val="single" w:color="DDE6EF" w:sz="4"/>
+            </w:tcBorders>
+            <w:shd w:fill="EAF3FD" w:color="auto" w:val="clear"/>
+            <w:tcMar>
+              <w:top w:type="dxa" w:w="60"/>
+              <w:left w:type="dxa" w:w="100"/>
+              <w:bottom w:type="dxa" w:w="60"/>
+              <w:right w:type="dxa" w:w="100"/>
+            </w:tcMar>
+          </w:tcPr>
+          <w:p>
+            <w:r>
+              <w:rPr>
+                <w:b/>
+                <w:bCs/>
+                <w:sz w:val="19"/>
+                <w:szCs w:val="19"/>
+              </w:rPr>
+              <w:t xml:space="preserve">Optional</w:t>
+            </w:r>
+          </w:p>
+        </w:tc>
+        <w:tc>
+          <w:tcPr>
+            <w:tcW w:type="dxa" w:w="7038"/>
+            <w:tcBorders>
+              <w:top w:val="single" w:color="DDE6EF" w:sz="4"/>
+              <w:left w:val="single" w:color="DDE6EF" w:sz="4"/>
+              <w:bottom w:val="single" w:color="DDE6EF" w:sz="4"/>
+              <w:right w:val="single" w:color="DDE6EF" w:sz="4"/>
+            </w:tcBorders>
+            <w:tcMar>
+              <w:top w:type="dxa" w:w="60"/>
+              <w:left w:type="dxa" w:w="100"/>
+              <w:bottom w:type="dxa" w:w="60"/>
+              <w:right w:type="dxa" w:w="100"/>
+            </w:tcMar>
+          </w:tcPr>
+          <w:p>
+            <w:r>
+              <w:rPr>
+                <w:b w:val="false"/>
+                <w:bCs w:val="false"/>
+                <w:sz w:val="19"/>
+                <w:szCs w:val="19"/>
+              </w:rPr>
+              <w:t xml:space="preserve">R7, R10, R11</w:t>
+            </w:r>
+          </w:p>
+        </w:tc>
+      </w:tr>
+      <w:tr>
+        <w:trPr>
+          <w:tblHeader w:val="false"/>
+        </w:trPr>
+        <w:tc>
+          <w:tcPr>
+            <w:tcW w:type="dxa" w:w="2600"/>
+            <w:tcBorders>
+              <w:top w:val="single" w:color="DDE6EF" w:sz="4"/>
+              <w:left w:val="single" w:color="DDE6EF" w:sz="4"/>
+              <w:bottom w:val="single" w:color="DDE6EF" w:sz="4"/>
+              <w:right w:val="single" w:color="DDE6EF" w:sz="4"/>
+            </w:tcBorders>
+            <w:shd w:fill="EAF3FD" w:color="auto" w:val="clear"/>
+            <w:tcMar>
+              <w:top w:type="dxa" w:w="60"/>
+              <w:left w:type="dxa" w:w="100"/>
+              <w:bottom w:type="dxa" w:w="60"/>
+              <w:right w:type="dxa" w:w="100"/>
+            </w:tcMar>
+          </w:tcPr>
+          <w:p>
+            <w:r>
+              <w:rPr>
+                <w:b/>
+                <w:bCs/>
+                <w:sz w:val="19"/>
+                <w:szCs w:val="19"/>
+              </w:rPr>
+              <w:t xml:space="preserve">Out of scope (backend)</w:t>
+            </w:r>
+          </w:p>
+        </w:tc>
+        <w:tc>
+          <w:tcPr>
+            <w:tcW w:type="dxa" w:w="7038"/>
+            <w:tcBorders>
+              <w:top w:val="single" w:color="DDE6EF" w:sz="4"/>
+              <w:left w:val="single" w:color="DDE6EF" w:sz="4"/>
+              <w:bottom w:val="single" w:color="DDE6EF" w:sz="4"/>
+              <w:right w:val="single" w:color="DDE6EF" w:sz="4"/>
+            </w:tcBorders>
+            <w:tcMar>
+              <w:top w:type="dxa" w:w="60"/>
+              <w:left w:type="dxa" w:w="100"/>
+              <w:bottom w:type="dxa" w:w="60"/>
+              <w:right w:type="dxa" w:w="100"/>
+            </w:tcMar>
+          </w:tcPr>
+          <w:p>
+            <w:r>
+              <w:rPr>
+                <w:b w:val="false"/>
+                <w:bCs w:val="false"/>
+                <w:sz w:val="19"/>
+                <w:szCs w:val="19"/>
+              </w:rPr>
+              <w:t xml:space="preserve">R13</w:t>
+            </w:r>
+          </w:p>
+        </w:tc>
+      </w:tr>
+    </w:tbl>
+    <w:p>
+      <w:pPr>
+        <w:spacing w:after="60"/>
+      </w:pPr>
+    </w:p>
+    <w:p>
+      <w:pPr>
+        <w:pStyle w:val="Heading2"/>
+      </w:pPr>
+      <w:r>
+        <w:t xml:space="preserve">9.2 Findings</w:t>
+      </w:r>
+    </w:p>
+    <w:tbl>
+      <w:tblPr>
+        <w:tblW w:type="dxa" w:w="9638"/>
+        <w:tblBorders>
+          <w:top w:val="single" w:color="auto" w:sz="4"/>
+          <w:left w:val="single" w:color="auto" w:sz="4"/>
+          <w:bottom w:val="single" w:color="auto" w:sz="4"/>
+          <w:right w:val="single" w:color="auto" w:sz="4"/>
+          <w:insideH w:val="single" w:color="auto" w:sz="4"/>
+          <w:insideV w:val="single" w:color="auto" w:sz="4"/>
+        </w:tblBorders>
+      </w:tblPr>
+      <w:tblGrid>
+        <w:gridCol w:w="700"/>
+        <w:gridCol w:w="1300"/>
+        <w:gridCol w:w="7638"/>
+      </w:tblGrid>
+      <w:tr>
+        <w:trPr>
+          <w:tblHeader/>
+        </w:trPr>
+        <w:tc>
+          <w:tcPr>
+            <w:tcW w:type="dxa" w:w="700"/>
+            <w:tcBorders>
+              <w:top w:val="single" w:color="DDE6EF" w:sz="4"/>
+              <w:left w:val="single" w:color="DDE6EF" w:sz="4"/>
+              <w:bottom w:val="single" w:color="DDE6EF" w:sz="4"/>
+              <w:right w:val="single" w:color="DDE6EF" w:sz="4"/>
+            </w:tcBorders>
+            <w:shd w:fill="102E50" w:color="auto" w:val="clear"/>
+            <w:tcMar>
+              <w:top w:type="dxa" w:w="60"/>
+              <w:left w:type="dxa" w:w="100"/>
+              <w:bottom w:type="dxa" w:w="60"/>
+              <w:right w:type="dxa" w:w="100"/>
+            </w:tcMar>
+          </w:tcPr>
+          <w:p>
+            <w:r>
+              <w:rPr>
+                <w:b/>
+                <w:bCs/>
+                <w:color w:val="FFFFFF"/>
+                <w:sz w:val="19"/>
+                <w:szCs w:val="19"/>
+              </w:rPr>
+              <w:t xml:space="preserve">ID</w:t>
+            </w:r>
+          </w:p>
+        </w:tc>
+        <w:tc>
+          <w:tcPr>
+            <w:tcW w:type="dxa" w:w="1300"/>
+            <w:tcBorders>
+              <w:top w:val="single" w:color="DDE6EF" w:sz="4"/>
+              <w:left w:val="single" w:color="DDE6EF" w:sz="4"/>
+              <w:bottom w:val="single" w:color="DDE6EF" w:sz="4"/>
+              <w:right w:val="single" w:color="DDE6EF" w:sz="4"/>
+            </w:tcBorders>
+            <w:shd w:fill="102E50" w:color="auto" w:val="clear"/>
+            <w:tcMar>
+              <w:top w:type="dxa" w:w="60"/>
+              <w:left w:type="dxa" w:w="100"/>
+              <w:bottom w:type="dxa" w:w="60"/>
+              <w:right w:type="dxa" w:w="100"/>
+            </w:tcMar>
+          </w:tcPr>
+          <w:p>
+            <w:r>
+              <w:rPr>
+                <w:b/>
+                <w:bCs/>
+                <w:color w:val="FFFFFF"/>
+                <w:sz w:val="19"/>
+                <w:szCs w:val="19"/>
+              </w:rPr>
+              <w:t xml:space="preserve">Severity</w:t>
+            </w:r>
+          </w:p>
+        </w:tc>
+        <w:tc>
+          <w:tcPr>
+            <w:tcW w:type="dxa" w:w="7638"/>
+            <w:tcBorders>
+              <w:top w:val="single" w:color="DDE6EF" w:sz="4"/>
+              <w:left w:val="single" w:color="DDE6EF" w:sz="4"/>
+              <w:bottom w:val="single" w:color="DDE6EF" w:sz="4"/>
+              <w:right w:val="single" w:color="DDE6EF" w:sz="4"/>
+            </w:tcBorders>
+            <w:shd w:fill="102E50" w:color="auto" w:val="clear"/>
+            <w:tcMar>
+              <w:top w:type="dxa" w:w="60"/>
+              <w:left w:type="dxa" w:w="100"/>
+              <w:bottom w:type="dxa" w:w="60"/>
+              <w:right w:type="dxa" w:w="100"/>
+            </w:tcMar>
+          </w:tcPr>
+          <w:p>
+            <w:r>
+              <w:rPr>
+                <w:b/>
+                <w:bCs/>
+                <w:color w:val="FFFFFF"/>
+                <w:sz w:val="19"/>
+                <w:szCs w:val="19"/>
+              </w:rPr>
+              <w:t xml:space="preserve">Finding</w:t>
+            </w:r>
+          </w:p>
+        </w:tc>
+      </w:tr>
+      <w:tr>
+        <w:trPr>
+          <w:tblHeader w:val="false"/>
+        </w:trPr>
+        <w:tc>
+          <w:tcPr>
+            <w:tcW w:type="dxa" w:w="700"/>
+            <w:tcBorders>
+              <w:top w:val="single" w:color="DDE6EF" w:sz="4"/>
+              <w:left w:val="single" w:color="DDE6EF" w:sz="4"/>
+              <w:bottom w:val="single" w:color="DDE6EF" w:sz="4"/>
+              <w:right w:val="single" w:color="DDE6EF" w:sz="4"/>
+            </w:tcBorders>
+            <w:tcMar>
+              <w:top w:type="dxa" w:w="60"/>
+              <w:left w:type="dxa" w:w="100"/>
+              <w:bottom w:type="dxa" w:w="60"/>
+              <w:right w:type="dxa" w:w="100"/>
+            </w:tcMar>
+          </w:tcPr>
+          <w:p>
+            <w:r>
+              <w:rPr>
+                <w:b w:val="false"/>
+                <w:bCs w:val="false"/>
+                <w:sz w:val="19"/>
+                <w:szCs w:val="19"/>
+              </w:rPr>
+              <w:t xml:space="preserve">R1</w:t>
+            </w:r>
+          </w:p>
+        </w:tc>
+        <w:tc>
+          <w:tcPr>
+            <w:tcW w:type="dxa" w:w="1300"/>
+            <w:tcBorders>
+              <w:top w:val="single" w:color="DDE6EF" w:sz="4"/>
+              <w:left w:val="single" w:color="DDE6EF" w:sz="4"/>
+              <w:bottom w:val="single" w:color="DDE6EF" w:sz="4"/>
+              <w:right w:val="single" w:color="DDE6EF" w:sz="4"/>
+            </w:tcBorders>
+            <w:tcMar>
+              <w:top w:type="dxa" w:w="60"/>
+              <w:left w:type="dxa" w:w="100"/>
+              <w:bottom w:type="dxa" w:w="60"/>
+              <w:right w:type="dxa" w:w="100"/>
+            </w:tcMar>
+          </w:tcPr>
+          <w:p>
+            <w:r>
+              <w:rPr>
+                <w:b w:val="false"/>
+                <w:bCs w:val="false"/>
+                <w:sz w:val="19"/>
+                <w:szCs w:val="19"/>
+              </w:rPr>
+              <w:t xml:space="preserve">Must fix</w:t>
+            </w:r>
+          </w:p>
+        </w:tc>
+        <w:tc>
+          <w:tcPr>
+            <w:tcW w:type="dxa" w:w="7638"/>
+            <w:tcBorders>
+              <w:top w:val="single" w:color="DDE6EF" w:sz="4"/>
+              <w:left w:val="single" w:color="DDE6EF" w:sz="4"/>
+              <w:bottom w:val="single" w:color="DDE6EF" w:sz="4"/>
+              <w:right w:val="single" w:color="DDE6EF" w:sz="4"/>
+            </w:tcBorders>
+            <w:tcMar>
+              <w:top w:type="dxa" w:w="60"/>
+              <w:left w:type="dxa" w:w="100"/>
+              <w:bottom w:type="dxa" w:w="60"/>
+              <w:right w:type="dxa" w:w="100"/>
+            </w:tcMar>
+          </w:tcPr>
+          <w:p>
+            <w:r>
+              <w:rPr>
+                <w:b w:val="false"/>
+                <w:bCs w:val="false"/>
+                <w:sz w:val="19"/>
+                <w:szCs w:val="19"/>
+              </w:rPr>
+              <w:t xml:space="preserve">Manual verification against the real backend not done; the developer needs exact PowerShell steps without Docker, the SQL for M03 and M04, a corrected M05 and new manual cases for R2 and R3.</w:t>
+            </w:r>
+          </w:p>
+        </w:tc>
+      </w:tr>
+      <w:tr>
+        <w:trPr>
+          <w:tblHeader w:val="false"/>
+        </w:trPr>
+        <w:tc>
+          <w:tcPr>
+            <w:tcW w:type="dxa" w:w="700"/>
+            <w:tcBorders>
+              <w:top w:val="single" w:color="DDE6EF" w:sz="4"/>
+              <w:left w:val="single" w:color="DDE6EF" w:sz="4"/>
+              <w:bottom w:val="single" w:color="DDE6EF" w:sz="4"/>
+              <w:right w:val="single" w:color="DDE6EF" w:sz="4"/>
+            </w:tcBorders>
+            <w:tcMar>
+              <w:top w:type="dxa" w:w="60"/>
+              <w:left w:type="dxa" w:w="100"/>
+              <w:bottom w:type="dxa" w:w="60"/>
+              <w:right w:type="dxa" w:w="100"/>
+            </w:tcMar>
+          </w:tcPr>
+          <w:p>
+            <w:r>
+              <w:rPr>
+                <w:b w:val="false"/>
+                <w:bCs w:val="false"/>
+                <w:sz w:val="19"/>
+                <w:szCs w:val="19"/>
+              </w:rPr>
+              <w:t xml:space="preserve">R2</w:t>
+            </w:r>
+          </w:p>
+        </w:tc>
+        <w:tc>
+          <w:tcPr>
+            <w:tcW w:type="dxa" w:w="1300"/>
+            <w:tcBorders>
+              <w:top w:val="single" w:color="DDE6EF" w:sz="4"/>
+              <w:left w:val="single" w:color="DDE6EF" w:sz="4"/>
+              <w:bottom w:val="single" w:color="DDE6EF" w:sz="4"/>
+              <w:right w:val="single" w:color="DDE6EF" w:sz="4"/>
+            </w:tcBorders>
+            <w:tcMar>
+              <w:top w:type="dxa" w:w="60"/>
+              <w:left w:type="dxa" w:w="100"/>
+              <w:bottom w:type="dxa" w:w="60"/>
+              <w:right w:type="dxa" w:w="100"/>
+            </w:tcMar>
+          </w:tcPr>
+          <w:p>
+            <w:r>
+              <w:rPr>
+                <w:b w:val="false"/>
+                <w:bCs w:val="false"/>
+                <w:sz w:val="19"/>
+                <w:szCs w:val="19"/>
+              </w:rPr>
+              <w:t xml:space="preserve">Must fix</w:t>
+            </w:r>
+          </w:p>
+        </w:tc>
+        <w:tc>
+          <w:tcPr>
+            <w:tcW w:type="dxa" w:w="7638"/>
+            <w:tcBorders>
+              <w:top w:val="single" w:color="DDE6EF" w:sz="4"/>
+              <w:left w:val="single" w:color="DDE6EF" w:sz="4"/>
+              <w:bottom w:val="single" w:color="DDE6EF" w:sz="4"/>
+              <w:right w:val="single" w:color="DDE6EF" w:sz="4"/>
+            </w:tcBorders>
+            <w:tcMar>
+              <w:top w:type="dxa" w:w="60"/>
+              <w:left w:type="dxa" w:w="100"/>
+              <w:bottom w:type="dxa" w:w="60"/>
+              <w:right w:type="dxa" w:w="100"/>
+            </w:tcMar>
+          </w:tcPr>
+          <w:p>
+            <w:r>
+              <w:rPr>
+                <w:b w:val="false"/>
+                <w:bCs w:val="false"/>
+                <w:sz w:val="19"/>
+                <w:szCs w:val="19"/>
+              </w:rPr>
+              <w:t xml:space="preserve">startSession and clear always wipe localStorage: a login without Remember me in one tab silently signs out a remembered tab, and a logout signs out every remembered tab. JSDoc, README and this log described behaviour the code does not have.</w:t>
+            </w:r>
+          </w:p>
+        </w:tc>
+      </w:tr>
+      <w:tr>
+        <w:trPr>
+          <w:tblHeader w:val="false"/>
+        </w:trPr>
+        <w:tc>
+          <w:tcPr>
+            <w:tcW w:type="dxa" w:w="700"/>
+            <w:tcBorders>
+              <w:top w:val="single" w:color="DDE6EF" w:sz="4"/>
+              <w:left w:val="single" w:color="DDE6EF" w:sz="4"/>
+              <w:bottom w:val="single" w:color="DDE6EF" w:sz="4"/>
+              <w:right w:val="single" w:color="DDE6EF" w:sz="4"/>
+            </w:tcBorders>
+            <w:tcMar>
+              <w:top w:type="dxa" w:w="60"/>
+              <w:left w:type="dxa" w:w="100"/>
+              <w:bottom w:type="dxa" w:w="60"/>
+              <w:right w:type="dxa" w:w="100"/>
+            </w:tcMar>
+          </w:tcPr>
+          <w:p>
+            <w:r>
+              <w:rPr>
+                <w:b w:val="false"/>
+                <w:bCs w:val="false"/>
+                <w:sz w:val="19"/>
+                <w:szCs w:val="19"/>
+              </w:rPr>
+              <w:t xml:space="preserve">R3</w:t>
+            </w:r>
+          </w:p>
+        </w:tc>
+        <w:tc>
+          <w:tcPr>
+            <w:tcW w:type="dxa" w:w="1300"/>
+            <w:tcBorders>
+              <w:top w:val="single" w:color="DDE6EF" w:sz="4"/>
+              <w:left w:val="single" w:color="DDE6EF" w:sz="4"/>
+              <w:bottom w:val="single" w:color="DDE6EF" w:sz="4"/>
+              <w:right w:val="single" w:color="DDE6EF" w:sz="4"/>
+            </w:tcBorders>
+            <w:tcMar>
+              <w:top w:type="dxa" w:w="60"/>
+              <w:left w:type="dxa" w:w="100"/>
+              <w:bottom w:type="dxa" w:w="60"/>
+              <w:right w:type="dxa" w:w="100"/>
+            </w:tcMar>
+          </w:tcPr>
+          <w:p>
+            <w:r>
+              <w:rPr>
+                <w:b w:val="false"/>
+                <w:bCs w:val="false"/>
+                <w:sz w:val="19"/>
+                <w:szCs w:val="19"/>
+              </w:rPr>
+              <w:t xml:space="preserve">Must fix</w:t>
+            </w:r>
+          </w:p>
+        </w:tc>
+        <w:tc>
+          <w:tcPr>
+            <w:tcW w:type="dxa" w:w="7638"/>
+            <w:tcBorders>
+              <w:top w:val="single" w:color="DDE6EF" w:sz="4"/>
+              <w:left w:val="single" w:color="DDE6EF" w:sz="4"/>
+              <w:bottom w:val="single" w:color="DDE6EF" w:sz="4"/>
+              <w:right w:val="single" w:color="DDE6EF" w:sz="4"/>
+            </w:tcBorders>
+            <w:tcMar>
+              <w:top w:type="dxa" w:w="60"/>
+              <w:left w:type="dxa" w:w="100"/>
+              <w:bottom w:type="dxa" w:w="60"/>
+              <w:right w:type="dxa" w:w="100"/>
+            </w:tcMar>
+          </w:tcPr>
+          <w:p>
+            <w:r>
+              <w:rPr>
+                <w:b w:val="false"/>
+                <w:bCs w:val="false"/>
+                <w:sz w:val="19"/>
+                <w:szCs w:val="19"/>
+              </w:rPr>
+              <w:t xml:space="preserve">The login screen showed real manager credentials whenever import.meta.env.DEV was true; the team demos with npm run dev.</w:t>
+            </w:r>
+          </w:p>
+        </w:tc>
+      </w:tr>
+      <w:tr>
+        <w:trPr>
+          <w:tblHeader w:val="false"/>
+        </w:trPr>
+        <w:tc>
+          <w:tcPr>
+            <w:tcW w:type="dxa" w:w="700"/>
+            <w:tcBorders>
+              <w:top w:val="single" w:color="DDE6EF" w:sz="4"/>
+              <w:left w:val="single" w:color="DDE6EF" w:sz="4"/>
+              <w:bottom w:val="single" w:color="DDE6EF" w:sz="4"/>
+              <w:right w:val="single" w:color="DDE6EF" w:sz="4"/>
+            </w:tcBorders>
+            <w:tcMar>
+              <w:top w:type="dxa" w:w="60"/>
+              <w:left w:type="dxa" w:w="100"/>
+              <w:bottom w:type="dxa" w:w="60"/>
+              <w:right w:type="dxa" w:w="100"/>
+            </w:tcMar>
+          </w:tcPr>
+          <w:p>
+            <w:r>
+              <w:rPr>
+                <w:b w:val="false"/>
+                <w:bCs w:val="false"/>
+                <w:sz w:val="19"/>
+                <w:szCs w:val="19"/>
+              </w:rPr>
+              <w:t xml:space="preserve">R4</w:t>
+            </w:r>
+          </w:p>
+        </w:tc>
+        <w:tc>
+          <w:tcPr>
+            <w:tcW w:type="dxa" w:w="1300"/>
+            <w:tcBorders>
+              <w:top w:val="single" w:color="DDE6EF" w:sz="4"/>
+              <w:left w:val="single" w:color="DDE6EF" w:sz="4"/>
+              <w:bottom w:val="single" w:color="DDE6EF" w:sz="4"/>
+              <w:right w:val="single" w:color="DDE6EF" w:sz="4"/>
+            </w:tcBorders>
+            <w:tcMar>
+              <w:top w:type="dxa" w:w="60"/>
+              <w:left w:type="dxa" w:w="100"/>
+              <w:bottom w:type="dxa" w:w="60"/>
+              <w:right w:type="dxa" w:w="100"/>
+            </w:tcMar>
+          </w:tcPr>
+          <w:p>
+            <w:r>
+              <w:rPr>
+                <w:b w:val="false"/>
+                <w:bCs w:val="false"/>
+                <w:sz w:val="19"/>
+                <w:szCs w:val="19"/>
+              </w:rPr>
+              <w:t xml:space="preserve">Must fix</w:t>
+            </w:r>
+          </w:p>
+        </w:tc>
+        <w:tc>
+          <w:tcPr>
+            <w:tcW w:type="dxa" w:w="7638"/>
+            <w:tcBorders>
+              <w:top w:val="single" w:color="DDE6EF" w:sz="4"/>
+              <w:left w:val="single" w:color="DDE6EF" w:sz="4"/>
+              <w:bottom w:val="single" w:color="DDE6EF" w:sz="4"/>
+              <w:right w:val="single" w:color="DDE6EF" w:sz="4"/>
+            </w:tcBorders>
+            <w:tcMar>
+              <w:top w:type="dxa" w:w="60"/>
+              <w:left w:type="dxa" w:w="100"/>
+              <w:bottom w:type="dxa" w:w="60"/>
+              <w:right w:type="dxa" w:w="100"/>
+            </w:tcMar>
+          </w:tcPr>
+          <w:p>
+            <w:r>
+              <w:rPr>
+                <w:b w:val="false"/>
+                <w:bCs w:val="false"/>
+                <w:sz w:val="19"/>
+                <w:szCs w:val="19"/>
+              </w:rPr>
+              <w:t xml:space="preserve">A stale "Passwords do not match" stayed after the Password field was changed to match.</w:t>
+            </w:r>
+          </w:p>
+        </w:tc>
+      </w:tr>
+      <w:tr>
+        <w:trPr>
+          <w:tblHeader w:val="false"/>
+        </w:trPr>
+        <w:tc>
+          <w:tcPr>
+            <w:tcW w:type="dxa" w:w="700"/>
+            <w:tcBorders>
+              <w:top w:val="single" w:color="DDE6EF" w:sz="4"/>
+              <w:left w:val="single" w:color="DDE6EF" w:sz="4"/>
+              <w:bottom w:val="single" w:color="DDE6EF" w:sz="4"/>
+              <w:right w:val="single" w:color="DDE6EF" w:sz="4"/>
+            </w:tcBorders>
+            <w:tcMar>
+              <w:top w:type="dxa" w:w="60"/>
+              <w:left w:type="dxa" w:w="100"/>
+              <w:bottom w:type="dxa" w:w="60"/>
+              <w:right w:type="dxa" w:w="100"/>
+            </w:tcMar>
+          </w:tcPr>
+          <w:p>
+            <w:r>
+              <w:rPr>
+                <w:b w:val="false"/>
+                <w:bCs w:val="false"/>
+                <w:sz w:val="19"/>
+                <w:szCs w:val="19"/>
+              </w:rPr>
+              <w:t xml:space="preserve">R5</w:t>
+            </w:r>
+          </w:p>
+        </w:tc>
+        <w:tc>
+          <w:tcPr>
+            <w:tcW w:type="dxa" w:w="1300"/>
+            <w:tcBorders>
+              <w:top w:val="single" w:color="DDE6EF" w:sz="4"/>
+              <w:left w:val="single" w:color="DDE6EF" w:sz="4"/>
+              <w:bottom w:val="single" w:color="DDE6EF" w:sz="4"/>
+              <w:right w:val="single" w:color="DDE6EF" w:sz="4"/>
+            </w:tcBorders>
+            <w:tcMar>
+              <w:top w:type="dxa" w:w="60"/>
+              <w:left w:type="dxa" w:w="100"/>
+              <w:bottom w:type="dxa" w:w="60"/>
+              <w:right w:type="dxa" w:w="100"/>
+            </w:tcMar>
+          </w:tcPr>
+          <w:p>
+            <w:r>
+              <w:rPr>
+                <w:b w:val="false"/>
+                <w:bCs w:val="false"/>
+                <w:sz w:val="19"/>
+                <w:szCs w:val="19"/>
+              </w:rPr>
+              <w:t xml:space="preserve">Should fix</w:t>
+            </w:r>
+          </w:p>
+        </w:tc>
+        <w:tc>
+          <w:tcPr>
+            <w:tcW w:type="dxa" w:w="7638"/>
+            <w:tcBorders>
+              <w:top w:val="single" w:color="DDE6EF" w:sz="4"/>
+              <w:left w:val="single" w:color="DDE6EF" w:sz="4"/>
+              <w:bottom w:val="single" w:color="DDE6EF" w:sz="4"/>
+              <w:right w:val="single" w:color="DDE6EF" w:sz="4"/>
+            </w:tcBorders>
+            <w:tcMar>
+              <w:top w:type="dxa" w:w="60"/>
+              <w:left w:type="dxa" w:w="100"/>
+              <w:bottom w:type="dxa" w:w="60"/>
+              <w:right w:type="dxa" w:w="100"/>
+            </w:tcMar>
+          </w:tcPr>
+          <w:p>
+            <w:r>
+              <w:rPr>
+                <w:b w:val="false"/>
+                <w:bCs w:val="false"/>
+                <w:sz w:val="19"/>
+                <w:szCs w:val="19"/>
+              </w:rPr>
+              <w:t xml:space="preserve">A 400 whose details only had keys without an input (for example role) showed no message on either page.</w:t>
+            </w:r>
+          </w:p>
+        </w:tc>
+      </w:tr>
+      <w:tr>
+        <w:trPr>
+          <w:tblHeader w:val="false"/>
+        </w:trPr>
+        <w:tc>
+          <w:tcPr>
+            <w:tcW w:type="dxa" w:w="700"/>
+            <w:tcBorders>
+              <w:top w:val="single" w:color="DDE6EF" w:sz="4"/>
+              <w:left w:val="single" w:color="DDE6EF" w:sz="4"/>
+              <w:bottom w:val="single" w:color="DDE6EF" w:sz="4"/>
+              <w:right w:val="single" w:color="DDE6EF" w:sz="4"/>
+            </w:tcBorders>
+            <w:tcMar>
+              <w:top w:type="dxa" w:w="60"/>
+              <w:left w:type="dxa" w:w="100"/>
+              <w:bottom w:type="dxa" w:w="60"/>
+              <w:right w:type="dxa" w:w="100"/>
+            </w:tcMar>
+          </w:tcPr>
+          <w:p>
+            <w:r>
+              <w:rPr>
+                <w:b w:val="false"/>
+                <w:bCs w:val="false"/>
+                <w:sz w:val="19"/>
+                <w:szCs w:val="19"/>
+              </w:rPr>
+              <w:t xml:space="preserve">R6</w:t>
+            </w:r>
+          </w:p>
+        </w:tc>
+        <w:tc>
+          <w:tcPr>
+            <w:tcW w:type="dxa" w:w="1300"/>
+            <w:tcBorders>
+              <w:top w:val="single" w:color="DDE6EF" w:sz="4"/>
+              <w:left w:val="single" w:color="DDE6EF" w:sz="4"/>
+              <w:bottom w:val="single" w:color="DDE6EF" w:sz="4"/>
+              <w:right w:val="single" w:color="DDE6EF" w:sz="4"/>
+            </w:tcBorders>
+            <w:tcMar>
+              <w:top w:type="dxa" w:w="60"/>
+              <w:left w:type="dxa" w:w="100"/>
+              <w:bottom w:type="dxa" w:w="60"/>
+              <w:right w:type="dxa" w:w="100"/>
+            </w:tcMar>
+          </w:tcPr>
+          <w:p>
+            <w:r>
+              <w:rPr>
+                <w:b w:val="false"/>
+                <w:bCs w:val="false"/>
+                <w:sz w:val="19"/>
+                <w:szCs w:val="19"/>
+              </w:rPr>
+              <w:t xml:space="preserve">Should fix</w:t>
+            </w:r>
+          </w:p>
+        </w:tc>
+        <w:tc>
+          <w:tcPr>
+            <w:tcW w:type="dxa" w:w="7638"/>
+            <w:tcBorders>
+              <w:top w:val="single" w:color="DDE6EF" w:sz="4"/>
+              <w:left w:val="single" w:color="DDE6EF" w:sz="4"/>
+              <w:bottom w:val="single" w:color="DDE6EF" w:sz="4"/>
+              <w:right w:val="single" w:color="DDE6EF" w:sz="4"/>
+            </w:tcBorders>
+            <w:tcMar>
+              <w:top w:type="dxa" w:w="60"/>
+              <w:left w:type="dxa" w:w="100"/>
+              <w:bottom w:type="dxa" w:w="60"/>
+              <w:right w:type="dxa" w:w="100"/>
+            </w:tcMar>
+          </w:tcPr>
+          <w:p>
+            <w:r>
+              <w:rPr>
+                <w:b w:val="false"/>
+                <w:bCs w:val="false"/>
+                <w:sz w:val="19"/>
+                <w:szCs w:val="19"/>
+              </w:rPr>
+              <w:t xml:space="preserve">Every 409 went under Email, including "The request conflicts with existing data".</w:t>
+            </w:r>
+          </w:p>
+        </w:tc>
+      </w:tr>
+      <w:tr>
+        <w:trPr>
+          <w:tblHeader w:val="false"/>
+        </w:trPr>
+        <w:tc>
+          <w:tcPr>
+            <w:tcW w:type="dxa" w:w="700"/>
+            <w:tcBorders>
+              <w:top w:val="single" w:color="DDE6EF" w:sz="4"/>
+              <w:left w:val="single" w:color="DDE6EF" w:sz="4"/>
+              <w:bottom w:val="single" w:color="DDE6EF" w:sz="4"/>
+              <w:right w:val="single" w:color="DDE6EF" w:sz="4"/>
+            </w:tcBorders>
+            <w:tcMar>
+              <w:top w:type="dxa" w:w="60"/>
+              <w:left w:type="dxa" w:w="100"/>
+              <w:bottom w:type="dxa" w:w="60"/>
+              <w:right w:type="dxa" w:w="100"/>
+            </w:tcMar>
+          </w:tcPr>
+          <w:p>
+            <w:r>
+              <w:rPr>
+                <w:b w:val="false"/>
+                <w:bCs w:val="false"/>
+                <w:sz w:val="19"/>
+                <w:szCs w:val="19"/>
+              </w:rPr>
+              <w:t xml:space="preserve">R7</w:t>
+            </w:r>
+          </w:p>
+        </w:tc>
+        <w:tc>
+          <w:tcPr>
+            <w:tcW w:type="dxa" w:w="1300"/>
+            <w:tcBorders>
+              <w:top w:val="single" w:color="DDE6EF" w:sz="4"/>
+              <w:left w:val="single" w:color="DDE6EF" w:sz="4"/>
+              <w:bottom w:val="single" w:color="DDE6EF" w:sz="4"/>
+              <w:right w:val="single" w:color="DDE6EF" w:sz="4"/>
+            </w:tcBorders>
+            <w:tcMar>
+              <w:top w:type="dxa" w:w="60"/>
+              <w:left w:type="dxa" w:w="100"/>
+              <w:bottom w:type="dxa" w:w="60"/>
+              <w:right w:type="dxa" w:w="100"/>
+            </w:tcMar>
+          </w:tcPr>
+          <w:p>
+            <w:r>
+              <w:rPr>
+                <w:b w:val="false"/>
+                <w:bCs w:val="false"/>
+                <w:sz w:val="19"/>
+                <w:szCs w:val="19"/>
+              </w:rPr>
+              <w:t xml:space="preserve">Optional</w:t>
+            </w:r>
+          </w:p>
+        </w:tc>
+        <w:tc>
+          <w:tcPr>
+            <w:tcW w:type="dxa" w:w="7638"/>
+            <w:tcBorders>
+              <w:top w:val="single" w:color="DDE6EF" w:sz="4"/>
+              <w:left w:val="single" w:color="DDE6EF" w:sz="4"/>
+              <w:bottom w:val="single" w:color="DDE6EF" w:sz="4"/>
+              <w:right w:val="single" w:color="DDE6EF" w:sz="4"/>
+            </w:tcBorders>
+            <w:tcMar>
+              <w:top w:type="dxa" w:w="60"/>
+              <w:left w:type="dxa" w:w="100"/>
+              <w:bottom w:type="dxa" w:w="60"/>
+              <w:right w:type="dxa" w:w="100"/>
+            </w:tcMar>
+          </w:tcPr>
+          <w:p>
+            <w:r>
+              <w:rPr>
+                <w:b w:val="false"/>
+                <w:bCs w:val="false"/>
+                <w:sz w:val="19"/>
+                <w:szCs w:val="19"/>
+              </w:rPr>
+              <w:t xml:space="preserve">Sign up hero photo covered only the top; Figma shows it over the full height.</w:t>
+            </w:r>
+          </w:p>
+        </w:tc>
+      </w:tr>
+      <w:tr>
+        <w:trPr>
+          <w:tblHeader w:val="false"/>
+        </w:trPr>
+        <w:tc>
+          <w:tcPr>
+            <w:tcW w:type="dxa" w:w="700"/>
+            <w:tcBorders>
+              <w:top w:val="single" w:color="DDE6EF" w:sz="4"/>
+              <w:left w:val="single" w:color="DDE6EF" w:sz="4"/>
+              <w:bottom w:val="single" w:color="DDE6EF" w:sz="4"/>
+              <w:right w:val="single" w:color="DDE6EF" w:sz="4"/>
+            </w:tcBorders>
+            <w:tcMar>
+              <w:top w:type="dxa" w:w="60"/>
+              <w:left w:type="dxa" w:w="100"/>
+              <w:bottom w:type="dxa" w:w="60"/>
+              <w:right w:type="dxa" w:w="100"/>
+            </w:tcMar>
+          </w:tcPr>
+          <w:p>
+            <w:r>
+              <w:rPr>
+                <w:b w:val="false"/>
+                <w:bCs w:val="false"/>
+                <w:sz w:val="19"/>
+                <w:szCs w:val="19"/>
+              </w:rPr>
+              <w:t xml:space="preserve">R8</w:t>
+            </w:r>
+          </w:p>
+        </w:tc>
+        <w:tc>
+          <w:tcPr>
+            <w:tcW w:type="dxa" w:w="1300"/>
+            <w:tcBorders>
+              <w:top w:val="single" w:color="DDE6EF" w:sz="4"/>
+              <w:left w:val="single" w:color="DDE6EF" w:sz="4"/>
+              <w:bottom w:val="single" w:color="DDE6EF" w:sz="4"/>
+              <w:right w:val="single" w:color="DDE6EF" w:sz="4"/>
+            </w:tcBorders>
+            <w:tcMar>
+              <w:top w:type="dxa" w:w="60"/>
+              <w:left w:type="dxa" w:w="100"/>
+              <w:bottom w:type="dxa" w:w="60"/>
+              <w:right w:type="dxa" w:w="100"/>
+            </w:tcMar>
+          </w:tcPr>
+          <w:p>
+            <w:r>
+              <w:rPr>
+                <w:b w:val="false"/>
+                <w:bCs w:val="false"/>
+                <w:sz w:val="19"/>
+                <w:szCs w:val="19"/>
+              </w:rPr>
+              <w:t xml:space="preserve">Should fix</w:t>
+            </w:r>
+          </w:p>
+        </w:tc>
+        <w:tc>
+          <w:tcPr>
+            <w:tcW w:type="dxa" w:w="7638"/>
+            <w:tcBorders>
+              <w:top w:val="single" w:color="DDE6EF" w:sz="4"/>
+              <w:left w:val="single" w:color="DDE6EF" w:sz="4"/>
+              <w:bottom w:val="single" w:color="DDE6EF" w:sz="4"/>
+              <w:right w:val="single" w:color="DDE6EF" w:sz="4"/>
+            </w:tcBorders>
+            <w:tcMar>
+              <w:top w:type="dxa" w:w="60"/>
+              <w:left w:type="dxa" w:w="100"/>
+              <w:bottom w:type="dxa" w:w="60"/>
+              <w:right w:type="dxa" w:w="100"/>
+            </w:tcMar>
+          </w:tcPr>
+          <w:p>
+            <w:r>
+              <w:rPr>
+                <w:b w:val="false"/>
+                <w:bCs w:val="false"/>
+                <w:sz w:val="19"/>
+                <w:szCs w:val="19"/>
+              </w:rPr>
+              <w:t xml:space="preserve">focusFirstInvalid used setTimeout(0) and could run before React committed, while the fieldset was still disabled.</w:t>
+            </w:r>
+          </w:p>
+        </w:tc>
+      </w:tr>
+      <w:tr>
+        <w:trPr>
+          <w:tblHeader w:val="false"/>
+        </w:trPr>
+        <w:tc>
+          <w:tcPr>
+            <w:tcW w:type="dxa" w:w="700"/>
+            <w:tcBorders>
+              <w:top w:val="single" w:color="DDE6EF" w:sz="4"/>
+              <w:left w:val="single" w:color="DDE6EF" w:sz="4"/>
+              <w:bottom w:val="single" w:color="DDE6EF" w:sz="4"/>
+              <w:right w:val="single" w:color="DDE6EF" w:sz="4"/>
+            </w:tcBorders>
+            <w:tcMar>
+              <w:top w:type="dxa" w:w="60"/>
+              <w:left w:type="dxa" w:w="100"/>
+              <w:bottom w:type="dxa" w:w="60"/>
+              <w:right w:type="dxa" w:w="100"/>
+            </w:tcMar>
+          </w:tcPr>
+          <w:p>
+            <w:r>
+              <w:rPr>
+                <w:b w:val="false"/>
+                <w:bCs w:val="false"/>
+                <w:sz w:val="19"/>
+                <w:szCs w:val="19"/>
+              </w:rPr>
+              <w:t xml:space="preserve">R9</w:t>
+            </w:r>
+          </w:p>
+        </w:tc>
+        <w:tc>
+          <w:tcPr>
+            <w:tcW w:type="dxa" w:w="1300"/>
+            <w:tcBorders>
+              <w:top w:val="single" w:color="DDE6EF" w:sz="4"/>
+              <w:left w:val="single" w:color="DDE6EF" w:sz="4"/>
+              <w:bottom w:val="single" w:color="DDE6EF" w:sz="4"/>
+              <w:right w:val="single" w:color="DDE6EF" w:sz="4"/>
+            </w:tcBorders>
+            <w:tcMar>
+              <w:top w:type="dxa" w:w="60"/>
+              <w:left w:type="dxa" w:w="100"/>
+              <w:bottom w:type="dxa" w:w="60"/>
+              <w:right w:type="dxa" w:w="100"/>
+            </w:tcMar>
+          </w:tcPr>
+          <w:p>
+            <w:r>
+              <w:rPr>
+                <w:b w:val="false"/>
+                <w:bCs w:val="false"/>
+                <w:sz w:val="19"/>
+                <w:szCs w:val="19"/>
+              </w:rPr>
+              <w:t xml:space="preserve">Should fix</w:t>
+            </w:r>
+          </w:p>
+        </w:tc>
+        <w:tc>
+          <w:tcPr>
+            <w:tcW w:type="dxa" w:w="7638"/>
+            <w:tcBorders>
+              <w:top w:val="single" w:color="DDE6EF" w:sz="4"/>
+              <w:left w:val="single" w:color="DDE6EF" w:sz="4"/>
+              <w:bottom w:val="single" w:color="DDE6EF" w:sz="4"/>
+              <w:right w:val="single" w:color="DDE6EF" w:sz="4"/>
+            </w:tcBorders>
+            <w:tcMar>
+              <w:top w:type="dxa" w:w="60"/>
+              <w:left w:type="dxa" w:w="100"/>
+              <w:bottom w:type="dxa" w:w="60"/>
+              <w:right w:type="dxa" w:w="100"/>
+            </w:tcMar>
+          </w:tcPr>
+          <w:p>
+            <w:r>
+              <w:rPr>
+                <w:b w:val="false"/>
+                <w:bCs w:val="false"/>
+                <w:sz w:val="19"/>
+                <w:szCs w:val="19"/>
+              </w:rPr>
+              <w:t xml:space="preserve">The email and notice passed to /login came back on every reload.</w:t>
+            </w:r>
+          </w:p>
+        </w:tc>
+      </w:tr>
+      <w:tr>
+        <w:trPr>
+          <w:tblHeader w:val="false"/>
+        </w:trPr>
+        <w:tc>
+          <w:tcPr>
+            <w:tcW w:type="dxa" w:w="700"/>
+            <w:tcBorders>
+              <w:top w:val="single" w:color="DDE6EF" w:sz="4"/>
+              <w:left w:val="single" w:color="DDE6EF" w:sz="4"/>
+              <w:bottom w:val="single" w:color="DDE6EF" w:sz="4"/>
+              <w:right w:val="single" w:color="DDE6EF" w:sz="4"/>
+            </w:tcBorders>
+            <w:tcMar>
+              <w:top w:type="dxa" w:w="60"/>
+              <w:left w:type="dxa" w:w="100"/>
+              <w:bottom w:type="dxa" w:w="60"/>
+              <w:right w:type="dxa" w:w="100"/>
+            </w:tcMar>
+          </w:tcPr>
+          <w:p>
+            <w:r>
+              <w:rPr>
+                <w:b w:val="false"/>
+                <w:bCs w:val="false"/>
+                <w:sz w:val="19"/>
+                <w:szCs w:val="19"/>
+              </w:rPr>
+              <w:t xml:space="preserve">R10</w:t>
+            </w:r>
+          </w:p>
+        </w:tc>
+        <w:tc>
+          <w:tcPr>
+            <w:tcW w:type="dxa" w:w="1300"/>
+            <w:tcBorders>
+              <w:top w:val="single" w:color="DDE6EF" w:sz="4"/>
+              <w:left w:val="single" w:color="DDE6EF" w:sz="4"/>
+              <w:bottom w:val="single" w:color="DDE6EF" w:sz="4"/>
+              <w:right w:val="single" w:color="DDE6EF" w:sz="4"/>
+            </w:tcBorders>
+            <w:tcMar>
+              <w:top w:type="dxa" w:w="60"/>
+              <w:left w:type="dxa" w:w="100"/>
+              <w:bottom w:type="dxa" w:w="60"/>
+              <w:right w:type="dxa" w:w="100"/>
+            </w:tcMar>
+          </w:tcPr>
+          <w:p>
+            <w:r>
+              <w:rPr>
+                <w:b w:val="false"/>
+                <w:bCs w:val="false"/>
+                <w:sz w:val="19"/>
+                <w:szCs w:val="19"/>
+              </w:rPr>
+              <w:t xml:space="preserve">Optional</w:t>
+            </w:r>
+          </w:p>
+        </w:tc>
+        <w:tc>
+          <w:tcPr>
+            <w:tcW w:type="dxa" w:w="7638"/>
+            <w:tcBorders>
+              <w:top w:val="single" w:color="DDE6EF" w:sz="4"/>
+              <w:left w:val="single" w:color="DDE6EF" w:sz="4"/>
+              <w:bottom w:val="single" w:color="DDE6EF" w:sz="4"/>
+              <w:right w:val="single" w:color="DDE6EF" w:sz="4"/>
+            </w:tcBorders>
+            <w:tcMar>
+              <w:top w:type="dxa" w:w="60"/>
+              <w:left w:type="dxa" w:w="100"/>
+              <w:bottom w:type="dxa" w:w="60"/>
+              <w:right w:type="dxa" w:w="100"/>
+            </w:tcMar>
+          </w:tcPr>
+          <w:p>
+            <w:r>
+              <w:rPr>
+                <w:b w:val="false"/>
+                <w:bCs w:val="false"/>
+                <w:sz w:val="19"/>
+                <w:szCs w:val="19"/>
+              </w:rPr>
+              <w:t xml:space="preserve">passwordStrength called "abcdefg1" Strong.</w:t>
+            </w:r>
+          </w:p>
+        </w:tc>
+      </w:tr>
+      <w:tr>
+        <w:trPr>
+          <w:tblHeader w:val="false"/>
+        </w:trPr>
+        <w:tc>
+          <w:tcPr>
+            <w:tcW w:type="dxa" w:w="700"/>
+            <w:tcBorders>
+              <w:top w:val="single" w:color="DDE6EF" w:sz="4"/>
+              <w:left w:val="single" w:color="DDE6EF" w:sz="4"/>
+              <w:bottom w:val="single" w:color="DDE6EF" w:sz="4"/>
+              <w:right w:val="single" w:color="DDE6EF" w:sz="4"/>
+            </w:tcBorders>
+            <w:tcMar>
+              <w:top w:type="dxa" w:w="60"/>
+              <w:left w:type="dxa" w:w="100"/>
+              <w:bottom w:type="dxa" w:w="60"/>
+              <w:right w:type="dxa" w:w="100"/>
+            </w:tcMar>
+          </w:tcPr>
+          <w:p>
+            <w:r>
+              <w:rPr>
+                <w:b w:val="false"/>
+                <w:bCs w:val="false"/>
+                <w:sz w:val="19"/>
+                <w:szCs w:val="19"/>
+              </w:rPr>
+              <w:t xml:space="preserve">R11</w:t>
+            </w:r>
+          </w:p>
+        </w:tc>
+        <w:tc>
+          <w:tcPr>
+            <w:tcW w:type="dxa" w:w="1300"/>
+            <w:tcBorders>
+              <w:top w:val="single" w:color="DDE6EF" w:sz="4"/>
+              <w:left w:val="single" w:color="DDE6EF" w:sz="4"/>
+              <w:bottom w:val="single" w:color="DDE6EF" w:sz="4"/>
+              <w:right w:val="single" w:color="DDE6EF" w:sz="4"/>
+            </w:tcBorders>
+            <w:tcMar>
+              <w:top w:type="dxa" w:w="60"/>
+              <w:left w:type="dxa" w:w="100"/>
+              <w:bottom w:type="dxa" w:w="60"/>
+              <w:right w:type="dxa" w:w="100"/>
+            </w:tcMar>
+          </w:tcPr>
+          <w:p>
+            <w:r>
+              <w:rPr>
+                <w:b w:val="false"/>
+                <w:bCs w:val="false"/>
+                <w:sz w:val="19"/>
+                <w:szCs w:val="19"/>
+              </w:rPr>
+              <w:t xml:space="preserve">Optional</w:t>
+            </w:r>
+          </w:p>
+        </w:tc>
+        <w:tc>
+          <w:tcPr>
+            <w:tcW w:type="dxa" w:w="7638"/>
+            <w:tcBorders>
+              <w:top w:val="single" w:color="DDE6EF" w:sz="4"/>
+              <w:left w:val="single" w:color="DDE6EF" w:sz="4"/>
+              <w:bottom w:val="single" w:color="DDE6EF" w:sz="4"/>
+              <w:right w:val="single" w:color="DDE6EF" w:sz="4"/>
+            </w:tcBorders>
+            <w:tcMar>
+              <w:top w:type="dxa" w:w="60"/>
+              <w:left w:type="dxa" w:w="100"/>
+              <w:bottom w:type="dxa" w:w="60"/>
+              <w:right w:type="dxa" w:w="100"/>
+            </w:tcMar>
+          </w:tcPr>
+          <w:p>
+            <w:r>
+              <w:rPr>
+                <w:b w:val="false"/>
+                <w:bCs w:val="false"/>
+                <w:sz w:val="19"/>
+                <w:szCs w:val="19"/>
+              </w:rPr>
+              <w:t xml:space="preserve">Fixed id="password-rules"; Checkbox did not merge aria-describedby; unused tokenStorage.isPersistent().</w:t>
+            </w:r>
+          </w:p>
+        </w:tc>
+      </w:tr>
+      <w:tr>
+        <w:trPr>
+          <w:tblHeader w:val="false"/>
+        </w:trPr>
+        <w:tc>
+          <w:tcPr>
+            <w:tcW w:type="dxa" w:w="700"/>
+            <w:tcBorders>
+              <w:top w:val="single" w:color="DDE6EF" w:sz="4"/>
+              <w:left w:val="single" w:color="DDE6EF" w:sz="4"/>
+              <w:bottom w:val="single" w:color="DDE6EF" w:sz="4"/>
+              <w:right w:val="single" w:color="DDE6EF" w:sz="4"/>
+            </w:tcBorders>
+            <w:tcMar>
+              <w:top w:type="dxa" w:w="60"/>
+              <w:left w:type="dxa" w:w="100"/>
+              <w:bottom w:type="dxa" w:w="60"/>
+              <w:right w:type="dxa" w:w="100"/>
+            </w:tcMar>
+          </w:tcPr>
+          <w:p>
+            <w:r>
+              <w:rPr>
+                <w:b w:val="false"/>
+                <w:bCs w:val="false"/>
+                <w:sz w:val="19"/>
+                <w:szCs w:val="19"/>
+              </w:rPr>
+              <w:t xml:space="preserve">R13</w:t>
+            </w:r>
+          </w:p>
+        </w:tc>
+        <w:tc>
+          <w:tcPr>
+            <w:tcW w:type="dxa" w:w="1300"/>
+            <w:tcBorders>
+              <w:top w:val="single" w:color="DDE6EF" w:sz="4"/>
+              <w:left w:val="single" w:color="DDE6EF" w:sz="4"/>
+              <w:bottom w:val="single" w:color="DDE6EF" w:sz="4"/>
+              <w:right w:val="single" w:color="DDE6EF" w:sz="4"/>
+            </w:tcBorders>
+            <w:tcMar>
+              <w:top w:type="dxa" w:w="60"/>
+              <w:left w:type="dxa" w:w="100"/>
+              <w:bottom w:type="dxa" w:w="60"/>
+              <w:right w:type="dxa" w:w="100"/>
+            </w:tcMar>
+          </w:tcPr>
+          <w:p>
+            <w:r>
+              <w:rPr>
+                <w:b w:val="false"/>
+                <w:bCs w:val="false"/>
+                <w:sz w:val="19"/>
+                <w:szCs w:val="19"/>
+              </w:rPr>
+              <w:t xml:space="preserve">Backend, do not do</w:t>
+            </w:r>
+          </w:p>
+        </w:tc>
+        <w:tc>
+          <w:tcPr>
+            <w:tcW w:type="dxa" w:w="7638"/>
+            <w:tcBorders>
+              <w:top w:val="single" w:color="DDE6EF" w:sz="4"/>
+              <w:left w:val="single" w:color="DDE6EF" w:sz="4"/>
+              <w:bottom w:val="single" w:color="DDE6EF" w:sz="4"/>
+              <w:right w:val="single" w:color="DDE6EF" w:sz="4"/>
+            </w:tcBorders>
+            <w:tcMar>
+              <w:top w:type="dxa" w:w="60"/>
+              <w:left w:type="dxa" w:w="100"/>
+              <w:bottom w:type="dxa" w:w="60"/>
+              <w:right w:type="dxa" w:w="100"/>
+            </w:tcMar>
+          </w:tcPr>
+          <w:p>
+            <w:r>
+              <w:rPr>
+                <w:b w:val="false"/>
+                <w:bCs w:val="false"/>
+                <w:sz w:val="19"/>
+                <w:szCs w:val="19"/>
+              </w:rPr>
+              <w:t xml:space="preserve">The backend returns 403 for a LOCKED account before checking the password.</w:t>
+            </w:r>
+          </w:p>
+        </w:tc>
+      </w:tr>
+    </w:tbl>
+    <w:p>
+      <w:pPr>
+        <w:spacing w:after="60"/>
+      </w:pPr>
+    </w:p>
+    <w:p>
+      <w:pPr>
+        <w:pStyle w:val="Heading2"/>
+      </w:pPr>
+      <w:r>
+        <w:t xml:space="preserve">9.3 Rules for the fixes</w:t>
+      </w:r>
+    </w:p>
+    <w:p>
+      <w:pPr>
+        <w:spacing w:after="120"/>
+      </w:pPr>
+      <w:r>
+        <w:t xml:space="preserve">Frontend only, no backend file changed; new commits on top of the FE-01 commit without rewriting history; every fix covered by at least one automated test that fails when the fix is broken on purpose; PowerShell for every command; lint with zero warnings.</w:t>
+      </w:r>
+    </w:p>
+    <w:p>
+      <w:pPr>
+        <w:pStyle w:val="Heading2"/>
+      </w:pPr>
+      <w:r>
+        <w:t xml:space="preserve">9.4 Review Log</w:t>
+      </w:r>
+    </w:p>
+    <w:tbl>
+      <w:tblPr>
+        <w:tblW w:type="dxa" w:w="9638"/>
+        <w:tblBorders>
+          <w:top w:val="single" w:color="auto" w:sz="4"/>
+          <w:left w:val="single" w:color="auto" w:sz="4"/>
+          <w:bottom w:val="single" w:color="auto" w:sz="4"/>
+          <w:right w:val="single" w:color="auto" w:sz="4"/>
+          <w:insideH w:val="single" w:color="auto" w:sz="4"/>
+          <w:insideV w:val="single" w:color="auto" w:sz="4"/>
+        </w:tblBorders>
+      </w:tblPr>
+      <w:tblGrid>
+        <w:gridCol w:w="900"/>
+        <w:gridCol w:w="1500"/>
+        <w:gridCol w:w="2300"/>
+        <w:gridCol w:w="4938"/>
+      </w:tblGrid>
+      <w:tr>
+        <w:trPr>
+          <w:tblHeader/>
+        </w:trPr>
+        <w:tc>
+          <w:tcPr>
+            <w:tcW w:type="dxa" w:w="900"/>
+            <w:tcBorders>
+              <w:top w:val="single" w:color="DDE6EF" w:sz="4"/>
+              <w:left w:val="single" w:color="DDE6EF" w:sz="4"/>
+              <w:bottom w:val="single" w:color="DDE6EF" w:sz="4"/>
+              <w:right w:val="single" w:color="DDE6EF" w:sz="4"/>
+            </w:tcBorders>
+            <w:shd w:fill="102E50" w:color="auto" w:val="clear"/>
+            <w:tcMar>
+              <w:top w:type="dxa" w:w="60"/>
+              <w:left w:type="dxa" w:w="100"/>
+              <w:bottom w:type="dxa" w:w="60"/>
+              <w:right w:type="dxa" w:w="100"/>
+            </w:tcMar>
+          </w:tcPr>
+          <w:p>
+            <w:r>
+              <w:rPr>
+                <w:b/>
+                <w:bCs/>
+                <w:color w:val="FFFFFF"/>
+                <w:sz w:val="19"/>
+                <w:szCs w:val="19"/>
+              </w:rPr>
+              <w:t xml:space="preserve">Round</w:t>
+            </w:r>
+          </w:p>
+        </w:tc>
+        <w:tc>
+          <w:tcPr>
+            <w:tcW w:type="dxa" w:w="1500"/>
+            <w:tcBorders>
+              <w:top w:val="single" w:color="DDE6EF" w:sz="4"/>
+              <w:left w:val="single" w:color="DDE6EF" w:sz="4"/>
+              <w:bottom w:val="single" w:color="DDE6EF" w:sz="4"/>
+              <w:right w:val="single" w:color="DDE6EF" w:sz="4"/>
+            </w:tcBorders>
+            <w:shd w:fill="102E50" w:color="auto" w:val="clear"/>
+            <w:tcMar>
+              <w:top w:type="dxa" w:w="60"/>
+              <w:left w:type="dxa" w:w="100"/>
+              <w:bottom w:type="dxa" w:w="60"/>
+              <w:right w:type="dxa" w:w="100"/>
+            </w:tcMar>
+          </w:tcPr>
+          <w:p>
+            <w:r>
+              <w:rPr>
+                <w:b/>
+                <w:bCs/>
+                <w:color w:val="FFFFFF"/>
+                <w:sz w:val="19"/>
+                <w:szCs w:val="19"/>
+              </w:rPr>
+              <w:t xml:space="preserve">Date</w:t>
+            </w:r>
+          </w:p>
+        </w:tc>
+        <w:tc>
+          <w:tcPr>
+            <w:tcW w:type="dxa" w:w="2300"/>
+            <w:tcBorders>
+              <w:top w:val="single" w:color="DDE6EF" w:sz="4"/>
+              <w:left w:val="single" w:color="DDE6EF" w:sz="4"/>
+              <w:bottom w:val="single" w:color="DDE6EF" w:sz="4"/>
+              <w:right w:val="single" w:color="DDE6EF" w:sz="4"/>
+            </w:tcBorders>
+            <w:shd w:fill="102E50" w:color="auto" w:val="clear"/>
+            <w:tcMar>
+              <w:top w:type="dxa" w:w="60"/>
+              <w:left w:type="dxa" w:w="100"/>
+              <w:bottom w:type="dxa" w:w="60"/>
+              <w:right w:type="dxa" w:w="100"/>
+            </w:tcMar>
+          </w:tcPr>
+          <w:p>
+            <w:r>
+              <w:rPr>
+                <w:b/>
+                <w:bCs/>
+                <w:color w:val="FFFFFF"/>
+                <w:sz w:val="19"/>
+                <w:szCs w:val="19"/>
+              </w:rPr>
+              <w:t xml:space="preserve">Event</w:t>
+            </w:r>
+          </w:p>
+        </w:tc>
+        <w:tc>
+          <w:tcPr>
+            <w:tcW w:type="dxa" w:w="4938"/>
+            <w:tcBorders>
+              <w:top w:val="single" w:color="DDE6EF" w:sz="4"/>
+              <w:left w:val="single" w:color="DDE6EF" w:sz="4"/>
+              <w:bottom w:val="single" w:color="DDE6EF" w:sz="4"/>
+              <w:right w:val="single" w:color="DDE6EF" w:sz="4"/>
+            </w:tcBorders>
+            <w:shd w:fill="102E50" w:color="auto" w:val="clear"/>
+            <w:tcMar>
+              <w:top w:type="dxa" w:w="60"/>
+              <w:left w:type="dxa" w:w="100"/>
+              <w:bottom w:type="dxa" w:w="60"/>
+              <w:right w:type="dxa" w:w="100"/>
+            </w:tcMar>
+          </w:tcPr>
+          <w:p>
+            <w:r>
+              <w:rPr>
+                <w:b/>
+                <w:bCs/>
+                <w:color w:val="FFFFFF"/>
+                <w:sz w:val="19"/>
+                <w:szCs w:val="19"/>
+              </w:rPr>
+              <w:t xml:space="preserve">Result</w:t>
+            </w:r>
+          </w:p>
+        </w:tc>
+      </w:tr>
+      <w:tr>
+        <w:trPr>
+          <w:tblHeader w:val="false"/>
+        </w:trPr>
+        <w:tc>
+          <w:tcPr>
+            <w:tcW w:type="dxa" w:w="900"/>
+            <w:tcBorders>
+              <w:top w:val="single" w:color="DDE6EF" w:sz="4"/>
+              <w:left w:val="single" w:color="DDE6EF" w:sz="4"/>
+              <w:bottom w:val="single" w:color="DDE6EF" w:sz="4"/>
+              <w:right w:val="single" w:color="DDE6EF" w:sz="4"/>
+            </w:tcBorders>
+            <w:tcMar>
+              <w:top w:type="dxa" w:w="60"/>
+              <w:left w:type="dxa" w:w="100"/>
+              <w:bottom w:type="dxa" w:w="60"/>
+              <w:right w:type="dxa" w:w="100"/>
+            </w:tcMar>
+          </w:tcPr>
+          <w:p>
+            <w:r>
+              <w:rPr>
+                <w:b w:val="false"/>
+                <w:bCs w:val="false"/>
+                <w:sz w:val="19"/>
+                <w:szCs w:val="19"/>
+              </w:rPr>
+              <w:t xml:space="preserve">1</w:t>
+            </w:r>
+          </w:p>
+        </w:tc>
+        <w:tc>
+          <w:tcPr>
+            <w:tcW w:type="dxa" w:w="1500"/>
+            <w:tcBorders>
+              <w:top w:val="single" w:color="DDE6EF" w:sz="4"/>
+              <w:left w:val="single" w:color="DDE6EF" w:sz="4"/>
+              <w:bottom w:val="single" w:color="DDE6EF" w:sz="4"/>
+              <w:right w:val="single" w:color="DDE6EF" w:sz="4"/>
+            </w:tcBorders>
+            <w:tcMar>
+              <w:top w:type="dxa" w:w="60"/>
+              <w:left w:type="dxa" w:w="100"/>
+              <w:bottom w:type="dxa" w:w="60"/>
+              <w:right w:type="dxa" w:w="100"/>
+            </w:tcMar>
+          </w:tcPr>
+          <w:p>
+            <w:r>
+              <w:rPr>
+                <w:b w:val="false"/>
+                <w:bCs w:val="false"/>
+                <w:sz w:val="19"/>
+                <w:szCs w:val="19"/>
+              </w:rPr>
+              <w:t xml:space="preserve">2026-10-12</w:t>
+            </w:r>
+          </w:p>
+        </w:tc>
+        <w:tc>
+          <w:tcPr>
+            <w:tcW w:type="dxa" w:w="2300"/>
+            <w:tcBorders>
+              <w:top w:val="single" w:color="DDE6EF" w:sz="4"/>
+              <w:left w:val="single" w:color="DDE6EF" w:sz="4"/>
+              <w:bottom w:val="single" w:color="DDE6EF" w:sz="4"/>
+              <w:right w:val="single" w:color="DDE6EF" w:sz="4"/>
+            </w:tcBorders>
+            <w:tcMar>
+              <w:top w:type="dxa" w:w="60"/>
+              <w:left w:type="dxa" w:w="100"/>
+              <w:bottom w:type="dxa" w:w="60"/>
+              <w:right w:type="dxa" w:w="100"/>
+            </w:tcMar>
+          </w:tcPr>
+          <w:p>
+            <w:r>
+              <w:rPr>
+                <w:b w:val="false"/>
+                <w:bCs w:val="false"/>
+                <w:sz w:val="19"/>
+                <w:szCs w:val="19"/>
+              </w:rPr>
+              <w:t xml:space="preserve">FE-01 implemented (commit 8e325b9)</w:t>
+            </w:r>
+          </w:p>
+        </w:tc>
+        <w:tc>
+          <w:tcPr>
+            <w:tcW w:type="dxa" w:w="4938"/>
+            <w:tcBorders>
+              <w:top w:val="single" w:color="DDE6EF" w:sz="4"/>
+              <w:left w:val="single" w:color="DDE6EF" w:sz="4"/>
+              <w:bottom w:val="single" w:color="DDE6EF" w:sz="4"/>
+              <w:right w:val="single" w:color="DDE6EF" w:sz="4"/>
+            </w:tcBorders>
+            <w:tcMar>
+              <w:top w:type="dxa" w:w="60"/>
+              <w:left w:type="dxa" w:w="100"/>
+              <w:bottom w:type="dxa" w:w="60"/>
+              <w:right w:type="dxa" w:w="100"/>
+            </w:tcMar>
+          </w:tcPr>
+          <w:p>
+            <w:r>
+              <w:rPr>
+                <w:b w:val="false"/>
+                <w:bCs w:val="false"/>
+                <w:sz w:val="19"/>
+                <w:szCs w:val="19"/>
+              </w:rPr>
+              <w:t xml:space="preserve">Submitted: 115 tests, lint and build passing</w:t>
+            </w:r>
+          </w:p>
+        </w:tc>
+      </w:tr>
+      <w:tr>
+        <w:trPr>
+          <w:tblHeader w:val="false"/>
+        </w:trPr>
+        <w:tc>
+          <w:tcPr>
+            <w:tcW w:type="dxa" w:w="900"/>
+            <w:tcBorders>
+              <w:top w:val="single" w:color="DDE6EF" w:sz="4"/>
+              <w:left w:val="single" w:color="DDE6EF" w:sz="4"/>
+              <w:bottom w:val="single" w:color="DDE6EF" w:sz="4"/>
+              <w:right w:val="single" w:color="DDE6EF" w:sz="4"/>
+            </w:tcBorders>
+            <w:tcMar>
+              <w:top w:type="dxa" w:w="60"/>
+              <w:left w:type="dxa" w:w="100"/>
+              <w:bottom w:type="dxa" w:w="60"/>
+              <w:right w:type="dxa" w:w="100"/>
+            </w:tcMar>
+          </w:tcPr>
+          <w:p>
+            <w:r>
+              <w:rPr>
+                <w:b w:val="false"/>
+                <w:bCs w:val="false"/>
+                <w:sz w:val="19"/>
+                <w:szCs w:val="19"/>
+              </w:rPr>
+              <w:t xml:space="preserve">1</w:t>
+            </w:r>
+          </w:p>
+        </w:tc>
+        <w:tc>
+          <w:tcPr>
+            <w:tcW w:type="dxa" w:w="1500"/>
+            <w:tcBorders>
+              <w:top w:val="single" w:color="DDE6EF" w:sz="4"/>
+              <w:left w:val="single" w:color="DDE6EF" w:sz="4"/>
+              <w:bottom w:val="single" w:color="DDE6EF" w:sz="4"/>
+              <w:right w:val="single" w:color="DDE6EF" w:sz="4"/>
+            </w:tcBorders>
+            <w:tcMar>
+              <w:top w:type="dxa" w:w="60"/>
+              <w:left w:type="dxa" w:w="100"/>
+              <w:bottom w:type="dxa" w:w="60"/>
+              <w:right w:type="dxa" w:w="100"/>
+            </w:tcMar>
+          </w:tcPr>
+          <w:p>
+            <w:r>
+              <w:rPr>
+                <w:b w:val="false"/>
+                <w:bCs w:val="false"/>
+                <w:sz w:val="19"/>
+                <w:szCs w:val="19"/>
+              </w:rPr>
+              <w:t xml:space="preserve">2026-10-12</w:t>
+            </w:r>
+          </w:p>
+        </w:tc>
+        <w:tc>
+          <w:tcPr>
+            <w:tcW w:type="dxa" w:w="2300"/>
+            <w:tcBorders>
+              <w:top w:val="single" w:color="DDE6EF" w:sz="4"/>
+              <w:left w:val="single" w:color="DDE6EF" w:sz="4"/>
+              <w:bottom w:val="single" w:color="DDE6EF" w:sz="4"/>
+              <w:right w:val="single" w:color="DDE6EF" w:sz="4"/>
+            </w:tcBorders>
+            <w:tcMar>
+              <w:top w:type="dxa" w:w="60"/>
+              <w:left w:type="dxa" w:w="100"/>
+              <w:bottom w:type="dxa" w:w="60"/>
+              <w:right w:type="dxa" w:w="100"/>
+            </w:tcMar>
+          </w:tcPr>
+          <w:p>
+            <w:r>
+              <w:rPr>
+                <w:b w:val="false"/>
+                <w:bCs w:val="false"/>
+                <w:sz w:val="19"/>
+                <w:szCs w:val="19"/>
+              </w:rPr>
+              <w:t xml:space="preserve">Code review of round 1</w:t>
+            </w:r>
+          </w:p>
+        </w:tc>
+        <w:tc>
+          <w:tcPr>
+            <w:tcW w:type="dxa" w:w="4938"/>
+            <w:tcBorders>
+              <w:top w:val="single" w:color="DDE6EF" w:sz="4"/>
+              <w:left w:val="single" w:color="DDE6EF" w:sz="4"/>
+              <w:bottom w:val="single" w:color="DDE6EF" w:sz="4"/>
+              <w:right w:val="single" w:color="DDE6EF" w:sz="4"/>
+            </w:tcBorders>
+            <w:tcMar>
+              <w:top w:type="dxa" w:w="60"/>
+              <w:left w:type="dxa" w:w="100"/>
+              <w:bottom w:type="dxa" w:w="60"/>
+              <w:right w:type="dxa" w:w="100"/>
+            </w:tcMar>
+          </w:tcPr>
+          <w:p>
+            <w:r>
+              <w:rPr>
+                <w:b w:val="false"/>
+                <w:bCs w:val="false"/>
+                <w:sz w:val="19"/>
+                <w:szCs w:val="19"/>
+              </w:rPr>
+              <w:t xml:space="preserve">CHANGES REQUESTED: R1 to R11, R13 (section 9.2)</w:t>
+            </w:r>
+          </w:p>
+        </w:tc>
+      </w:tr>
+      <w:tr>
+        <w:trPr>
+          <w:tblHeader w:val="false"/>
+        </w:trPr>
+        <w:tc>
+          <w:tcPr>
+            <w:tcW w:type="dxa" w:w="900"/>
+            <w:tcBorders>
+              <w:top w:val="single" w:color="DDE6EF" w:sz="4"/>
+              <w:left w:val="single" w:color="DDE6EF" w:sz="4"/>
+              <w:bottom w:val="single" w:color="DDE6EF" w:sz="4"/>
+              <w:right w:val="single" w:color="DDE6EF" w:sz="4"/>
+            </w:tcBorders>
+            <w:tcMar>
+              <w:top w:type="dxa" w:w="60"/>
+              <w:left w:type="dxa" w:w="100"/>
+              <w:bottom w:type="dxa" w:w="60"/>
+              <w:right w:type="dxa" w:w="100"/>
+            </w:tcMar>
+          </w:tcPr>
+          <w:p>
+            <w:r>
+              <w:rPr>
+                <w:b w:val="false"/>
+                <w:bCs w:val="false"/>
+                <w:sz w:val="19"/>
+                <w:szCs w:val="19"/>
+              </w:rPr>
+              <w:t xml:space="preserve">2</w:t>
+            </w:r>
+          </w:p>
+        </w:tc>
+        <w:tc>
+          <w:tcPr>
+            <w:tcW w:type="dxa" w:w="1500"/>
+            <w:tcBorders>
+              <w:top w:val="single" w:color="DDE6EF" w:sz="4"/>
+              <w:left w:val="single" w:color="DDE6EF" w:sz="4"/>
+              <w:bottom w:val="single" w:color="DDE6EF" w:sz="4"/>
+              <w:right w:val="single" w:color="DDE6EF" w:sz="4"/>
+            </w:tcBorders>
+            <w:tcMar>
+              <w:top w:type="dxa" w:w="60"/>
+              <w:left w:type="dxa" w:w="100"/>
+              <w:bottom w:type="dxa" w:w="60"/>
+              <w:right w:type="dxa" w:w="100"/>
+            </w:tcMar>
+          </w:tcPr>
+          <w:p>
+            <w:r>
+              <w:rPr>
+                <w:b w:val="false"/>
+                <w:bCs w:val="false"/>
+                <w:sz w:val="19"/>
+                <w:szCs w:val="19"/>
+              </w:rPr>
+              <w:t xml:space="preserve">2026-10-12</w:t>
+            </w:r>
+          </w:p>
+        </w:tc>
+        <w:tc>
+          <w:tcPr>
+            <w:tcW w:type="dxa" w:w="2300"/>
+            <w:tcBorders>
+              <w:top w:val="single" w:color="DDE6EF" w:sz="4"/>
+              <w:left w:val="single" w:color="DDE6EF" w:sz="4"/>
+              <w:bottom w:val="single" w:color="DDE6EF" w:sz="4"/>
+              <w:right w:val="single" w:color="DDE6EF" w:sz="4"/>
+            </w:tcBorders>
+            <w:tcMar>
+              <w:top w:type="dxa" w:w="60"/>
+              <w:left w:type="dxa" w:w="100"/>
+              <w:bottom w:type="dxa" w:w="60"/>
+              <w:right w:type="dxa" w:w="100"/>
+            </w:tcMar>
+          </w:tcPr>
+          <w:p>
+            <w:r>
+              <w:rPr>
+                <w:b w:val="false"/>
+                <w:bCs w:val="false"/>
+                <w:sz w:val="19"/>
+                <w:szCs w:val="19"/>
+              </w:rPr>
+              <w:t xml:space="preserve">Review fixes (commit 5964a08 code, next commit docs)</w:t>
+            </w:r>
+          </w:p>
+        </w:tc>
+        <w:tc>
+          <w:tcPr>
+            <w:tcW w:type="dxa" w:w="4938"/>
+            <w:tcBorders>
+              <w:top w:val="single" w:color="DDE6EF" w:sz="4"/>
+              <w:left w:val="single" w:color="DDE6EF" w:sz="4"/>
+              <w:bottom w:val="single" w:color="DDE6EF" w:sz="4"/>
+              <w:right w:val="single" w:color="DDE6EF" w:sz="4"/>
+            </w:tcBorders>
+            <w:tcMar>
+              <w:top w:type="dxa" w:w="60"/>
+              <w:left w:type="dxa" w:w="100"/>
+              <w:bottom w:type="dxa" w:w="60"/>
+              <w:right w:type="dxa" w:w="100"/>
+            </w:tcMar>
+          </w:tcPr>
+          <w:p>
+            <w:r>
+              <w:rPr>
+                <w:b w:val="false"/>
+                <w:bCs w:val="false"/>
+                <w:sz w:val="19"/>
+                <w:szCs w:val="19"/>
+              </w:rPr>
+              <w:t xml:space="preserve">Submitted for re-review: 141 tests, lint with zero warnings, build passing; manual cases still NOT RUN (section 10)</w:t>
+            </w:r>
+          </w:p>
+        </w:tc>
+      </w:tr>
+    </w:tbl>
+    <w:p>
+      <w:pPr>
+        <w:spacing w:after="60"/>
+      </w:pPr>
+    </w:p>
+    <w:p>
+      <w:pPr>
+        <w:pStyle w:val="Heading1"/>
+      </w:pPr>
+      <w:r>
+        <w:t xml:space="preserve">10. Review Fixes (Round 2)</w:t>
+      </w:r>
+    </w:p>
+    <w:p>
+      <w:pPr>
+        <w:spacing w:after="120"/>
+      </w:pPr>
+      <w:r>
+        <w:t xml:space="preserve">All blocking and should fix findings are fixed, the three optional findings are done as well, R13 is listed as a backend follow-up and R1 is prepared for the developer. Details per finding:</w:t>
+      </w:r>
+    </w:p>
+    <w:tbl>
+      <w:tblPr>
+        <w:tblW w:type="dxa" w:w="9638"/>
+        <w:tblBorders>
+          <w:top w:val="single" w:color="auto" w:sz="4"/>
+          <w:left w:val="single" w:color="auto" w:sz="4"/>
+          <w:bottom w:val="single" w:color="auto" w:sz="4"/>
+          <w:right w:val="single" w:color="auto" w:sz="4"/>
+          <w:insideH w:val="single" w:color="auto" w:sz="4"/>
+          <w:insideV w:val="single" w:color="auto" w:sz="4"/>
+        </w:tblBorders>
+      </w:tblPr>
+      <w:tblGrid>
+        <w:gridCol w:w="650"/>
+        <w:gridCol w:w="1050"/>
+        <w:gridCol w:w="4200"/>
+        <w:gridCol w:w="3738"/>
+      </w:tblGrid>
+      <w:tr>
+        <w:trPr>
+          <w:tblHeader/>
+        </w:trPr>
+        <w:tc>
+          <w:tcPr>
+            <w:tcW w:type="dxa" w:w="650"/>
+            <w:tcBorders>
+              <w:top w:val="single" w:color="DDE6EF" w:sz="4"/>
+              <w:left w:val="single" w:color="DDE6EF" w:sz="4"/>
+              <w:bottom w:val="single" w:color="DDE6EF" w:sz="4"/>
+              <w:right w:val="single" w:color="DDE6EF" w:sz="4"/>
+            </w:tcBorders>
+            <w:shd w:fill="102E50" w:color="auto" w:val="clear"/>
+            <w:tcMar>
+              <w:top w:type="dxa" w:w="60"/>
+              <w:left w:type="dxa" w:w="100"/>
+              <w:bottom w:type="dxa" w:w="60"/>
+              <w:right w:type="dxa" w:w="100"/>
+            </w:tcMar>
+          </w:tcPr>
+          <w:p>
+            <w:r>
+              <w:rPr>
+                <w:b/>
+                <w:bCs/>
+                <w:color w:val="FFFFFF"/>
+                <w:sz w:val="19"/>
+                <w:szCs w:val="19"/>
+              </w:rPr>
+              <w:t xml:space="preserve">ID</w:t>
+            </w:r>
+          </w:p>
+        </w:tc>
+        <w:tc>
+          <w:tcPr>
+            <w:tcW w:type="dxa" w:w="1050"/>
+            <w:tcBorders>
+              <w:top w:val="single" w:color="DDE6EF" w:sz="4"/>
+              <w:left w:val="single" w:color="DDE6EF" w:sz="4"/>
+              <w:bottom w:val="single" w:color="DDE6EF" w:sz="4"/>
+              <w:right w:val="single" w:color="DDE6EF" w:sz="4"/>
+            </w:tcBorders>
+            <w:shd w:fill="102E50" w:color="auto" w:val="clear"/>
+            <w:tcMar>
+              <w:top w:type="dxa" w:w="60"/>
+              <w:left w:type="dxa" w:w="100"/>
+              <w:bottom w:type="dxa" w:w="60"/>
+              <w:right w:type="dxa" w:w="100"/>
+            </w:tcMar>
+          </w:tcPr>
+          <w:p>
+            <w:r>
+              <w:rPr>
+                <w:b/>
+                <w:bCs/>
+                <w:color w:val="FFFFFF"/>
+                <w:sz w:val="19"/>
+                <w:szCs w:val="19"/>
+              </w:rPr>
+              <w:t xml:space="preserve">Status</w:t>
+            </w:r>
+          </w:p>
+        </w:tc>
+        <w:tc>
+          <w:tcPr>
+            <w:tcW w:type="dxa" w:w="4200"/>
+            <w:tcBorders>
+              <w:top w:val="single" w:color="DDE6EF" w:sz="4"/>
+              <w:left w:val="single" w:color="DDE6EF" w:sz="4"/>
+              <w:bottom w:val="single" w:color="DDE6EF" w:sz="4"/>
+              <w:right w:val="single" w:color="DDE6EF" w:sz="4"/>
+            </w:tcBorders>
+            <w:shd w:fill="102E50" w:color="auto" w:val="clear"/>
+            <w:tcMar>
+              <w:top w:type="dxa" w:w="60"/>
+              <w:left w:type="dxa" w:w="100"/>
+              <w:bottom w:type="dxa" w:w="60"/>
+              <w:right w:type="dxa" w:w="100"/>
+            </w:tcMar>
+          </w:tcPr>
+          <w:p>
+            <w:r>
+              <w:rPr>
+                <w:b/>
+                <w:bCs/>
+                <w:color w:val="FFFFFF"/>
+                <w:sz w:val="19"/>
+                <w:szCs w:val="19"/>
+              </w:rPr>
+              <w:t xml:space="preserve">What changed</w:t>
+            </w:r>
+          </w:p>
+        </w:tc>
+        <w:tc>
+          <w:tcPr>
+            <w:tcW w:type="dxa" w:w="3738"/>
+            <w:tcBorders>
+              <w:top w:val="single" w:color="DDE6EF" w:sz="4"/>
+              <w:left w:val="single" w:color="DDE6EF" w:sz="4"/>
+              <w:bottom w:val="single" w:color="DDE6EF" w:sz="4"/>
+              <w:right w:val="single" w:color="DDE6EF" w:sz="4"/>
+            </w:tcBorders>
+            <w:shd w:fill="102E50" w:color="auto" w:val="clear"/>
+            <w:tcMar>
+              <w:top w:type="dxa" w:w="60"/>
+              <w:left w:type="dxa" w:w="100"/>
+              <w:bottom w:type="dxa" w:w="60"/>
+              <w:right w:type="dxa" w:w="100"/>
+            </w:tcMar>
+          </w:tcPr>
+          <w:p>
+            <w:r>
+              <w:rPr>
+                <w:b/>
+                <w:bCs/>
+                <w:color w:val="FFFFFF"/>
+                <w:sz w:val="19"/>
+                <w:szCs w:val="19"/>
+              </w:rPr>
+              <w:t xml:space="preserve">Evidence (tests)</w:t>
+            </w:r>
+          </w:p>
+        </w:tc>
+      </w:tr>
+      <w:tr>
+        <w:trPr>
+          <w:tblHeader w:val="false"/>
+        </w:trPr>
+        <w:tc>
+          <w:tcPr>
+            <w:tcW w:type="dxa" w:w="650"/>
+            <w:tcBorders>
+              <w:top w:val="single" w:color="DDE6EF" w:sz="4"/>
+              <w:left w:val="single" w:color="DDE6EF" w:sz="4"/>
+              <w:bottom w:val="single" w:color="DDE6EF" w:sz="4"/>
+              <w:right w:val="single" w:color="DDE6EF" w:sz="4"/>
+            </w:tcBorders>
+            <w:tcMar>
+              <w:top w:type="dxa" w:w="60"/>
+              <w:left w:type="dxa" w:w="100"/>
+              <w:bottom w:type="dxa" w:w="60"/>
+              <w:right w:type="dxa" w:w="100"/>
+            </w:tcMar>
+          </w:tcPr>
+          <w:p>
+            <w:r>
+              <w:rPr>
+                <w:b w:val="false"/>
+                <w:bCs w:val="false"/>
+                <w:sz w:val="19"/>
+                <w:szCs w:val="19"/>
+              </w:rPr>
+              <w:t xml:space="preserve">R1</w:t>
+            </w:r>
+          </w:p>
+        </w:tc>
+        <w:tc>
+          <w:tcPr>
+            <w:tcW w:type="dxa" w:w="1050"/>
+            <w:tcBorders>
+              <w:top w:val="single" w:color="DDE6EF" w:sz="4"/>
+              <w:left w:val="single" w:color="DDE6EF" w:sz="4"/>
+              <w:bottom w:val="single" w:color="DDE6EF" w:sz="4"/>
+              <w:right w:val="single" w:color="DDE6EF" w:sz="4"/>
+            </w:tcBorders>
+            <w:tcMar>
+              <w:top w:type="dxa" w:w="60"/>
+              <w:left w:type="dxa" w:w="100"/>
+              <w:bottom w:type="dxa" w:w="60"/>
+              <w:right w:type="dxa" w:w="100"/>
+            </w:tcMar>
+          </w:tcPr>
+          <w:p>
+            <w:r>
+              <w:rPr>
+                <w:b w:val="false"/>
+                <w:bCs w:val="false"/>
+                <w:sz w:val="19"/>
+                <w:szCs w:val="19"/>
+              </w:rPr>
+              <w:t xml:space="preserve">Fixed (prepared, not run)</w:t>
+            </w:r>
+          </w:p>
+        </w:tc>
+        <w:tc>
+          <w:tcPr>
+            <w:tcW w:type="dxa" w:w="4200"/>
+            <w:tcBorders>
+              <w:top w:val="single" w:color="DDE6EF" w:sz="4"/>
+              <w:left w:val="single" w:color="DDE6EF" w:sz="4"/>
+              <w:bottom w:val="single" w:color="DDE6EF" w:sz="4"/>
+              <w:right w:val="single" w:color="DDE6EF" w:sz="4"/>
+            </w:tcBorders>
+            <w:tcMar>
+              <w:top w:type="dxa" w:w="60"/>
+              <w:left w:type="dxa" w:w="100"/>
+              <w:bottom w:type="dxa" w:w="60"/>
+              <w:right w:type="dxa" w:w="100"/>
+            </w:tcMar>
+          </w:tcPr>
+          <w:p>
+            <w:r>
+              <w:rPr>
+                <w:b w:val="false"/>
+                <w:bCs w:val="false"/>
+                <w:sz w:val="19"/>
+                <w:szCs w:val="19"/>
+              </w:rPr>
+              <w:t xml:space="preserve">docs/tests/FE-01_test_cases.md section 4: PowerShell steps for backend and frontend without Docker, exact SQL and sqlcmd command for M03 and M04, M05 rewritten to close the tab with a note about "Continue where you left off", new cases M15 and M16 (R2) and M17 and M18 (R3). All 18 manual cases left NOT RUN.</w:t>
+            </w:r>
+          </w:p>
+        </w:tc>
+        <w:tc>
+          <w:tcPr>
+            <w:tcW w:type="dxa" w:w="3738"/>
+            <w:tcBorders>
+              <w:top w:val="single" w:color="DDE6EF" w:sz="4"/>
+              <w:left w:val="single" w:color="DDE6EF" w:sz="4"/>
+              <w:bottom w:val="single" w:color="DDE6EF" w:sz="4"/>
+              <w:right w:val="single" w:color="DDE6EF" w:sz="4"/>
+            </w:tcBorders>
+            <w:tcMar>
+              <w:top w:type="dxa" w:w="60"/>
+              <w:left w:type="dxa" w:w="100"/>
+              <w:bottom w:type="dxa" w:w="60"/>
+              <w:right w:type="dxa" w:w="100"/>
+            </w:tcMar>
+          </w:tcPr>
+          <w:p>
+            <w:r>
+              <w:rPr>
+                <w:b w:val="false"/>
+                <w:bCs w:val="false"/>
+                <w:sz w:val="19"/>
+                <w:szCs w:val="19"/>
+              </w:rPr>
+              <w:t xml:space="preserve">Manual cases M01 to M18 (developer step)</w:t>
+            </w:r>
+          </w:p>
+        </w:tc>
+      </w:tr>
+      <w:tr>
+        <w:trPr>
+          <w:tblHeader w:val="false"/>
+        </w:trPr>
+        <w:tc>
+          <w:tcPr>
+            <w:tcW w:type="dxa" w:w="650"/>
+            <w:tcBorders>
+              <w:top w:val="single" w:color="DDE6EF" w:sz="4"/>
+              <w:left w:val="single" w:color="DDE6EF" w:sz="4"/>
+              <w:bottom w:val="single" w:color="DDE6EF" w:sz="4"/>
+              <w:right w:val="single" w:color="DDE6EF" w:sz="4"/>
+            </w:tcBorders>
+            <w:tcMar>
+              <w:top w:type="dxa" w:w="60"/>
+              <w:left w:type="dxa" w:w="100"/>
+              <w:bottom w:type="dxa" w:w="60"/>
+              <w:right w:type="dxa" w:w="100"/>
+            </w:tcMar>
+          </w:tcPr>
+          <w:p>
+            <w:r>
+              <w:rPr>
+                <w:b w:val="false"/>
+                <w:bCs w:val="false"/>
+                <w:sz w:val="19"/>
+                <w:szCs w:val="19"/>
+              </w:rPr>
+              <w:t xml:space="preserve">R2</w:t>
+            </w:r>
+          </w:p>
+        </w:tc>
+        <w:tc>
+          <w:tcPr>
+            <w:tcW w:type="dxa" w:w="1050"/>
+            <w:tcBorders>
+              <w:top w:val="single" w:color="DDE6EF" w:sz="4"/>
+              <w:left w:val="single" w:color="DDE6EF" w:sz="4"/>
+              <w:bottom w:val="single" w:color="DDE6EF" w:sz="4"/>
+              <w:right w:val="single" w:color="DDE6EF" w:sz="4"/>
+            </w:tcBorders>
+            <w:tcMar>
+              <w:top w:type="dxa" w:w="60"/>
+              <w:left w:type="dxa" w:w="100"/>
+              <w:bottom w:type="dxa" w:w="60"/>
+              <w:right w:type="dxa" w:w="100"/>
+            </w:tcMar>
+          </w:tcPr>
+          <w:p>
+            <w:r>
+              <w:rPr>
+                <w:b w:val="false"/>
+                <w:bCs w:val="false"/>
+                <w:sz w:val="19"/>
+                <w:szCs w:val="19"/>
+              </w:rPr>
+              <w:t xml:space="preserve">Fixed</w:t>
+            </w:r>
+          </w:p>
+        </w:tc>
+        <w:tc>
+          <w:tcPr>
+            <w:tcW w:type="dxa" w:w="4200"/>
+            <w:tcBorders>
+              <w:top w:val="single" w:color="DDE6EF" w:sz="4"/>
+              <w:left w:val="single" w:color="DDE6EF" w:sz="4"/>
+              <w:bottom w:val="single" w:color="DDE6EF" w:sz="4"/>
+              <w:right w:val="single" w:color="DDE6EF" w:sz="4"/>
+            </w:tcBorders>
+            <w:tcMar>
+              <w:top w:type="dxa" w:w="60"/>
+              <w:left w:type="dxa" w:w="100"/>
+              <w:bottom w:type="dxa" w:w="60"/>
+              <w:right w:type="dxa" w:w="100"/>
+            </w:tcMar>
+          </w:tcPr>
+          <w:p>
+            <w:r>
+              <w:rPr>
+                <w:b w:val="false"/>
+                <w:bCs w:val="false"/>
+                <w:sz w:val="19"/>
+                <w:szCs w:val="19"/>
+              </w:rPr>
+              <w:t xml:space="preserve">Clearing kept (one account per browser). AuthProvider storage listener calls tokenStorage.endTabSession() and sets signedOutElsewhere when a signed in tab loses its session; LoginPage shows "You were signed out because another account signed in or out in this browser."; logout in the same tab never sets it; a login clears it. JSDoc of tokenStorage, README Remember me paragraph and section 4 of this log rewritten.</w:t>
+            </w:r>
+          </w:p>
+        </w:tc>
+        <w:tc>
+          <w:tcPr>
+            <w:tcW w:type="dxa" w:w="3738"/>
+            <w:tcBorders>
+              <w:top w:val="single" w:color="DDE6EF" w:sz="4"/>
+              <w:left w:val="single" w:color="DDE6EF" w:sz="4"/>
+              <w:bottom w:val="single" w:color="DDE6EF" w:sz="4"/>
+              <w:right w:val="single" w:color="DDE6EF" w:sz="4"/>
+            </w:tcBorders>
+            <w:tcMar>
+              <w:top w:type="dxa" w:w="60"/>
+              <w:left w:type="dxa" w:w="100"/>
+              <w:bottom w:type="dxa" w:w="60"/>
+              <w:right w:type="dxa" w:w="100"/>
+            </w:tcMar>
+          </w:tcPr>
+          <w:p>
+            <w:r>
+              <w:rPr>
+                <w:b w:val="false"/>
+                <w:bCs w:val="false"/>
+                <w:sz w:val="19"/>
+                <w:szCs w:val="19"/>
+              </w:rPr>
+              <w:t xml:space="preserve">a login without Remember me removes a remembered session written by another tab (R2); endTabSession drops only the session of this tab; a login without Remember me in another tab signs this tab out with a notice; a login or logout in another tab also ends the session this tab keeps for itself; a logout in this tab does not show the notice; the notice disappears after the next successful login</w:t>
+            </w:r>
+          </w:p>
+        </w:tc>
+      </w:tr>
+      <w:tr>
+        <w:trPr>
+          <w:tblHeader w:val="false"/>
+        </w:trPr>
+        <w:tc>
+          <w:tcPr>
+            <w:tcW w:type="dxa" w:w="650"/>
+            <w:tcBorders>
+              <w:top w:val="single" w:color="DDE6EF" w:sz="4"/>
+              <w:left w:val="single" w:color="DDE6EF" w:sz="4"/>
+              <w:bottom w:val="single" w:color="DDE6EF" w:sz="4"/>
+              <w:right w:val="single" w:color="DDE6EF" w:sz="4"/>
+            </w:tcBorders>
+            <w:tcMar>
+              <w:top w:type="dxa" w:w="60"/>
+              <w:left w:type="dxa" w:w="100"/>
+              <w:bottom w:type="dxa" w:w="60"/>
+              <w:right w:type="dxa" w:w="100"/>
+            </w:tcMar>
+          </w:tcPr>
+          <w:p>
+            <w:r>
+              <w:rPr>
+                <w:b w:val="false"/>
+                <w:bCs w:val="false"/>
+                <w:sz w:val="19"/>
+                <w:szCs w:val="19"/>
+              </w:rPr>
+              <w:t xml:space="preserve">R3</w:t>
+            </w:r>
+          </w:p>
+        </w:tc>
+        <w:tc>
+          <w:tcPr>
+            <w:tcW w:type="dxa" w:w="1050"/>
+            <w:tcBorders>
+              <w:top w:val="single" w:color="DDE6EF" w:sz="4"/>
+              <w:left w:val="single" w:color="DDE6EF" w:sz="4"/>
+              <w:bottom w:val="single" w:color="DDE6EF" w:sz="4"/>
+              <w:right w:val="single" w:color="DDE6EF" w:sz="4"/>
+            </w:tcBorders>
+            <w:tcMar>
+              <w:top w:type="dxa" w:w="60"/>
+              <w:left w:type="dxa" w:w="100"/>
+              <w:bottom w:type="dxa" w:w="60"/>
+              <w:right w:type="dxa" w:w="100"/>
+            </w:tcMar>
+          </w:tcPr>
+          <w:p>
+            <w:r>
+              <w:rPr>
+                <w:b w:val="false"/>
+                <w:bCs w:val="false"/>
+                <w:sz w:val="19"/>
+                <w:szCs w:val="19"/>
+              </w:rPr>
+              <w:t xml:space="preserve">Fixed</w:t>
+            </w:r>
+          </w:p>
+        </w:tc>
+        <w:tc>
+          <w:tcPr>
+            <w:tcW w:type="dxa" w:w="4200"/>
+            <w:tcBorders>
+              <w:top w:val="single" w:color="DDE6EF" w:sz="4"/>
+              <w:left w:val="single" w:color="DDE6EF" w:sz="4"/>
+              <w:bottom w:val="single" w:color="DDE6EF" w:sz="4"/>
+              <w:right w:val="single" w:color="DDE6EF" w:sz="4"/>
+            </w:tcBorders>
+            <w:tcMar>
+              <w:top w:type="dxa" w:w="60"/>
+              <w:left w:type="dxa" w:w="100"/>
+              <w:bottom w:type="dxa" w:w="60"/>
+              <w:right w:type="dxa" w:w="100"/>
+            </w:tcMar>
+          </w:tcPr>
+          <w:p>
+            <w:r>
+              <w:rPr>
+                <w:b w:val="false"/>
+                <w:bCs w:val="false"/>
+                <w:sz w:val="19"/>
+                <w:szCs w:val="19"/>
+              </w:rPr>
+              <w:t xml:space="preserve">DEMO_ACCOUNT_HINT removed. sampleAccount() in config/env.ts returns the box values only when VITE_SHOW_SAMPLE_ACCOUNT is exactly "true" and both VITE_SAMPLE_ACCOUNT_EMAIL and VITE_SAMPLE_ACCOUNT_PASSWORD are set. Documented in frontend/README.md and frontend/.env.example (empty values). Test case file keeps the manager only for M01.</w:t>
+            </w:r>
+          </w:p>
+        </w:tc>
+        <w:tc>
+          <w:tcPr>
+            <w:tcW w:type="dxa" w:w="3738"/>
+            <w:tcBorders>
+              <w:top w:val="single" w:color="DDE6EF" w:sz="4"/>
+              <w:left w:val="single" w:color="DDE6EF" w:sz="4"/>
+              <w:bottom w:val="single" w:color="DDE6EF" w:sz="4"/>
+              <w:right w:val="single" w:color="DDE6EF" w:sz="4"/>
+            </w:tcBorders>
+            <w:tcMar>
+              <w:top w:type="dxa" w:w="60"/>
+              <w:left w:type="dxa" w:w="100"/>
+              <w:bottom w:type="dxa" w:w="60"/>
+              <w:right w:type="dxa" w:w="100"/>
+            </w:tcMar>
+          </w:tcPr>
+          <w:p>
+            <w:r>
+              <w:rPr>
+                <w:b w:val="false"/>
+                <w:bCs w:val="false"/>
+                <w:sz w:val="19"/>
+                <w:szCs w:val="19"/>
+              </w:rPr>
+              <w:t xml:space="preserve">is hidden by default; stays hidden when values are set but the flag is not "true"; shows the configured account when VITE_SHOW_SAMPLE_ACCOUNT is "true"; stays hidden when the flag is on but a value is empty</w:t>
+            </w:r>
+          </w:p>
+        </w:tc>
+      </w:tr>
+      <w:tr>
+        <w:trPr>
+          <w:tblHeader w:val="false"/>
+        </w:trPr>
+        <w:tc>
+          <w:tcPr>
+            <w:tcW w:type="dxa" w:w="650"/>
+            <w:tcBorders>
+              <w:top w:val="single" w:color="DDE6EF" w:sz="4"/>
+              <w:left w:val="single" w:color="DDE6EF" w:sz="4"/>
+              <w:bottom w:val="single" w:color="DDE6EF" w:sz="4"/>
+              <w:right w:val="single" w:color="DDE6EF" w:sz="4"/>
+            </w:tcBorders>
+            <w:tcMar>
+              <w:top w:type="dxa" w:w="60"/>
+              <w:left w:type="dxa" w:w="100"/>
+              <w:bottom w:type="dxa" w:w="60"/>
+              <w:right w:type="dxa" w:w="100"/>
+            </w:tcMar>
+          </w:tcPr>
+          <w:p>
+            <w:r>
+              <w:rPr>
+                <w:b w:val="false"/>
+                <w:bCs w:val="false"/>
+                <w:sz w:val="19"/>
+                <w:szCs w:val="19"/>
+              </w:rPr>
+              <w:t xml:space="preserve">R4</w:t>
+            </w:r>
+          </w:p>
+        </w:tc>
+        <w:tc>
+          <w:tcPr>
+            <w:tcW w:type="dxa" w:w="1050"/>
+            <w:tcBorders>
+              <w:top w:val="single" w:color="DDE6EF" w:sz="4"/>
+              <w:left w:val="single" w:color="DDE6EF" w:sz="4"/>
+              <w:bottom w:val="single" w:color="DDE6EF" w:sz="4"/>
+              <w:right w:val="single" w:color="DDE6EF" w:sz="4"/>
+            </w:tcBorders>
+            <w:tcMar>
+              <w:top w:type="dxa" w:w="60"/>
+              <w:left w:type="dxa" w:w="100"/>
+              <w:bottom w:type="dxa" w:w="60"/>
+              <w:right w:type="dxa" w:w="100"/>
+            </w:tcMar>
+          </w:tcPr>
+          <w:p>
+            <w:r>
+              <w:rPr>
+                <w:b w:val="false"/>
+                <w:bCs w:val="false"/>
+                <w:sz w:val="19"/>
+                <w:szCs w:val="19"/>
+              </w:rPr>
+              <w:t xml:space="preserve">Fixed</w:t>
+            </w:r>
+          </w:p>
+        </w:tc>
+        <w:tc>
+          <w:tcPr>
+            <w:tcW w:type="dxa" w:w="4200"/>
+            <w:tcBorders>
+              <w:top w:val="single" w:color="DDE6EF" w:sz="4"/>
+              <w:left w:val="single" w:color="DDE6EF" w:sz="4"/>
+              <w:bottom w:val="single" w:color="DDE6EF" w:sz="4"/>
+              <w:right w:val="single" w:color="DDE6EF" w:sz="4"/>
+            </w:tcBorders>
+            <w:tcMar>
+              <w:top w:type="dxa" w:w="60"/>
+              <w:left w:type="dxa" w:w="100"/>
+              <w:bottom w:type="dxa" w:w="60"/>
+              <w:right w:type="dxa" w:w="100"/>
+            </w:tcMar>
+          </w:tcPr>
+          <w:p>
+            <w:r>
+              <w:rPr>
+                <w:b w:val="false"/>
+                <w:bCs w:val="false"/>
+                <w:sz w:val="19"/>
+                <w:szCs w:val="19"/>
+              </w:rPr>
+              <w:t xml:space="preserve">nextConfirmPasswordError in registerValidation.ts; RegisterPage recomputes the Confirm password error whenever Password or Confirm password changes: cleared when they match, kept while they differ, nothing added before an error was shown.</w:t>
+            </w:r>
+          </w:p>
+        </w:tc>
+        <w:tc>
+          <w:tcPr>
+            <w:tcW w:type="dxa" w:w="3738"/>
+            <w:tcBorders>
+              <w:top w:val="single" w:color="DDE6EF" w:sz="4"/>
+              <w:left w:val="single" w:color="DDE6EF" w:sz="4"/>
+              <w:bottom w:val="single" w:color="DDE6EF" w:sz="4"/>
+              <w:right w:val="single" w:color="DDE6EF" w:sz="4"/>
+            </w:tcBorders>
+            <w:tcMar>
+              <w:top w:type="dxa" w:w="60"/>
+              <w:left w:type="dxa" w:w="100"/>
+              <w:bottom w:type="dxa" w:w="60"/>
+              <w:right w:type="dxa" w:w="100"/>
+            </w:tcMar>
+          </w:tcPr>
+          <w:p>
+            <w:r>
+              <w:rPr>
+                <w:b w:val="false"/>
+                <w:bCs w:val="false"/>
+                <w:sz w:val="19"/>
+                <w:szCs w:val="19"/>
+              </w:rPr>
+              <w:t xml:space="preserve">clears the error when the Password field is changed to match; clears the error when the Confirm password field is fixed instead; keeps the error while the two values still differ; 4 unit tests of nextConfirmPasswordError</w:t>
+            </w:r>
+          </w:p>
+        </w:tc>
+      </w:tr>
+      <w:tr>
+        <w:trPr>
+          <w:tblHeader w:val="false"/>
+        </w:trPr>
+        <w:tc>
+          <w:tcPr>
+            <w:tcW w:type="dxa" w:w="650"/>
+            <w:tcBorders>
+              <w:top w:val="single" w:color="DDE6EF" w:sz="4"/>
+              <w:left w:val="single" w:color="DDE6EF" w:sz="4"/>
+              <w:bottom w:val="single" w:color="DDE6EF" w:sz="4"/>
+              <w:right w:val="single" w:color="DDE6EF" w:sz="4"/>
+            </w:tcBorders>
+            <w:tcMar>
+              <w:top w:type="dxa" w:w="60"/>
+              <w:left w:type="dxa" w:w="100"/>
+              <w:bottom w:type="dxa" w:w="60"/>
+              <w:right w:type="dxa" w:w="100"/>
+            </w:tcMar>
+          </w:tcPr>
+          <w:p>
+            <w:r>
+              <w:rPr>
+                <w:b w:val="false"/>
+                <w:bCs w:val="false"/>
+                <w:sz w:val="19"/>
+                <w:szCs w:val="19"/>
+              </w:rPr>
+              <w:t xml:space="preserve">R5</w:t>
+            </w:r>
+          </w:p>
+        </w:tc>
+        <w:tc>
+          <w:tcPr>
+            <w:tcW w:type="dxa" w:w="1050"/>
+            <w:tcBorders>
+              <w:top w:val="single" w:color="DDE6EF" w:sz="4"/>
+              <w:left w:val="single" w:color="DDE6EF" w:sz="4"/>
+              <w:bottom w:val="single" w:color="DDE6EF" w:sz="4"/>
+              <w:right w:val="single" w:color="DDE6EF" w:sz="4"/>
+            </w:tcBorders>
+            <w:tcMar>
+              <w:top w:type="dxa" w:w="60"/>
+              <w:left w:type="dxa" w:w="100"/>
+              <w:bottom w:type="dxa" w:w="60"/>
+              <w:right w:type="dxa" w:w="100"/>
+            </w:tcMar>
+          </w:tcPr>
+          <w:p>
+            <w:r>
+              <w:rPr>
+                <w:b w:val="false"/>
+                <w:bCs w:val="false"/>
+                <w:sz w:val="19"/>
+                <w:szCs w:val="19"/>
+              </w:rPr>
+              <w:t xml:space="preserve">Fixed</w:t>
+            </w:r>
+          </w:p>
+        </w:tc>
+        <w:tc>
+          <w:tcPr>
+            <w:tcW w:type="dxa" w:w="4200"/>
+            <w:tcBorders>
+              <w:top w:val="single" w:color="DDE6EF" w:sz="4"/>
+              <w:left w:val="single" w:color="DDE6EF" w:sz="4"/>
+              <w:bottom w:val="single" w:color="DDE6EF" w:sz="4"/>
+              <w:right w:val="single" w:color="DDE6EF" w:sz="4"/>
+            </w:tcBorders>
+            <w:tcMar>
+              <w:top w:type="dxa" w:w="60"/>
+              <w:left w:type="dxa" w:w="100"/>
+              <w:bottom w:type="dxa" w:w="60"/>
+              <w:right w:type="dxa" w:w="100"/>
+            </w:tcMar>
+          </w:tcPr>
+          <w:p>
+            <w:r>
+              <w:rPr>
+                <w:b w:val="false"/>
+                <w:bCs w:val="false"/>
+                <w:sz w:val="19"/>
+                <w:szCs w:val="19"/>
+              </w:rPr>
+              <w:t xml:space="preserve">splitFieldErrors in api/errors.ts; both pages show matched keys under their input and the messages of unmatched keys above the form.</w:t>
+            </w:r>
+          </w:p>
+        </w:tc>
+        <w:tc>
+          <w:tcPr>
+            <w:tcW w:type="dxa" w:w="3738"/>
+            <w:tcBorders>
+              <w:top w:val="single" w:color="DDE6EF" w:sz="4"/>
+              <w:left w:val="single" w:color="DDE6EF" w:sz="4"/>
+              <w:bottom w:val="single" w:color="DDE6EF" w:sz="4"/>
+              <w:right w:val="single" w:color="DDE6EF" w:sz="4"/>
+            </w:tcBorders>
+            <w:tcMar>
+              <w:top w:type="dxa" w:w="60"/>
+              <w:left w:type="dxa" w:w="100"/>
+              <w:bottom w:type="dxa" w:w="60"/>
+              <w:right w:type="dxa" w:w="100"/>
+            </w:tcMar>
+          </w:tcPr>
+          <w:p>
+            <w:r>
+              <w:rPr>
+                <w:b w:val="false"/>
+                <w:bCs w:val="false"/>
+                <w:sz w:val="19"/>
+                <w:szCs w:val="19"/>
+              </w:rPr>
+              <w:t xml:space="preserve">Sign up shows them above the form and keeps the matched ones under their field; Log in shows them above the form</w:t>
+            </w:r>
+          </w:p>
+        </w:tc>
+      </w:tr>
+      <w:tr>
+        <w:trPr>
+          <w:tblHeader w:val="false"/>
+        </w:trPr>
+        <w:tc>
+          <w:tcPr>
+            <w:tcW w:type="dxa" w:w="650"/>
+            <w:tcBorders>
+              <w:top w:val="single" w:color="DDE6EF" w:sz="4"/>
+              <w:left w:val="single" w:color="DDE6EF" w:sz="4"/>
+              <w:bottom w:val="single" w:color="DDE6EF" w:sz="4"/>
+              <w:right w:val="single" w:color="DDE6EF" w:sz="4"/>
+            </w:tcBorders>
+            <w:tcMar>
+              <w:top w:type="dxa" w:w="60"/>
+              <w:left w:type="dxa" w:w="100"/>
+              <w:bottom w:type="dxa" w:w="60"/>
+              <w:right w:type="dxa" w:w="100"/>
+            </w:tcMar>
+          </w:tcPr>
+          <w:p>
+            <w:r>
+              <w:rPr>
+                <w:b w:val="false"/>
+                <w:bCs w:val="false"/>
+                <w:sz w:val="19"/>
+                <w:szCs w:val="19"/>
+              </w:rPr>
+              <w:t xml:space="preserve">R6</w:t>
+            </w:r>
+          </w:p>
+        </w:tc>
+        <w:tc>
+          <w:tcPr>
+            <w:tcW w:type="dxa" w:w="1050"/>
+            <w:tcBorders>
+              <w:top w:val="single" w:color="DDE6EF" w:sz="4"/>
+              <w:left w:val="single" w:color="DDE6EF" w:sz="4"/>
+              <w:bottom w:val="single" w:color="DDE6EF" w:sz="4"/>
+              <w:right w:val="single" w:color="DDE6EF" w:sz="4"/>
+            </w:tcBorders>
+            <w:tcMar>
+              <w:top w:type="dxa" w:w="60"/>
+              <w:left w:type="dxa" w:w="100"/>
+              <w:bottom w:type="dxa" w:w="60"/>
+              <w:right w:type="dxa" w:w="100"/>
+            </w:tcMar>
+          </w:tcPr>
+          <w:p>
+            <w:r>
+              <w:rPr>
+                <w:b w:val="false"/>
+                <w:bCs w:val="false"/>
+                <w:sz w:val="19"/>
+                <w:szCs w:val="19"/>
+              </w:rPr>
+              <w:t xml:space="preserve">Fixed</w:t>
+            </w:r>
+          </w:p>
+        </w:tc>
+        <w:tc>
+          <w:tcPr>
+            <w:tcW w:type="dxa" w:w="4200"/>
+            <w:tcBorders>
+              <w:top w:val="single" w:color="DDE6EF" w:sz="4"/>
+              <w:left w:val="single" w:color="DDE6EF" w:sz="4"/>
+              <w:bottom w:val="single" w:color="DDE6EF" w:sz="4"/>
+              <w:right w:val="single" w:color="DDE6EF" w:sz="4"/>
+            </w:tcBorders>
+            <w:tcMar>
+              <w:top w:type="dxa" w:w="60"/>
+              <w:left w:type="dxa" w:w="100"/>
+              <w:bottom w:type="dxa" w:w="60"/>
+              <w:right w:type="dxa" w:w="100"/>
+            </w:tcMar>
+          </w:tcPr>
+          <w:p>
+            <w:r>
+              <w:rPr>
+                <w:b w:val="false"/>
+                <w:bCs w:val="false"/>
+                <w:sz w:val="19"/>
+                <w:szCs w:val="19"/>
+              </w:rPr>
+              <w:t xml:space="preserve">EMAIL_TAKEN_MESSAGE exported from registerValidation.ts; only that 409 goes under Email, any other 409 message above the form.</w:t>
+            </w:r>
+          </w:p>
+        </w:tc>
+        <w:tc>
+          <w:tcPr>
+            <w:tcW w:type="dxa" w:w="3738"/>
+            <w:tcBorders>
+              <w:top w:val="single" w:color="DDE6EF" w:sz="4"/>
+              <w:left w:val="single" w:color="DDE6EF" w:sz="4"/>
+              <w:bottom w:val="single" w:color="DDE6EF" w:sz="4"/>
+              <w:right w:val="single" w:color="DDE6EF" w:sz="4"/>
+            </w:tcBorders>
+            <w:tcMar>
+              <w:top w:type="dxa" w:w="60"/>
+              <w:left w:type="dxa" w:w="100"/>
+              <w:bottom w:type="dxa" w:w="60"/>
+              <w:right w:type="dxa" w:w="100"/>
+            </w:tcMar>
+          </w:tcPr>
+          <w:p>
+            <w:r>
+              <w:rPr>
+                <w:b w:val="false"/>
+                <w:bCs w:val="false"/>
+                <w:sz w:val="19"/>
+                <w:szCs w:val="19"/>
+              </w:rPr>
+              <w:t xml:space="preserve">shows another 409 above the form, not under Email; keeps "Email is already registered" under Email</w:t>
+            </w:r>
+          </w:p>
+        </w:tc>
+      </w:tr>
+      <w:tr>
+        <w:trPr>
+          <w:tblHeader w:val="false"/>
+        </w:trPr>
+        <w:tc>
+          <w:tcPr>
+            <w:tcW w:type="dxa" w:w="650"/>
+            <w:tcBorders>
+              <w:top w:val="single" w:color="DDE6EF" w:sz="4"/>
+              <w:left w:val="single" w:color="DDE6EF" w:sz="4"/>
+              <w:bottom w:val="single" w:color="DDE6EF" w:sz="4"/>
+              <w:right w:val="single" w:color="DDE6EF" w:sz="4"/>
+            </w:tcBorders>
+            <w:tcMar>
+              <w:top w:type="dxa" w:w="60"/>
+              <w:left w:type="dxa" w:w="100"/>
+              <w:bottom w:type="dxa" w:w="60"/>
+              <w:right w:type="dxa" w:w="100"/>
+            </w:tcMar>
+          </w:tcPr>
+          <w:p>
+            <w:r>
+              <w:rPr>
+                <w:b w:val="false"/>
+                <w:bCs w:val="false"/>
+                <w:sz w:val="19"/>
+                <w:szCs w:val="19"/>
+              </w:rPr>
+              <w:t xml:space="preserve">R7</w:t>
+            </w:r>
+          </w:p>
+        </w:tc>
+        <w:tc>
+          <w:tcPr>
+            <w:tcW w:type="dxa" w:w="1050"/>
+            <w:tcBorders>
+              <w:top w:val="single" w:color="DDE6EF" w:sz="4"/>
+              <w:left w:val="single" w:color="DDE6EF" w:sz="4"/>
+              <w:bottom w:val="single" w:color="DDE6EF" w:sz="4"/>
+              <w:right w:val="single" w:color="DDE6EF" w:sz="4"/>
+            </w:tcBorders>
+            <w:tcMar>
+              <w:top w:type="dxa" w:w="60"/>
+              <w:left w:type="dxa" w:w="100"/>
+              <w:bottom w:type="dxa" w:w="60"/>
+              <w:right w:type="dxa" w:w="100"/>
+            </w:tcMar>
+          </w:tcPr>
+          <w:p>
+            <w:r>
+              <w:rPr>
+                <w:b w:val="false"/>
+                <w:bCs w:val="false"/>
+                <w:sz w:val="19"/>
+                <w:szCs w:val="19"/>
+              </w:rPr>
+              <w:t xml:space="preserve">Fixed</w:t>
+            </w:r>
+          </w:p>
+        </w:tc>
+        <w:tc>
+          <w:tcPr>
+            <w:tcW w:type="dxa" w:w="4200"/>
+            <w:tcBorders>
+              <w:top w:val="single" w:color="DDE6EF" w:sz="4"/>
+              <w:left w:val="single" w:color="DDE6EF" w:sz="4"/>
+              <w:bottom w:val="single" w:color="DDE6EF" w:sz="4"/>
+              <w:right w:val="single" w:color="DDE6EF" w:sz="4"/>
+            </w:tcBorders>
+            <w:tcMar>
+              <w:top w:type="dxa" w:w="60"/>
+              <w:left w:type="dxa" w:w="100"/>
+              <w:bottom w:type="dxa" w:w="60"/>
+              <w:right w:type="dxa" w:w="100"/>
+            </w:tcMar>
+          </w:tcPr>
+          <w:p>
+            <w:r>
+              <w:rPr>
+                <w:b w:val="false"/>
+                <w:bCs w:val="false"/>
+                <w:sz w:val="19"/>
+                <w:szCs w:val="19"/>
+              </w:rPr>
+              <w:t xml:space="preserve">The hero photo covers the full column height on both screens with a gradient overlay for the slogan; 519 / 619 split kept. New screenshot FE-01_round2_screens.png.</w:t>
+            </w:r>
+          </w:p>
+        </w:tc>
+        <w:tc>
+          <w:tcPr>
+            <w:tcW w:type="dxa" w:w="3738"/>
+            <w:tcBorders>
+              <w:top w:val="single" w:color="DDE6EF" w:sz="4"/>
+              <w:left w:val="single" w:color="DDE6EF" w:sz="4"/>
+              <w:bottom w:val="single" w:color="DDE6EF" w:sz="4"/>
+              <w:right w:val="single" w:color="DDE6EF" w:sz="4"/>
+            </w:tcBorders>
+            <w:tcMar>
+              <w:top w:type="dxa" w:w="60"/>
+              <w:left w:type="dxa" w:w="100"/>
+              <w:bottom w:type="dxa" w:w="60"/>
+              <w:right w:type="dxa" w:w="100"/>
+            </w:tcMar>
+          </w:tcPr>
+          <w:p>
+            <w:r>
+              <w:rPr>
+                <w:b w:val="false"/>
+                <w:bCs w:val="false"/>
+                <w:sz w:val="19"/>
+                <w:szCs w:val="19"/>
+              </w:rPr>
+              <w:t xml:space="preserve">Browser check B07 (no unit test for pure CSS)</w:t>
+            </w:r>
+          </w:p>
+        </w:tc>
+      </w:tr>
+      <w:tr>
+        <w:trPr>
+          <w:tblHeader w:val="false"/>
+        </w:trPr>
+        <w:tc>
+          <w:tcPr>
+            <w:tcW w:type="dxa" w:w="650"/>
+            <w:tcBorders>
+              <w:top w:val="single" w:color="DDE6EF" w:sz="4"/>
+              <w:left w:val="single" w:color="DDE6EF" w:sz="4"/>
+              <w:bottom w:val="single" w:color="DDE6EF" w:sz="4"/>
+              <w:right w:val="single" w:color="DDE6EF" w:sz="4"/>
+            </w:tcBorders>
+            <w:tcMar>
+              <w:top w:type="dxa" w:w="60"/>
+              <w:left w:type="dxa" w:w="100"/>
+              <w:bottom w:type="dxa" w:w="60"/>
+              <w:right w:type="dxa" w:w="100"/>
+            </w:tcMar>
+          </w:tcPr>
+          <w:p>
+            <w:r>
+              <w:rPr>
+                <w:b w:val="false"/>
+                <w:bCs w:val="false"/>
+                <w:sz w:val="19"/>
+                <w:szCs w:val="19"/>
+              </w:rPr>
+              <w:t xml:space="preserve">R8</w:t>
+            </w:r>
+          </w:p>
+        </w:tc>
+        <w:tc>
+          <w:tcPr>
+            <w:tcW w:type="dxa" w:w="1050"/>
+            <w:tcBorders>
+              <w:top w:val="single" w:color="DDE6EF" w:sz="4"/>
+              <w:left w:val="single" w:color="DDE6EF" w:sz="4"/>
+              <w:bottom w:val="single" w:color="DDE6EF" w:sz="4"/>
+              <w:right w:val="single" w:color="DDE6EF" w:sz="4"/>
+            </w:tcBorders>
+            <w:tcMar>
+              <w:top w:type="dxa" w:w="60"/>
+              <w:left w:type="dxa" w:w="100"/>
+              <w:bottom w:type="dxa" w:w="60"/>
+              <w:right w:type="dxa" w:w="100"/>
+            </w:tcMar>
+          </w:tcPr>
+          <w:p>
+            <w:r>
+              <w:rPr>
+                <w:b w:val="false"/>
+                <w:bCs w:val="false"/>
+                <w:sz w:val="19"/>
+                <w:szCs w:val="19"/>
+              </w:rPr>
+              <w:t xml:space="preserve">Fixed</w:t>
+            </w:r>
+          </w:p>
+        </w:tc>
+        <w:tc>
+          <w:tcPr>
+            <w:tcW w:type="dxa" w:w="4200"/>
+            <w:tcBorders>
+              <w:top w:val="single" w:color="DDE6EF" w:sz="4"/>
+              <w:left w:val="single" w:color="DDE6EF" w:sz="4"/>
+              <w:bottom w:val="single" w:color="DDE6EF" w:sz="4"/>
+              <w:right w:val="single" w:color="DDE6EF" w:sz="4"/>
+            </w:tcBorders>
+            <w:tcMar>
+              <w:top w:type="dxa" w:w="60"/>
+              <w:left w:type="dxa" w:w="100"/>
+              <w:bottom w:type="dxa" w:w="60"/>
+              <w:right w:type="dxa" w:w="100"/>
+            </w:tcMar>
+          </w:tcPr>
+          <w:p>
+            <w:r>
+              <w:rPr>
+                <w:b w:val="false"/>
+                <w:bCs w:val="false"/>
+                <w:sz w:val="19"/>
+                <w:szCs w:val="19"/>
+              </w:rPr>
+              <w:t xml:space="preserve">utils/useFocusFirstInvalid.ts: state counter plus useEffect that focuses the first [aria-invalid="true"] after the render. Used by both pages. utils/focus.ts deleted.</w:t>
+            </w:r>
+          </w:p>
+        </w:tc>
+        <w:tc>
+          <w:tcPr>
+            <w:tcW w:type="dxa" w:w="3738"/>
+            <w:tcBorders>
+              <w:top w:val="single" w:color="DDE6EF" w:sz="4"/>
+              <w:left w:val="single" w:color="DDE6EF" w:sz="4"/>
+              <w:bottom w:val="single" w:color="DDE6EF" w:sz="4"/>
+              <w:right w:val="single" w:color="DDE6EF" w:sz="4"/>
+            </w:tcBorders>
+            <w:tcMar>
+              <w:top w:type="dxa" w:w="60"/>
+              <w:left w:type="dxa" w:w="100"/>
+              <w:bottom w:type="dxa" w:w="60"/>
+              <w:right w:type="dxa" w:w="100"/>
+            </w:tcMar>
+          </w:tcPr>
+          <w:p>
+            <w:r>
+              <w:rPr>
+                <w:b w:val="false"/>
+                <w:bCs w:val="false"/>
+                <w:sz w:val="19"/>
+                <w:szCs w:val="19"/>
+              </w:rPr>
+              <w:t xml:space="preserve">Log in focuses the field named by a backend validation error; existing focus tests TC-FE01-010, 014, 018 still pass</w:t>
+            </w:r>
+          </w:p>
+        </w:tc>
+      </w:tr>
+      <w:tr>
+        <w:trPr>
+          <w:tblHeader w:val="false"/>
+        </w:trPr>
+        <w:tc>
+          <w:tcPr>
+            <w:tcW w:type="dxa" w:w="650"/>
+            <w:tcBorders>
+              <w:top w:val="single" w:color="DDE6EF" w:sz="4"/>
+              <w:left w:val="single" w:color="DDE6EF" w:sz="4"/>
+              <w:bottom w:val="single" w:color="DDE6EF" w:sz="4"/>
+              <w:right w:val="single" w:color="DDE6EF" w:sz="4"/>
+            </w:tcBorders>
+            <w:tcMar>
+              <w:top w:type="dxa" w:w="60"/>
+              <w:left w:type="dxa" w:w="100"/>
+              <w:bottom w:type="dxa" w:w="60"/>
+              <w:right w:type="dxa" w:w="100"/>
+            </w:tcMar>
+          </w:tcPr>
+          <w:p>
+            <w:r>
+              <w:rPr>
+                <w:b w:val="false"/>
+                <w:bCs w:val="false"/>
+                <w:sz w:val="19"/>
+                <w:szCs w:val="19"/>
+              </w:rPr>
+              <w:t xml:space="preserve">R9</w:t>
+            </w:r>
+          </w:p>
+        </w:tc>
+        <w:tc>
+          <w:tcPr>
+            <w:tcW w:type="dxa" w:w="1050"/>
+            <w:tcBorders>
+              <w:top w:val="single" w:color="DDE6EF" w:sz="4"/>
+              <w:left w:val="single" w:color="DDE6EF" w:sz="4"/>
+              <w:bottom w:val="single" w:color="DDE6EF" w:sz="4"/>
+              <w:right w:val="single" w:color="DDE6EF" w:sz="4"/>
+            </w:tcBorders>
+            <w:tcMar>
+              <w:top w:type="dxa" w:w="60"/>
+              <w:left w:type="dxa" w:w="100"/>
+              <w:bottom w:type="dxa" w:w="60"/>
+              <w:right w:type="dxa" w:w="100"/>
+            </w:tcMar>
+          </w:tcPr>
+          <w:p>
+            <w:r>
+              <w:rPr>
+                <w:b w:val="false"/>
+                <w:bCs w:val="false"/>
+                <w:sz w:val="19"/>
+                <w:szCs w:val="19"/>
+              </w:rPr>
+              <w:t xml:space="preserve">Fixed</w:t>
+            </w:r>
+          </w:p>
+        </w:tc>
+        <w:tc>
+          <w:tcPr>
+            <w:tcW w:type="dxa" w:w="4200"/>
+            <w:tcBorders>
+              <w:top w:val="single" w:color="DDE6EF" w:sz="4"/>
+              <w:left w:val="single" w:color="DDE6EF" w:sz="4"/>
+              <w:bottom w:val="single" w:color="DDE6EF" w:sz="4"/>
+              <w:right w:val="single" w:color="DDE6EF" w:sz="4"/>
+            </w:tcBorders>
+            <w:tcMar>
+              <w:top w:type="dxa" w:w="60"/>
+              <w:left w:type="dxa" w:w="100"/>
+              <w:bottom w:type="dxa" w:w="60"/>
+              <w:right w:type="dxa" w:w="100"/>
+            </w:tcMar>
+          </w:tcPr>
+          <w:p>
+            <w:r>
+              <w:rPr>
+                <w:b w:val="false"/>
+                <w:bCs w:val="false"/>
+                <w:sz w:val="19"/>
+                <w:szCs w:val="19"/>
+              </w:rPr>
+              <w:t xml:space="preserve">LoginPage reads history state once into component state, then replaces the history entry with null (or only {from} when a protected page asked for the login).</w:t>
+            </w:r>
+          </w:p>
+        </w:tc>
+        <w:tc>
+          <w:tcPr>
+            <w:tcW w:type="dxa" w:w="3738"/>
+            <w:tcBorders>
+              <w:top w:val="single" w:color="DDE6EF" w:sz="4"/>
+              <w:left w:val="single" w:color="DDE6EF" w:sz="4"/>
+              <w:bottom w:val="single" w:color="DDE6EF" w:sz="4"/>
+              <w:right w:val="single" w:color="DDE6EF" w:sz="4"/>
+            </w:tcBorders>
+            <w:tcMar>
+              <w:top w:type="dxa" w:w="60"/>
+              <w:left w:type="dxa" w:w="100"/>
+              <w:bottom w:type="dxa" w:w="60"/>
+              <w:right w:type="dxa" w:w="100"/>
+            </w:tcMar>
+          </w:tcPr>
+          <w:p>
+            <w:r>
+              <w:rPr>
+                <w:b w:val="false"/>
+                <w:bCs w:val="false"/>
+                <w:sz w:val="19"/>
+                <w:szCs w:val="19"/>
+              </w:rPr>
+              <w:t xml:space="preserve">removes the email and notice from history so a reload does not show them again; keeps the requested page in history when it removes the prefill</w:t>
+            </w:r>
+          </w:p>
+        </w:tc>
+      </w:tr>
+      <w:tr>
+        <w:trPr>
+          <w:tblHeader w:val="false"/>
+        </w:trPr>
+        <w:tc>
+          <w:tcPr>
+            <w:tcW w:type="dxa" w:w="650"/>
+            <w:tcBorders>
+              <w:top w:val="single" w:color="DDE6EF" w:sz="4"/>
+              <w:left w:val="single" w:color="DDE6EF" w:sz="4"/>
+              <w:bottom w:val="single" w:color="DDE6EF" w:sz="4"/>
+              <w:right w:val="single" w:color="DDE6EF" w:sz="4"/>
+            </w:tcBorders>
+            <w:tcMar>
+              <w:top w:type="dxa" w:w="60"/>
+              <w:left w:type="dxa" w:w="100"/>
+              <w:bottom w:type="dxa" w:w="60"/>
+              <w:right w:type="dxa" w:w="100"/>
+            </w:tcMar>
+          </w:tcPr>
+          <w:p>
+            <w:r>
+              <w:rPr>
+                <w:b w:val="false"/>
+                <w:bCs w:val="false"/>
+                <w:sz w:val="19"/>
+                <w:szCs w:val="19"/>
+              </w:rPr>
+              <w:t xml:space="preserve">R10</w:t>
+            </w:r>
+          </w:p>
+        </w:tc>
+        <w:tc>
+          <w:tcPr>
+            <w:tcW w:type="dxa" w:w="1050"/>
+            <w:tcBorders>
+              <w:top w:val="single" w:color="DDE6EF" w:sz="4"/>
+              <w:left w:val="single" w:color="DDE6EF" w:sz="4"/>
+              <w:bottom w:val="single" w:color="DDE6EF" w:sz="4"/>
+              <w:right w:val="single" w:color="DDE6EF" w:sz="4"/>
+            </w:tcBorders>
+            <w:tcMar>
+              <w:top w:type="dxa" w:w="60"/>
+              <w:left w:type="dxa" w:w="100"/>
+              <w:bottom w:type="dxa" w:w="60"/>
+              <w:right w:type="dxa" w:w="100"/>
+            </w:tcMar>
+          </w:tcPr>
+          <w:p>
+            <w:r>
+              <w:rPr>
+                <w:b w:val="false"/>
+                <w:bCs w:val="false"/>
+                <w:sz w:val="19"/>
+                <w:szCs w:val="19"/>
+              </w:rPr>
+              <w:t xml:space="preserve">Fixed</w:t>
+            </w:r>
+          </w:p>
+        </w:tc>
+        <w:tc>
+          <w:tcPr>
+            <w:tcW w:type="dxa" w:w="4200"/>
+            <w:tcBorders>
+              <w:top w:val="single" w:color="DDE6EF" w:sz="4"/>
+              <w:left w:val="single" w:color="DDE6EF" w:sz="4"/>
+              <w:bottom w:val="single" w:color="DDE6EF" w:sz="4"/>
+              <w:right w:val="single" w:color="DDE6EF" w:sz="4"/>
+            </w:tcBorders>
+            <w:tcMar>
+              <w:top w:type="dxa" w:w="60"/>
+              <w:left w:type="dxa" w:w="100"/>
+              <w:bottom w:type="dxa" w:w="60"/>
+              <w:right w:type="dxa" w:w="100"/>
+            </w:tcMar>
+          </w:tcPr>
+          <w:p>
+            <w:r>
+              <w:rPr>
+                <w:b w:val="false"/>
+                <w:bCs w:val="false"/>
+                <w:sz w:val="19"/>
+                <w:szCs w:val="19"/>
+              </w:rPr>
+              <w:t xml:space="preserve">passwordStrength renamed passwordProgress with levels empty, weak, fair, valid; the top label reads "Meets requirements".</w:t>
+            </w:r>
+          </w:p>
+        </w:tc>
+        <w:tc>
+          <w:tcPr>
+            <w:tcW w:type="dxa" w:w="3738"/>
+            <w:tcBorders>
+              <w:top w:val="single" w:color="DDE6EF" w:sz="4"/>
+              <w:left w:val="single" w:color="DDE6EF" w:sz="4"/>
+              <w:bottom w:val="single" w:color="DDE6EF" w:sz="4"/>
+              <w:right w:val="single" w:color="DDE6EF" w:sz="4"/>
+            </w:tcBorders>
+            <w:tcMar>
+              <w:top w:type="dxa" w:w="60"/>
+              <w:left w:type="dxa" w:w="100"/>
+              <w:bottom w:type="dxa" w:w="60"/>
+              <w:right w:type="dxa" w:w="100"/>
+            </w:tcMar>
+          </w:tcPr>
+          <w:p>
+            <w:r>
+              <w:rPr>
+                <w:b w:val="false"/>
+                <w:bCs w:val="false"/>
+                <w:sz w:val="19"/>
+                <w:szCs w:val="19"/>
+              </w:rPr>
+              <w:t xml:space="preserve">reports progress from the number of rules met, and never calls a password strong; updates the password rules and the strength label while typing</w:t>
+            </w:r>
+          </w:p>
+        </w:tc>
+      </w:tr>
+      <w:tr>
+        <w:trPr>
+          <w:tblHeader w:val="false"/>
+        </w:trPr>
+        <w:tc>
+          <w:tcPr>
+            <w:tcW w:type="dxa" w:w="650"/>
+            <w:tcBorders>
+              <w:top w:val="single" w:color="DDE6EF" w:sz="4"/>
+              <w:left w:val="single" w:color="DDE6EF" w:sz="4"/>
+              <w:bottom w:val="single" w:color="DDE6EF" w:sz="4"/>
+              <w:right w:val="single" w:color="DDE6EF" w:sz="4"/>
+            </w:tcBorders>
+            <w:tcMar>
+              <w:top w:type="dxa" w:w="60"/>
+              <w:left w:type="dxa" w:w="100"/>
+              <w:bottom w:type="dxa" w:w="60"/>
+              <w:right w:type="dxa" w:w="100"/>
+            </w:tcMar>
+          </w:tcPr>
+          <w:p>
+            <w:r>
+              <w:rPr>
+                <w:b w:val="false"/>
+                <w:bCs w:val="false"/>
+                <w:sz w:val="19"/>
+                <w:szCs w:val="19"/>
+              </w:rPr>
+              <w:t xml:space="preserve">R11</w:t>
+            </w:r>
+          </w:p>
+        </w:tc>
+        <w:tc>
+          <w:tcPr>
+            <w:tcW w:type="dxa" w:w="1050"/>
+            <w:tcBorders>
+              <w:top w:val="single" w:color="DDE6EF" w:sz="4"/>
+              <w:left w:val="single" w:color="DDE6EF" w:sz="4"/>
+              <w:bottom w:val="single" w:color="DDE6EF" w:sz="4"/>
+              <w:right w:val="single" w:color="DDE6EF" w:sz="4"/>
+            </w:tcBorders>
+            <w:tcMar>
+              <w:top w:type="dxa" w:w="60"/>
+              <w:left w:type="dxa" w:w="100"/>
+              <w:bottom w:type="dxa" w:w="60"/>
+              <w:right w:type="dxa" w:w="100"/>
+            </w:tcMar>
+          </w:tcPr>
+          <w:p>
+            <w:r>
+              <w:rPr>
+                <w:b w:val="false"/>
+                <w:bCs w:val="false"/>
+                <w:sz w:val="19"/>
+                <w:szCs w:val="19"/>
+              </w:rPr>
+              <w:t xml:space="preserve">Fixed</w:t>
+            </w:r>
+          </w:p>
+        </w:tc>
+        <w:tc>
+          <w:tcPr>
+            <w:tcW w:type="dxa" w:w="4200"/>
+            <w:tcBorders>
+              <w:top w:val="single" w:color="DDE6EF" w:sz="4"/>
+              <w:left w:val="single" w:color="DDE6EF" w:sz="4"/>
+              <w:bottom w:val="single" w:color="DDE6EF" w:sz="4"/>
+              <w:right w:val="single" w:color="DDE6EF" w:sz="4"/>
+            </w:tcBorders>
+            <w:tcMar>
+              <w:top w:type="dxa" w:w="60"/>
+              <w:left w:type="dxa" w:w="100"/>
+              <w:bottom w:type="dxa" w:w="60"/>
+              <w:right w:type="dxa" w:w="100"/>
+            </w:tcMar>
+          </w:tcPr>
+          <w:p>
+            <w:r>
+              <w:rPr>
+                <w:b w:val="false"/>
+                <w:bCs w:val="false"/>
+                <w:sz w:val="19"/>
+                <w:szCs w:val="19"/>
+              </w:rPr>
+              <w:t xml:space="preserve">Rules list id from useId passed to aria-describedby; Checkbox merges a caller aria-describedby with its error id; tokenStorage.isPersistent() removed and its test uses replaced by storage checks.</w:t>
+            </w:r>
+          </w:p>
+        </w:tc>
+        <w:tc>
+          <w:tcPr>
+            <w:tcW w:type="dxa" w:w="3738"/>
+            <w:tcBorders>
+              <w:top w:val="single" w:color="DDE6EF" w:sz="4"/>
+              <w:left w:val="single" w:color="DDE6EF" w:sz="4"/>
+              <w:bottom w:val="single" w:color="DDE6EF" w:sz="4"/>
+              <w:right w:val="single" w:color="DDE6EF" w:sz="4"/>
+            </w:tcBorders>
+            <w:tcMar>
+              <w:top w:type="dxa" w:w="60"/>
+              <w:left w:type="dxa" w:w="100"/>
+              <w:bottom w:type="dxa" w:w="60"/>
+              <w:right w:type="dxa" w:w="100"/>
+            </w:tcMar>
+          </w:tcPr>
+          <w:p>
+            <w:r>
+              <w:rPr>
+                <w:b w:val="false"/>
+                <w:bCs w:val="false"/>
+                <w:sz w:val="19"/>
+                <w:szCs w:val="19"/>
+              </w:rPr>
+              <w:t xml:space="preserve">links the password field to the rules list through a generated id; Checkbox keeps the caller describedby together with its error id</w:t>
+            </w:r>
+          </w:p>
+        </w:tc>
+      </w:tr>
+      <w:tr>
+        <w:trPr>
+          <w:tblHeader w:val="false"/>
+        </w:trPr>
+        <w:tc>
+          <w:tcPr>
+            <w:tcW w:type="dxa" w:w="650"/>
+            <w:tcBorders>
+              <w:top w:val="single" w:color="DDE6EF" w:sz="4"/>
+              <w:left w:val="single" w:color="DDE6EF" w:sz="4"/>
+              <w:bottom w:val="single" w:color="DDE6EF" w:sz="4"/>
+              <w:right w:val="single" w:color="DDE6EF" w:sz="4"/>
+            </w:tcBorders>
+            <w:tcMar>
+              <w:top w:type="dxa" w:w="60"/>
+              <w:left w:type="dxa" w:w="100"/>
+              <w:bottom w:type="dxa" w:w="60"/>
+              <w:right w:type="dxa" w:w="100"/>
+            </w:tcMar>
+          </w:tcPr>
+          <w:p>
+            <w:r>
+              <w:rPr>
+                <w:b w:val="false"/>
+                <w:bCs w:val="false"/>
+                <w:sz w:val="19"/>
+                <w:szCs w:val="19"/>
+              </w:rPr>
+              <w:t xml:space="preserve">R13</w:t>
+            </w:r>
+          </w:p>
+        </w:tc>
+        <w:tc>
+          <w:tcPr>
+            <w:tcW w:type="dxa" w:w="1050"/>
+            <w:tcBorders>
+              <w:top w:val="single" w:color="DDE6EF" w:sz="4"/>
+              <w:left w:val="single" w:color="DDE6EF" w:sz="4"/>
+              <w:bottom w:val="single" w:color="DDE6EF" w:sz="4"/>
+              <w:right w:val="single" w:color="DDE6EF" w:sz="4"/>
+            </w:tcBorders>
+            <w:tcMar>
+              <w:top w:type="dxa" w:w="60"/>
+              <w:left w:type="dxa" w:w="100"/>
+              <w:bottom w:type="dxa" w:w="60"/>
+              <w:right w:type="dxa" w:w="100"/>
+            </w:tcMar>
+          </w:tcPr>
+          <w:p>
+            <w:r>
+              <w:rPr>
+                <w:b w:val="false"/>
+                <w:bCs w:val="false"/>
+                <w:sz w:val="19"/>
+                <w:szCs w:val="19"/>
+              </w:rPr>
+              <w:t xml:space="preserve">Not done (backend follow-up)</w:t>
+            </w:r>
+          </w:p>
+        </w:tc>
+        <w:tc>
+          <w:tcPr>
+            <w:tcW w:type="dxa" w:w="4200"/>
+            <w:tcBorders>
+              <w:top w:val="single" w:color="DDE6EF" w:sz="4"/>
+              <w:left w:val="single" w:color="DDE6EF" w:sz="4"/>
+              <w:bottom w:val="single" w:color="DDE6EF" w:sz="4"/>
+              <w:right w:val="single" w:color="DDE6EF" w:sz="4"/>
+            </w:tcBorders>
+            <w:tcMar>
+              <w:top w:type="dxa" w:w="60"/>
+              <w:left w:type="dxa" w:w="100"/>
+              <w:bottom w:type="dxa" w:w="60"/>
+              <w:right w:type="dxa" w:w="100"/>
+            </w:tcMar>
+          </w:tcPr>
+          <w:p>
+            <w:r>
+              <w:rPr>
+                <w:b w:val="false"/>
+                <w:bCs w:val="false"/>
+                <w:sz w:val="19"/>
+                <w:szCs w:val="19"/>
+              </w:rPr>
+              <w:t xml:space="preserve">Not changed, as instructed. Backend ticket: check the password before the account status, so a wrong password on a LOCKED account returns 401 and does not reveal that the account exists and is locked.</w:t>
+            </w:r>
+          </w:p>
+        </w:tc>
+        <w:tc>
+          <w:tcPr>
+            <w:tcW w:type="dxa" w:w="3738"/>
+            <w:tcBorders>
+              <w:top w:val="single" w:color="DDE6EF" w:sz="4"/>
+              <w:left w:val="single" w:color="DDE6EF" w:sz="4"/>
+              <w:bottom w:val="single" w:color="DDE6EF" w:sz="4"/>
+              <w:right w:val="single" w:color="DDE6EF" w:sz="4"/>
+            </w:tcBorders>
+            <w:tcMar>
+              <w:top w:type="dxa" w:w="60"/>
+              <w:left w:type="dxa" w:w="100"/>
+              <w:bottom w:type="dxa" w:w="60"/>
+              <w:right w:type="dxa" w:w="100"/>
+            </w:tcMar>
+          </w:tcPr>
+          <w:p>
+            <w:r>
+              <w:rPr>
+                <w:b w:val="false"/>
+                <w:bCs w:val="false"/>
+                <w:sz w:val="19"/>
+                <w:szCs w:val="19"/>
+              </w:rPr>
+              <w:t xml:space="preserve">Section 10.3</w:t>
+            </w:r>
+          </w:p>
+        </w:tc>
+      </w:tr>
+    </w:tbl>
+    <w:p>
+      <w:pPr>
+        <w:spacing w:after="60"/>
+      </w:pPr>
+    </w:p>
+    <w:p>
+      <w:pPr>
+        <w:pStyle w:val="Heading2"/>
+      </w:pPr>
+      <w:r>
+        <w:t xml:space="preserve">10.1 Test totals</w:t>
+      </w:r>
+    </w:p>
+    <w:tbl>
+      <w:tblPr>
+        <w:tblW w:type="dxa" w:w="9638"/>
+        <w:tblBorders>
+          <w:top w:val="single" w:color="auto" w:sz="4"/>
+          <w:left w:val="single" w:color="auto" w:sz="4"/>
+          <w:bottom w:val="single" w:color="auto" w:sz="4"/>
+          <w:right w:val="single" w:color="auto" w:sz="4"/>
+          <w:insideH w:val="single" w:color="auto" w:sz="4"/>
+          <w:insideV w:val="single" w:color="auto" w:sz="4"/>
+        </w:tblBorders>
+      </w:tblPr>
+      <w:tblGrid>
+        <w:gridCol w:w="4200"/>
+        <w:gridCol w:w="1700"/>
+        <w:gridCol w:w="3738"/>
+      </w:tblGrid>
+      <w:tr>
+        <w:trPr>
+          <w:tblHeader/>
+        </w:trPr>
+        <w:tc>
+          <w:tcPr>
+            <w:tcW w:type="dxa" w:w="4200"/>
+            <w:tcBorders>
+              <w:top w:val="single" w:color="DDE6EF" w:sz="4"/>
+              <w:left w:val="single" w:color="DDE6EF" w:sz="4"/>
+              <w:bottom w:val="single" w:color="DDE6EF" w:sz="4"/>
+              <w:right w:val="single" w:color="DDE6EF" w:sz="4"/>
+            </w:tcBorders>
+            <w:shd w:fill="102E50" w:color="auto" w:val="clear"/>
+            <w:tcMar>
+              <w:top w:type="dxa" w:w="60"/>
+              <w:left w:type="dxa" w:w="100"/>
+              <w:bottom w:type="dxa" w:w="60"/>
+              <w:right w:type="dxa" w:w="100"/>
+            </w:tcMar>
+          </w:tcPr>
+          <w:p>
+            <w:r>
+              <w:rPr>
+                <w:b/>
+                <w:bCs/>
+                <w:color w:val="FFFFFF"/>
+                <w:sz w:val="19"/>
+                <w:szCs w:val="19"/>
+              </w:rPr>
+              <w:t xml:space="preserve">File</w:t>
+            </w:r>
+          </w:p>
+        </w:tc>
+        <w:tc>
+          <w:tcPr>
+            <w:tcW w:type="dxa" w:w="1700"/>
+            <w:tcBorders>
+              <w:top w:val="single" w:color="DDE6EF" w:sz="4"/>
+              <w:left w:val="single" w:color="DDE6EF" w:sz="4"/>
+              <w:bottom w:val="single" w:color="DDE6EF" w:sz="4"/>
+              <w:right w:val="single" w:color="DDE6EF" w:sz="4"/>
+            </w:tcBorders>
+            <w:shd w:fill="102E50" w:color="auto" w:val="clear"/>
+            <w:tcMar>
+              <w:top w:type="dxa" w:w="60"/>
+              <w:left w:type="dxa" w:w="100"/>
+              <w:bottom w:type="dxa" w:w="60"/>
+              <w:right w:type="dxa" w:w="100"/>
+            </w:tcMar>
+          </w:tcPr>
+          <w:p>
+            <w:r>
+              <w:rPr>
+                <w:b/>
+                <w:bCs/>
+                <w:color w:val="FFFFFF"/>
+                <w:sz w:val="19"/>
+                <w:szCs w:val="19"/>
+              </w:rPr>
+              <w:t xml:space="preserve">Tests</w:t>
+            </w:r>
+          </w:p>
+        </w:tc>
+        <w:tc>
+          <w:tcPr>
+            <w:tcW w:type="dxa" w:w="3738"/>
+            <w:tcBorders>
+              <w:top w:val="single" w:color="DDE6EF" w:sz="4"/>
+              <w:left w:val="single" w:color="DDE6EF" w:sz="4"/>
+              <w:bottom w:val="single" w:color="DDE6EF" w:sz="4"/>
+              <w:right w:val="single" w:color="DDE6EF" w:sz="4"/>
+            </w:tcBorders>
+            <w:shd w:fill="102E50" w:color="auto" w:val="clear"/>
+            <w:tcMar>
+              <w:top w:type="dxa" w:w="60"/>
+              <w:left w:type="dxa" w:w="100"/>
+              <w:bottom w:type="dxa" w:w="60"/>
+              <w:right w:type="dxa" w:w="100"/>
+            </w:tcMar>
+          </w:tcPr>
+          <w:p>
+            <w:r>
+              <w:rPr>
+                <w:b/>
+                <w:bCs/>
+                <w:color w:val="FFFFFF"/>
+                <w:sz w:val="19"/>
+                <w:szCs w:val="19"/>
+              </w:rPr>
+              <w:t xml:space="preserve">Result</w:t>
+            </w:r>
+          </w:p>
+        </w:tc>
+      </w:tr>
+      <w:tr>
+        <w:trPr>
+          <w:tblHeader w:val="false"/>
+        </w:trPr>
+        <w:tc>
+          <w:tcPr>
+            <w:tcW w:type="dxa" w:w="4200"/>
+            <w:tcBorders>
+              <w:top w:val="single" w:color="DDE6EF" w:sz="4"/>
+              <w:left w:val="single" w:color="DDE6EF" w:sz="4"/>
+              <w:bottom w:val="single" w:color="DDE6EF" w:sz="4"/>
+              <w:right w:val="single" w:color="DDE6EF" w:sz="4"/>
+            </w:tcBorders>
+            <w:tcMar>
+              <w:top w:type="dxa" w:w="60"/>
+              <w:left w:type="dxa" w:w="100"/>
+              <w:bottom w:type="dxa" w:w="60"/>
+              <w:right w:type="dxa" w:w="100"/>
+            </w:tcMar>
+          </w:tcPr>
+          <w:p>
+            <w:r>
+              <w:rPr>
+                <w:b w:val="false"/>
+                <w:bCs w:val="false"/>
+                <w:sz w:val="19"/>
+                <w:szCs w:val="19"/>
+              </w:rPr>
+              <w:t xml:space="preserve">src/pages/public/authScreens.test.tsx</w:t>
+            </w:r>
+          </w:p>
+        </w:tc>
+        <w:tc>
+          <w:tcPr>
+            <w:tcW w:type="dxa" w:w="1700"/>
+            <w:tcBorders>
+              <w:top w:val="single" w:color="DDE6EF" w:sz="4"/>
+              <w:left w:val="single" w:color="DDE6EF" w:sz="4"/>
+              <w:bottom w:val="single" w:color="DDE6EF" w:sz="4"/>
+              <w:right w:val="single" w:color="DDE6EF" w:sz="4"/>
+            </w:tcBorders>
+            <w:tcMar>
+              <w:top w:type="dxa" w:w="60"/>
+              <w:left w:type="dxa" w:w="100"/>
+              <w:bottom w:type="dxa" w:w="60"/>
+              <w:right w:type="dxa" w:w="100"/>
+            </w:tcMar>
+          </w:tcPr>
+          <w:p>
+            <w:r>
+              <w:rPr>
+                <w:b w:val="false"/>
+                <w:bCs w:val="false"/>
+                <w:sz w:val="19"/>
+                <w:szCs w:val="19"/>
+              </w:rPr>
+              <w:t xml:space="preserve">44 (24 + 20 new)</w:t>
+            </w:r>
+          </w:p>
+        </w:tc>
+        <w:tc>
+          <w:tcPr>
+            <w:tcW w:type="dxa" w:w="3738"/>
+            <w:tcBorders>
+              <w:top w:val="single" w:color="DDE6EF" w:sz="4"/>
+              <w:left w:val="single" w:color="DDE6EF" w:sz="4"/>
+              <w:bottom w:val="single" w:color="DDE6EF" w:sz="4"/>
+              <w:right w:val="single" w:color="DDE6EF" w:sz="4"/>
+            </w:tcBorders>
+            <w:tcMar>
+              <w:top w:type="dxa" w:w="60"/>
+              <w:left w:type="dxa" w:w="100"/>
+              <w:bottom w:type="dxa" w:w="60"/>
+              <w:right w:type="dxa" w:w="100"/>
+            </w:tcMar>
+          </w:tcPr>
+          <w:p>
+            <w:r>
+              <w:rPr>
+                <w:b w:val="false"/>
+                <w:bCs w:val="false"/>
+                <w:sz w:val="19"/>
+                <w:szCs w:val="19"/>
+              </w:rPr>
+              <w:t xml:space="preserve">PASSED</w:t>
+            </w:r>
+          </w:p>
+        </w:tc>
+      </w:tr>
+      <w:tr>
+        <w:trPr>
+          <w:tblHeader w:val="false"/>
+        </w:trPr>
+        <w:tc>
+          <w:tcPr>
+            <w:tcW w:type="dxa" w:w="4200"/>
+            <w:tcBorders>
+              <w:top w:val="single" w:color="DDE6EF" w:sz="4"/>
+              <w:left w:val="single" w:color="DDE6EF" w:sz="4"/>
+              <w:bottom w:val="single" w:color="DDE6EF" w:sz="4"/>
+              <w:right w:val="single" w:color="DDE6EF" w:sz="4"/>
+            </w:tcBorders>
+            <w:tcMar>
+              <w:top w:type="dxa" w:w="60"/>
+              <w:left w:type="dxa" w:w="100"/>
+              <w:bottom w:type="dxa" w:w="60"/>
+              <w:right w:type="dxa" w:w="100"/>
+            </w:tcMar>
+          </w:tcPr>
+          <w:p>
+            <w:r>
+              <w:rPr>
+                <w:b w:val="false"/>
+                <w:bCs w:val="false"/>
+                <w:sz w:val="19"/>
+                <w:szCs w:val="19"/>
+              </w:rPr>
+              <w:t xml:space="preserve">src/auth/passwordRules.test.ts</w:t>
+            </w:r>
+          </w:p>
+        </w:tc>
+        <w:tc>
+          <w:tcPr>
+            <w:tcW w:type="dxa" w:w="1700"/>
+            <w:tcBorders>
+              <w:top w:val="single" w:color="DDE6EF" w:sz="4"/>
+              <w:left w:val="single" w:color="DDE6EF" w:sz="4"/>
+              <w:bottom w:val="single" w:color="DDE6EF" w:sz="4"/>
+              <w:right w:val="single" w:color="DDE6EF" w:sz="4"/>
+            </w:tcBorders>
+            <w:tcMar>
+              <w:top w:type="dxa" w:w="60"/>
+              <w:left w:type="dxa" w:w="100"/>
+              <w:bottom w:type="dxa" w:w="60"/>
+              <w:right w:type="dxa" w:w="100"/>
+            </w:tcMar>
+          </w:tcPr>
+          <w:p>
+            <w:r>
+              <w:rPr>
+                <w:b w:val="false"/>
+                <w:bCs w:val="false"/>
+                <w:sz w:val="19"/>
+                <w:szCs w:val="19"/>
+              </w:rPr>
+              <w:t xml:space="preserve">21 (17 + 4 new)</w:t>
+            </w:r>
+          </w:p>
+        </w:tc>
+        <w:tc>
+          <w:tcPr>
+            <w:tcW w:type="dxa" w:w="3738"/>
+            <w:tcBorders>
+              <w:top w:val="single" w:color="DDE6EF" w:sz="4"/>
+              <w:left w:val="single" w:color="DDE6EF" w:sz="4"/>
+              <w:bottom w:val="single" w:color="DDE6EF" w:sz="4"/>
+              <w:right w:val="single" w:color="DDE6EF" w:sz="4"/>
+            </w:tcBorders>
+            <w:tcMar>
+              <w:top w:type="dxa" w:w="60"/>
+              <w:left w:type="dxa" w:w="100"/>
+              <w:bottom w:type="dxa" w:w="60"/>
+              <w:right w:type="dxa" w:w="100"/>
+            </w:tcMar>
+          </w:tcPr>
+          <w:p>
+            <w:r>
+              <w:rPr>
+                <w:b w:val="false"/>
+                <w:bCs w:val="false"/>
+                <w:sz w:val="19"/>
+                <w:szCs w:val="19"/>
+              </w:rPr>
+              <w:t xml:space="preserve">PASSED</w:t>
+            </w:r>
+          </w:p>
+        </w:tc>
+      </w:tr>
+      <w:tr>
+        <w:trPr>
+          <w:tblHeader w:val="false"/>
+        </w:trPr>
+        <w:tc>
+          <w:tcPr>
+            <w:tcW w:type="dxa" w:w="4200"/>
+            <w:tcBorders>
+              <w:top w:val="single" w:color="DDE6EF" w:sz="4"/>
+              <w:left w:val="single" w:color="DDE6EF" w:sz="4"/>
+              <w:bottom w:val="single" w:color="DDE6EF" w:sz="4"/>
+              <w:right w:val="single" w:color="DDE6EF" w:sz="4"/>
+            </w:tcBorders>
+            <w:tcMar>
+              <w:top w:type="dxa" w:w="60"/>
+              <w:left w:type="dxa" w:w="100"/>
+              <w:bottom w:type="dxa" w:w="60"/>
+              <w:right w:type="dxa" w:w="100"/>
+            </w:tcMar>
+          </w:tcPr>
+          <w:p>
+            <w:r>
+              <w:rPr>
+                <w:b w:val="false"/>
+                <w:bCs w:val="false"/>
+                <w:sz w:val="19"/>
+                <w:szCs w:val="19"/>
+              </w:rPr>
+              <w:t xml:space="preserve">src/api/tokenStorage.test.ts</w:t>
+            </w:r>
+          </w:p>
+        </w:tc>
+        <w:tc>
+          <w:tcPr>
+            <w:tcW w:type="dxa" w:w="1700"/>
+            <w:tcBorders>
+              <w:top w:val="single" w:color="DDE6EF" w:sz="4"/>
+              <w:left w:val="single" w:color="DDE6EF" w:sz="4"/>
+              <w:bottom w:val="single" w:color="DDE6EF" w:sz="4"/>
+              <w:right w:val="single" w:color="DDE6EF" w:sz="4"/>
+            </w:tcBorders>
+            <w:tcMar>
+              <w:top w:type="dxa" w:w="60"/>
+              <w:left w:type="dxa" w:w="100"/>
+              <w:bottom w:type="dxa" w:w="60"/>
+              <w:right w:type="dxa" w:w="100"/>
+            </w:tcMar>
+          </w:tcPr>
+          <w:p>
+            <w:r>
+              <w:rPr>
+                <w:b w:val="false"/>
+                <w:bCs w:val="false"/>
+                <w:sz w:val="19"/>
+                <w:szCs w:val="19"/>
+              </w:rPr>
+              <w:t xml:space="preserve">8 (6 + 2 new)</w:t>
+            </w:r>
+          </w:p>
+        </w:tc>
+        <w:tc>
+          <w:tcPr>
+            <w:tcW w:type="dxa" w:w="3738"/>
+            <w:tcBorders>
+              <w:top w:val="single" w:color="DDE6EF" w:sz="4"/>
+              <w:left w:val="single" w:color="DDE6EF" w:sz="4"/>
+              <w:bottom w:val="single" w:color="DDE6EF" w:sz="4"/>
+              <w:right w:val="single" w:color="DDE6EF" w:sz="4"/>
+            </w:tcBorders>
+            <w:tcMar>
+              <w:top w:type="dxa" w:w="60"/>
+              <w:left w:type="dxa" w:w="100"/>
+              <w:bottom w:type="dxa" w:w="60"/>
+              <w:right w:type="dxa" w:w="100"/>
+            </w:tcMar>
+          </w:tcPr>
+          <w:p>
+            <w:r>
+              <w:rPr>
+                <w:b w:val="false"/>
+                <w:bCs w:val="false"/>
+                <w:sz w:val="19"/>
+                <w:szCs w:val="19"/>
+              </w:rPr>
+              <w:t xml:space="preserve">PASSED</w:t>
+            </w:r>
+          </w:p>
+        </w:tc>
+      </w:tr>
+      <w:tr>
+        <w:trPr>
+          <w:tblHeader w:val="false"/>
+        </w:trPr>
+        <w:tc>
+          <w:tcPr>
+            <w:tcW w:type="dxa" w:w="4200"/>
+            <w:tcBorders>
+              <w:top w:val="single" w:color="DDE6EF" w:sz="4"/>
+              <w:left w:val="single" w:color="DDE6EF" w:sz="4"/>
+              <w:bottom w:val="single" w:color="DDE6EF" w:sz="4"/>
+              <w:right w:val="single" w:color="DDE6EF" w:sz="4"/>
+            </w:tcBorders>
+            <w:tcMar>
+              <w:top w:type="dxa" w:w="60"/>
+              <w:left w:type="dxa" w:w="100"/>
+              <w:bottom w:type="dxa" w:w="60"/>
+              <w:right w:type="dxa" w:w="100"/>
+            </w:tcMar>
+          </w:tcPr>
+          <w:p>
+            <w:r>
+              <w:rPr>
+                <w:b w:val="false"/>
+                <w:bCs w:val="false"/>
+                <w:sz w:val="19"/>
+                <w:szCs w:val="19"/>
+              </w:rPr>
+              <w:t xml:space="preserve">FE-00 files (6)</w:t>
+            </w:r>
+          </w:p>
+        </w:tc>
+        <w:tc>
+          <w:tcPr>
+            <w:tcW w:type="dxa" w:w="1700"/>
+            <w:tcBorders>
+              <w:top w:val="single" w:color="DDE6EF" w:sz="4"/>
+              <w:left w:val="single" w:color="DDE6EF" w:sz="4"/>
+              <w:bottom w:val="single" w:color="DDE6EF" w:sz="4"/>
+              <w:right w:val="single" w:color="DDE6EF" w:sz="4"/>
+            </w:tcBorders>
+            <w:tcMar>
+              <w:top w:type="dxa" w:w="60"/>
+              <w:left w:type="dxa" w:w="100"/>
+              <w:bottom w:type="dxa" w:w="60"/>
+              <w:right w:type="dxa" w:w="100"/>
+            </w:tcMar>
+          </w:tcPr>
+          <w:p>
+            <w:r>
+              <w:rPr>
+                <w:b w:val="false"/>
+                <w:bCs w:val="false"/>
+                <w:sz w:val="19"/>
+                <w:szCs w:val="19"/>
+              </w:rPr>
+              <w:t xml:space="preserve">68</w:t>
+            </w:r>
+          </w:p>
+        </w:tc>
+        <w:tc>
+          <w:tcPr>
+            <w:tcW w:type="dxa" w:w="3738"/>
+            <w:tcBorders>
+              <w:top w:val="single" w:color="DDE6EF" w:sz="4"/>
+              <w:left w:val="single" w:color="DDE6EF" w:sz="4"/>
+              <w:bottom w:val="single" w:color="DDE6EF" w:sz="4"/>
+              <w:right w:val="single" w:color="DDE6EF" w:sz="4"/>
+            </w:tcBorders>
+            <w:tcMar>
+              <w:top w:type="dxa" w:w="60"/>
+              <w:left w:type="dxa" w:w="100"/>
+              <w:bottom w:type="dxa" w:w="60"/>
+              <w:right w:type="dxa" w:w="100"/>
+            </w:tcMar>
+          </w:tcPr>
+          <w:p>
+            <w:r>
+              <w:rPr>
+                <w:b w:val="false"/>
+                <w:bCs w:val="false"/>
+                <w:sz w:val="19"/>
+                <w:szCs w:val="19"/>
+              </w:rPr>
+              <w:t xml:space="preserve">PASSED</w:t>
+            </w:r>
+          </w:p>
+        </w:tc>
+      </w:tr>
+      <w:tr>
+        <w:trPr>
+          <w:tblHeader w:val="false"/>
+        </w:trPr>
+        <w:tc>
+          <w:tcPr>
+            <w:tcW w:type="dxa" w:w="4200"/>
+            <w:tcBorders>
+              <w:top w:val="single" w:color="DDE6EF" w:sz="4"/>
+              <w:left w:val="single" w:color="DDE6EF" w:sz="4"/>
+              <w:bottom w:val="single" w:color="DDE6EF" w:sz="4"/>
+              <w:right w:val="single" w:color="DDE6EF" w:sz="4"/>
+            </w:tcBorders>
+            <w:tcMar>
+              <w:top w:type="dxa" w:w="60"/>
+              <w:left w:type="dxa" w:w="100"/>
+              <w:bottom w:type="dxa" w:w="60"/>
+              <w:right w:type="dxa" w:w="100"/>
+            </w:tcMar>
+          </w:tcPr>
+          <w:p>
+            <w:r>
+              <w:rPr>
+                <w:b w:val="false"/>
+                <w:bCs w:val="false"/>
+                <w:sz w:val="19"/>
+                <w:szCs w:val="19"/>
+              </w:rPr>
+              <w:t xml:space="preserve">Total</w:t>
+            </w:r>
+          </w:p>
+        </w:tc>
+        <w:tc>
+          <w:tcPr>
+            <w:tcW w:type="dxa" w:w="1700"/>
+            <w:tcBorders>
+              <w:top w:val="single" w:color="DDE6EF" w:sz="4"/>
+              <w:left w:val="single" w:color="DDE6EF" w:sz="4"/>
+              <w:bottom w:val="single" w:color="DDE6EF" w:sz="4"/>
+              <w:right w:val="single" w:color="DDE6EF" w:sz="4"/>
+            </w:tcBorders>
+            <w:tcMar>
+              <w:top w:type="dxa" w:w="60"/>
+              <w:left w:type="dxa" w:w="100"/>
+              <w:bottom w:type="dxa" w:w="60"/>
+              <w:right w:type="dxa" w:w="100"/>
+            </w:tcMar>
+          </w:tcPr>
+          <w:p>
+            <w:r>
+              <w:rPr>
+                <w:b w:val="false"/>
+                <w:bCs w:val="false"/>
+                <w:sz w:val="19"/>
+                <w:szCs w:val="19"/>
+              </w:rPr>
+              <w:t xml:space="preserve">141 (26 new in round 2)</w:t>
+            </w:r>
+          </w:p>
+        </w:tc>
+        <w:tc>
+          <w:tcPr>
+            <w:tcW w:type="dxa" w:w="3738"/>
+            <w:tcBorders>
+              <w:top w:val="single" w:color="DDE6EF" w:sz="4"/>
+              <w:left w:val="single" w:color="DDE6EF" w:sz="4"/>
+              <w:bottom w:val="single" w:color="DDE6EF" w:sz="4"/>
+              <w:right w:val="single" w:color="DDE6EF" w:sz="4"/>
+            </w:tcBorders>
+            <w:tcMar>
+              <w:top w:type="dxa" w:w="60"/>
+              <w:left w:type="dxa" w:w="100"/>
+              <w:bottom w:type="dxa" w:w="60"/>
+              <w:right w:type="dxa" w:w="100"/>
+            </w:tcMar>
+          </w:tcPr>
+          <w:p>
+            <w:r>
+              <w:rPr>
+                <w:b w:val="false"/>
+                <w:bCs w:val="false"/>
+                <w:sz w:val="19"/>
+                <w:szCs w:val="19"/>
+              </w:rPr>
+              <w:t xml:space="preserve">141 PASSED, 0 failed</w:t>
+            </w:r>
+          </w:p>
+        </w:tc>
+      </w:tr>
+    </w:tbl>
+    <w:p>
+      <w:pPr>
+        <w:spacing w:after="60"/>
+      </w:pPr>
+    </w:p>
+    <w:p>
+      <w:pPr>
+        <w:pStyle w:val="ListParagraph"/>
+        <w:numPr>
+          <w:ilvl w:val="0"/>
+          <w:numId w:val="2"/>
+        </w:numPr>
+        <w:spacing w:after="80"/>
+      </w:pPr>
+      <w:r>
+        <w:rPr>
+          <w:b/>
+          <w:bCs/>
+        </w:rPr>
+        <w:t xml:space="preserve">Lint, types and build: </w:t>
+      </w:r>
+      <w:r>
+        <w:t xml:space="preserve">npm run lint -- --max-warnings 0, tsc -b and npm run build: no errors, no warnings.</w:t>
+      </w:r>
+    </w:p>
+    <w:p>
+      <w:pPr>
+        <w:pStyle w:val="ListParagraph"/>
+        <w:numPr>
+          <w:ilvl w:val="0"/>
+          <w:numId w:val="2"/>
+        </w:numPr>
+        <w:spacing w:after="80"/>
+      </w:pPr>
+      <w:r>
+        <w:rPr>
+          <w:b/>
+          <w:bCs/>
+        </w:rPr>
+        <w:t xml:space="preserve">Deliberate regressions: </w:t>
+      </w:r>
+      <w:r>
+        <w:t xml:space="preserve">15 guards broken one at a time, each caught by at least one failing test, then restored: R2 notice flag (3 failed), R2 endTabSession (1), R2 clearing on login (2), R3 flag ignored (1, after adding the flag-off test that this check showed was missing), R3 empty value (1), R4 recompute (1), R5 register (1), R5 login (1), R6 (1), R8 server focus (1), R9 history cleanup (2), R10 label (1), R11 rules id (1), R11 checkbox merge (1).</w:t>
+      </w:r>
+    </w:p>
+    <w:p>
+      <w:pPr>
+        <w:pStyle w:val="ListParagraph"/>
+        <w:numPr>
+          <w:ilvl w:val="0"/>
+          <w:numId w:val="2"/>
+        </w:numPr>
+        <w:spacing w:after="80"/>
+      </w:pPr>
+      <w:r>
+        <w:rPr>
+          <w:b/>
+          <w:bCs/>
+        </w:rPr>
+        <w:t xml:space="preserve">Browser checks: </w:t>
+      </w:r>
+      <w:r>
+        <w:t xml:space="preserve">B01 to B06 run again on the new production build and B07 (full height photo) added: 7 of 7 passed.</w:t>
+      </w:r>
+    </w:p>
+    <w:p>
+      <w:pPr>
+        <w:pStyle w:val="ListParagraph"/>
+        <w:numPr>
+          <w:ilvl w:val="0"/>
+          <w:numId w:val="2"/>
+        </w:numPr>
+        <w:spacing w:after="80"/>
+      </w:pPr>
+      <w:r>
+        <w:rPr>
+          <w:b/>
+          <w:bCs/>
+        </w:rPr>
+        <w:t xml:space="preserve">Clean clone: </w:t>
+      </w:r>
+      <w:r>
+        <w:t xml:space="preserve">The patch with both FE-01 commits plus the docs commit was applied with git am on a fresh clone of main; npm ci and npm test passed there.</w:t>
+      </w:r>
+    </w:p>
+    <w:p>
+      <w:pPr>
+        <w:pStyle w:val="ListParagraph"/>
+        <w:numPr>
+          <w:ilvl w:val="0"/>
+          <w:numId w:val="2"/>
+        </w:numPr>
+        <w:spacing w:after="80"/>
+      </w:pPr>
+      <w:r>
+        <w:rPr>
+          <w:b/>
+          <w:bCs/>
+        </w:rPr>
+        <w:t xml:space="preserve">Rule scan: </w:t>
+      </w:r>
+      <w:r>
+        <w:t xml:space="preserve">All files changed in round 2 scanned for em and en dashes, arrow characters, emoji and Vietnamese text: none found (accented test data excepted).</w:t>
+      </w:r>
+    </w:p>
+    <w:p>
+      <w:pPr>
+        <w:pStyle w:val="Heading2"/>
+      </w:pPr>
+      <w:r>
+        <w:t xml:space="preserve">10.2 Decisions for the developer to review</w:t>
+      </w:r>
+    </w:p>
+    <w:p>
+      <w:pPr>
+        <w:pStyle w:val="ListParagraph"/>
+        <w:numPr>
+          <w:ilvl w:val="0"/>
+          <w:numId w:val="4"/>
+        </w:numPr>
+        <w:spacing w:after="80"/>
+      </w:pPr>
+      <w:r>
+        <w:t xml:space="preserve">Section 9 did not exist in the AI copy of this log; it was written from the review text. Replace it with the reviewer copy if it differs.</w:t>
+      </w:r>
+    </w:p>
+    <w:p>
+      <w:pPr>
+        <w:pStyle w:val="ListParagraph"/>
+        <w:numPr>
+          <w:ilvl w:val="0"/>
+          <w:numId w:val="4"/>
+        </w:numPr>
+        <w:spacing w:after="80"/>
+      </w:pPr>
+      <w:r>
+        <w:t xml:space="preserve">The "signed out" notice appears only when the tab was signed in; a tab that was already on the login page stays quiet.</w:t>
+      </w:r>
+    </w:p>
+    <w:p>
+      <w:pPr>
+        <w:pStyle w:val="ListParagraph"/>
+        <w:numPr>
+          <w:ilvl w:val="0"/>
+          <w:numId w:val="4"/>
+        </w:numPr>
+        <w:spacing w:after="80"/>
+      </w:pPr>
+      <w:r>
+        <w:t xml:space="preserve">A tab that follows a login of another user from another tab switches to that user without a notice (FE-00 behaviour kept); only losing the session shows the notice.</w:t>
+      </w:r>
+    </w:p>
+    <w:p>
+      <w:pPr>
+        <w:pStyle w:val="ListParagraph"/>
+        <w:numPr>
+          <w:ilvl w:val="0"/>
+          <w:numId w:val="4"/>
+        </w:numPr>
+        <w:spacing w:after="80"/>
+      </w:pPr>
+      <w:r>
+        <w:t xml:space="preserve">The remaining limitation of R2 (two tabs that both log in without Remember me keep two accounts) is documented rather than fixed; fixing it needs a broadcast channel.</w:t>
+      </w:r>
+    </w:p>
+    <w:p>
+      <w:pPr>
+        <w:pStyle w:val="ListParagraph"/>
+        <w:numPr>
+          <w:ilvl w:val="0"/>
+          <w:numId w:val="4"/>
+        </w:numPr>
+        <w:spacing w:after="80"/>
+      </w:pPr>
+      <w:r>
+        <w:t xml:space="preserve">R5 shows the messages of unmatched keys joined in one notice instead of the generic "Validation Error" text.</w:t>
+      </w:r>
+    </w:p>
+    <w:p>
+      <w:pPr>
+        <w:pStyle w:val="ListParagraph"/>
+        <w:numPr>
+          <w:ilvl w:val="0"/>
+          <w:numId w:val="4"/>
+        </w:numPr>
+        <w:spacing w:after="80"/>
+      </w:pPr>
+      <w:r>
+        <w:t xml:space="preserve">R9 keeps {from} in history so a protected page that asked for the login still works after the notice is removed.</w:t>
+      </w:r>
+    </w:p>
+    <w:p>
+      <w:pPr>
+        <w:pStyle w:val="ListParagraph"/>
+        <w:numPr>
+          <w:ilvl w:val="0"/>
+          <w:numId w:val="4"/>
+        </w:numPr>
+        <w:spacing w:after="80"/>
+      </w:pPr>
+      <w:r>
+        <w:t xml:space="preserve">R7: the photo is the 507 x 494 px crop from the PNG export, so it is upscaled on the taller sign up card. Replace frontend/src/assets/auth-hero.jpg with the original from Figma frame 41:1539.</w:t>
+      </w:r>
+    </w:p>
+    <w:p>
+      <w:pPr>
+        <w:pStyle w:val="Heading2"/>
+      </w:pPr>
+      <w:r>
+        <w:t xml:space="preserve">10.3 Follow-ups</w:t>
+      </w:r>
+    </w:p>
+    <w:p>
+      <w:pPr>
+        <w:pStyle w:val="ListParagraph"/>
+        <w:numPr>
+          <w:ilvl w:val="0"/>
+          <w:numId w:val="5"/>
+        </w:numPr>
+        <w:spacing w:after="80"/>
+      </w:pPr>
+      <w:r>
+        <w:t xml:space="preserve">Run manual cases M01 to M18 before merging.</w:t>
+      </w:r>
+    </w:p>
+    <w:p>
+      <w:pPr>
+        <w:pStyle w:val="ListParagraph"/>
+        <w:numPr>
+          <w:ilvl w:val="0"/>
+          <w:numId w:val="5"/>
+        </w:numPr>
+        <w:spacing w:after="80"/>
+      </w:pPr>
+      <w:r>
+        <w:t xml:space="preserve">Backend ticket (R13): AuthenticationServiceImpl.authenticate should check the password before the status, so a LOCKED account with a wrong password gets 401 instead of 403.</w:t>
+      </w:r>
+    </w:p>
+    <w:p>
+      <w:pPr>
+        <w:pStyle w:val="ListParagraph"/>
+        <w:numPr>
+          <w:ilvl w:val="0"/>
+          <w:numId w:val="5"/>
+        </w:numPr>
+        <w:spacing w:after="80"/>
+      </w:pPr>
+      <w:r>
+        <w:t xml:space="preserve">Push the branch and open the pull request; the AI session has no GitHub access.</w:t>
+      </w:r>
+    </w:p>
+    <w:p>
+      <w:pPr>
+        <w:pStyle w:val="Heading2"/>
+      </w:pPr>
+      <w:r>
+        <w:t xml:space="preserve">10.4 Files changed in round 2</w:t>
+      </w:r>
+    </w:p>
+    <w:tbl>
+      <w:tblPr>
+        <w:tblW w:type="dxa" w:w="9638"/>
+        <w:tblBorders>
+          <w:top w:val="single" w:color="auto" w:sz="4"/>
+          <w:left w:val="single" w:color="auto" w:sz="4"/>
+          <w:bottom w:val="single" w:color="auto" w:sz="4"/>
+          <w:right w:val="single" w:color="auto" w:sz="4"/>
+          <w:insideH w:val="single" w:color="auto" w:sz="4"/>
+          <w:insideV w:val="single" w:color="auto" w:sz="4"/>
+        </w:tblBorders>
+      </w:tblPr>
+      <w:tblGrid>
+        <w:gridCol w:w="5400"/>
+        <w:gridCol w:w="1000"/>
+        <w:gridCol w:w="3238"/>
+      </w:tblGrid>
+      <w:tr>
+        <w:trPr>
+          <w:tblHeader/>
+        </w:trPr>
+        <w:tc>
+          <w:tcPr>
+            <w:tcW w:type="dxa" w:w="5400"/>
+            <w:tcBorders>
+              <w:top w:val="single" w:color="DDE6EF" w:sz="4"/>
+              <w:left w:val="single" w:color="DDE6EF" w:sz="4"/>
+              <w:bottom w:val="single" w:color="DDE6EF" w:sz="4"/>
+              <w:right w:val="single" w:color="DDE6EF" w:sz="4"/>
+            </w:tcBorders>
+            <w:shd w:fill="102E50" w:color="auto" w:val="clear"/>
+            <w:tcMar>
+              <w:top w:type="dxa" w:w="60"/>
+              <w:left w:type="dxa" w:w="100"/>
+              <w:bottom w:type="dxa" w:w="60"/>
+              <w:right w:type="dxa" w:w="100"/>
+            </w:tcMar>
+          </w:tcPr>
+          <w:p>
+            <w:r>
+              <w:rPr>
+                <w:b/>
+                <w:bCs/>
+                <w:color w:val="FFFFFF"/>
+                <w:sz w:val="19"/>
+                <w:szCs w:val="19"/>
+              </w:rPr>
+              <w:t xml:space="preserve">Path</w:t>
+            </w:r>
+          </w:p>
+        </w:tc>
+        <w:tc>
+          <w:tcPr>
+            <w:tcW w:type="dxa" w:w="1000"/>
+            <w:tcBorders>
+              <w:top w:val="single" w:color="DDE6EF" w:sz="4"/>
+              <w:left w:val="single" w:color="DDE6EF" w:sz="4"/>
+              <w:bottom w:val="single" w:color="DDE6EF" w:sz="4"/>
+              <w:right w:val="single" w:color="DDE6EF" w:sz="4"/>
+            </w:tcBorders>
+            <w:shd w:fill="102E50" w:color="auto" w:val="clear"/>
+            <w:tcMar>
+              <w:top w:type="dxa" w:w="60"/>
+              <w:left w:type="dxa" w:w="100"/>
+              <w:bottom w:type="dxa" w:w="60"/>
+              <w:right w:type="dxa" w:w="100"/>
+            </w:tcMar>
+          </w:tcPr>
+          <w:p>
+            <w:r>
+              <w:rPr>
+                <w:b/>
+                <w:bCs/>
+                <w:color w:val="FFFFFF"/>
+                <w:sz w:val="19"/>
+                <w:szCs w:val="19"/>
+              </w:rPr>
+              <w:t xml:space="preserve">Type</w:t>
+            </w:r>
+          </w:p>
+        </w:tc>
+        <w:tc>
+          <w:tcPr>
+            <w:tcW w:type="dxa" w:w="3238"/>
+            <w:tcBorders>
+              <w:top w:val="single" w:color="DDE6EF" w:sz="4"/>
+              <w:left w:val="single" w:color="DDE6EF" w:sz="4"/>
+              <w:bottom w:val="single" w:color="DDE6EF" w:sz="4"/>
+              <w:right w:val="single" w:color="DDE6EF" w:sz="4"/>
+            </w:tcBorders>
+            <w:shd w:fill="102E50" w:color="auto" w:val="clear"/>
+            <w:tcMar>
+              <w:top w:type="dxa" w:w="60"/>
+              <w:left w:type="dxa" w:w="100"/>
+              <w:bottom w:type="dxa" w:w="60"/>
+              <w:right w:type="dxa" w:w="100"/>
+            </w:tcMar>
+          </w:tcPr>
+          <w:p>
+            <w:r>
+              <w:rPr>
+                <w:b/>
+                <w:bCs/>
+                <w:color w:val="FFFFFF"/>
+                <w:sz w:val="19"/>
+                <w:szCs w:val="19"/>
+              </w:rPr>
+              <w:t xml:space="preserve">Finding</w:t>
+            </w:r>
+          </w:p>
+        </w:tc>
+      </w:tr>
+      <w:tr>
+        <w:trPr>
+          <w:tblHeader w:val="false"/>
+        </w:trPr>
+        <w:tc>
+          <w:tcPr>
+            <w:tcW w:type="dxa" w:w="5400"/>
+            <w:tcBorders>
+              <w:top w:val="single" w:color="DDE6EF" w:sz="4"/>
+              <w:left w:val="single" w:color="DDE6EF" w:sz="4"/>
+              <w:bottom w:val="single" w:color="DDE6EF" w:sz="4"/>
+              <w:right w:val="single" w:color="DDE6EF" w:sz="4"/>
+            </w:tcBorders>
+            <w:tcMar>
+              <w:top w:type="dxa" w:w="60"/>
+              <w:left w:type="dxa" w:w="100"/>
+              <w:bottom w:type="dxa" w:w="60"/>
+              <w:right w:type="dxa" w:w="100"/>
+            </w:tcMar>
+          </w:tcPr>
+          <w:p>
+            <w:r>
+              <w:rPr>
+                <w:b w:val="false"/>
+                <w:bCs w:val="false"/>
+                <w:sz w:val="19"/>
+                <w:szCs w:val="19"/>
+              </w:rPr>
+              <w:t xml:space="preserve">frontend/src/api/tokenStorage.ts</w:t>
+            </w:r>
+          </w:p>
+        </w:tc>
+        <w:tc>
+          <w:tcPr>
+            <w:tcW w:type="dxa" w:w="1000"/>
+            <w:tcBorders>
+              <w:top w:val="single" w:color="DDE6EF" w:sz="4"/>
+              <w:left w:val="single" w:color="DDE6EF" w:sz="4"/>
+              <w:bottom w:val="single" w:color="DDE6EF" w:sz="4"/>
+              <w:right w:val="single" w:color="DDE6EF" w:sz="4"/>
+            </w:tcBorders>
+            <w:tcMar>
+              <w:top w:type="dxa" w:w="60"/>
+              <w:left w:type="dxa" w:w="100"/>
+              <w:bottom w:type="dxa" w:w="60"/>
+              <w:right w:type="dxa" w:w="100"/>
+            </w:tcMar>
+          </w:tcPr>
+          <w:p>
+            <w:r>
+              <w:rPr>
+                <w:b w:val="false"/>
+                <w:bCs w:val="false"/>
+                <w:sz w:val="19"/>
+                <w:szCs w:val="19"/>
+              </w:rPr>
+              <w:t xml:space="preserve">Modified</w:t>
+            </w:r>
+          </w:p>
+        </w:tc>
+        <w:tc>
+          <w:tcPr>
+            <w:tcW w:type="dxa" w:w="3238"/>
+            <w:tcBorders>
+              <w:top w:val="single" w:color="DDE6EF" w:sz="4"/>
+              <w:left w:val="single" w:color="DDE6EF" w:sz="4"/>
+              <w:bottom w:val="single" w:color="DDE6EF" w:sz="4"/>
+              <w:right w:val="single" w:color="DDE6EF" w:sz="4"/>
+            </w:tcBorders>
+            <w:tcMar>
+              <w:top w:type="dxa" w:w="60"/>
+              <w:left w:type="dxa" w:w="100"/>
+              <w:bottom w:type="dxa" w:w="60"/>
+              <w:right w:type="dxa" w:w="100"/>
+            </w:tcMar>
+          </w:tcPr>
+          <w:p>
+            <w:r>
+              <w:rPr>
+                <w:b w:val="false"/>
+                <w:bCs w:val="false"/>
+                <w:sz w:val="19"/>
+                <w:szCs w:val="19"/>
+              </w:rPr>
+              <w:t xml:space="preserve">R2, R11</w:t>
+            </w:r>
+          </w:p>
+        </w:tc>
+      </w:tr>
+      <w:tr>
+        <w:trPr>
+          <w:tblHeader w:val="false"/>
+        </w:trPr>
+        <w:tc>
+          <w:tcPr>
+            <w:tcW w:type="dxa" w:w="5400"/>
+            <w:tcBorders>
+              <w:top w:val="single" w:color="DDE6EF" w:sz="4"/>
+              <w:left w:val="single" w:color="DDE6EF" w:sz="4"/>
+              <w:bottom w:val="single" w:color="DDE6EF" w:sz="4"/>
+              <w:right w:val="single" w:color="DDE6EF" w:sz="4"/>
+            </w:tcBorders>
+            <w:tcMar>
+              <w:top w:type="dxa" w:w="60"/>
+              <w:left w:type="dxa" w:w="100"/>
+              <w:bottom w:type="dxa" w:w="60"/>
+              <w:right w:type="dxa" w:w="100"/>
+            </w:tcMar>
+          </w:tcPr>
+          <w:p>
+            <w:r>
+              <w:rPr>
+                <w:b w:val="false"/>
+                <w:bCs w:val="false"/>
+                <w:sz w:val="19"/>
+                <w:szCs w:val="19"/>
+              </w:rPr>
+              <w:t xml:space="preserve">frontend/src/api/tokenStorage.test.ts</w:t>
+            </w:r>
+          </w:p>
+        </w:tc>
+        <w:tc>
+          <w:tcPr>
+            <w:tcW w:type="dxa" w:w="1000"/>
+            <w:tcBorders>
+              <w:top w:val="single" w:color="DDE6EF" w:sz="4"/>
+              <w:left w:val="single" w:color="DDE6EF" w:sz="4"/>
+              <w:bottom w:val="single" w:color="DDE6EF" w:sz="4"/>
+              <w:right w:val="single" w:color="DDE6EF" w:sz="4"/>
+            </w:tcBorders>
+            <w:tcMar>
+              <w:top w:type="dxa" w:w="60"/>
+              <w:left w:type="dxa" w:w="100"/>
+              <w:bottom w:type="dxa" w:w="60"/>
+              <w:right w:type="dxa" w:w="100"/>
+            </w:tcMar>
+          </w:tcPr>
+          <w:p>
+            <w:r>
+              <w:rPr>
+                <w:b w:val="false"/>
+                <w:bCs w:val="false"/>
+                <w:sz w:val="19"/>
+                <w:szCs w:val="19"/>
+              </w:rPr>
+              <w:t xml:space="preserve">Modified</w:t>
+            </w:r>
+          </w:p>
+        </w:tc>
+        <w:tc>
+          <w:tcPr>
+            <w:tcW w:type="dxa" w:w="3238"/>
+            <w:tcBorders>
+              <w:top w:val="single" w:color="DDE6EF" w:sz="4"/>
+              <w:left w:val="single" w:color="DDE6EF" w:sz="4"/>
+              <w:bottom w:val="single" w:color="DDE6EF" w:sz="4"/>
+              <w:right w:val="single" w:color="DDE6EF" w:sz="4"/>
+            </w:tcBorders>
+            <w:tcMar>
+              <w:top w:type="dxa" w:w="60"/>
+              <w:left w:type="dxa" w:w="100"/>
+              <w:bottom w:type="dxa" w:w="60"/>
+              <w:right w:type="dxa" w:w="100"/>
+            </w:tcMar>
+          </w:tcPr>
+          <w:p>
+            <w:r>
+              <w:rPr>
+                <w:b w:val="false"/>
+                <w:bCs w:val="false"/>
+                <w:sz w:val="19"/>
+                <w:szCs w:val="19"/>
+              </w:rPr>
+              <w:t xml:space="preserve">R2, R11</w:t>
+            </w:r>
+          </w:p>
+        </w:tc>
+      </w:tr>
+      <w:tr>
+        <w:trPr>
+          <w:tblHeader w:val="false"/>
+        </w:trPr>
+        <w:tc>
+          <w:tcPr>
+            <w:tcW w:type="dxa" w:w="5400"/>
+            <w:tcBorders>
+              <w:top w:val="single" w:color="DDE6EF" w:sz="4"/>
+              <w:left w:val="single" w:color="DDE6EF" w:sz="4"/>
+              <w:bottom w:val="single" w:color="DDE6EF" w:sz="4"/>
+              <w:right w:val="single" w:color="DDE6EF" w:sz="4"/>
+            </w:tcBorders>
+            <w:tcMar>
+              <w:top w:type="dxa" w:w="60"/>
+              <w:left w:type="dxa" w:w="100"/>
+              <w:bottom w:type="dxa" w:w="60"/>
+              <w:right w:type="dxa" w:w="100"/>
+            </w:tcMar>
+          </w:tcPr>
+          <w:p>
+            <w:r>
+              <w:rPr>
+                <w:b w:val="false"/>
+                <w:bCs w:val="false"/>
+                <w:sz w:val="19"/>
+                <w:szCs w:val="19"/>
+              </w:rPr>
+              <w:t xml:space="preserve">frontend/src/api/errors.ts</w:t>
+            </w:r>
+          </w:p>
+        </w:tc>
+        <w:tc>
+          <w:tcPr>
+            <w:tcW w:type="dxa" w:w="1000"/>
+            <w:tcBorders>
+              <w:top w:val="single" w:color="DDE6EF" w:sz="4"/>
+              <w:left w:val="single" w:color="DDE6EF" w:sz="4"/>
+              <w:bottom w:val="single" w:color="DDE6EF" w:sz="4"/>
+              <w:right w:val="single" w:color="DDE6EF" w:sz="4"/>
+            </w:tcBorders>
+            <w:tcMar>
+              <w:top w:type="dxa" w:w="60"/>
+              <w:left w:type="dxa" w:w="100"/>
+              <w:bottom w:type="dxa" w:w="60"/>
+              <w:right w:type="dxa" w:w="100"/>
+            </w:tcMar>
+          </w:tcPr>
+          <w:p>
+            <w:r>
+              <w:rPr>
+                <w:b w:val="false"/>
+                <w:bCs w:val="false"/>
+                <w:sz w:val="19"/>
+                <w:szCs w:val="19"/>
+              </w:rPr>
+              <w:t xml:space="preserve">Modified</w:t>
+            </w:r>
+          </w:p>
+        </w:tc>
+        <w:tc>
+          <w:tcPr>
+            <w:tcW w:type="dxa" w:w="3238"/>
+            <w:tcBorders>
+              <w:top w:val="single" w:color="DDE6EF" w:sz="4"/>
+              <w:left w:val="single" w:color="DDE6EF" w:sz="4"/>
+              <w:bottom w:val="single" w:color="DDE6EF" w:sz="4"/>
+              <w:right w:val="single" w:color="DDE6EF" w:sz="4"/>
+            </w:tcBorders>
+            <w:tcMar>
+              <w:top w:type="dxa" w:w="60"/>
+              <w:left w:type="dxa" w:w="100"/>
+              <w:bottom w:type="dxa" w:w="60"/>
+              <w:right w:type="dxa" w:w="100"/>
+            </w:tcMar>
+          </w:tcPr>
+          <w:p>
+            <w:r>
+              <w:rPr>
+                <w:b w:val="false"/>
+                <w:bCs w:val="false"/>
+                <w:sz w:val="19"/>
+                <w:szCs w:val="19"/>
+              </w:rPr>
+              <w:t xml:space="preserve">R5</w:t>
+            </w:r>
+          </w:p>
+        </w:tc>
+      </w:tr>
+      <w:tr>
+        <w:trPr>
+          <w:tblHeader w:val="false"/>
+        </w:trPr>
+        <w:tc>
+          <w:tcPr>
+            <w:tcW w:type="dxa" w:w="5400"/>
+            <w:tcBorders>
+              <w:top w:val="single" w:color="DDE6EF" w:sz="4"/>
+              <w:left w:val="single" w:color="DDE6EF" w:sz="4"/>
+              <w:bottom w:val="single" w:color="DDE6EF" w:sz="4"/>
+              <w:right w:val="single" w:color="DDE6EF" w:sz="4"/>
+            </w:tcBorders>
+            <w:tcMar>
+              <w:top w:type="dxa" w:w="60"/>
+              <w:left w:type="dxa" w:w="100"/>
+              <w:bottom w:type="dxa" w:w="60"/>
+              <w:right w:type="dxa" w:w="100"/>
+            </w:tcMar>
+          </w:tcPr>
+          <w:p>
+            <w:r>
+              <w:rPr>
+                <w:b w:val="false"/>
+                <w:bCs w:val="false"/>
+                <w:sz w:val="19"/>
+                <w:szCs w:val="19"/>
+              </w:rPr>
+              <w:t xml:space="preserve">frontend/src/auth/AuthProvider.tsx</w:t>
+            </w:r>
+          </w:p>
+        </w:tc>
+        <w:tc>
+          <w:tcPr>
+            <w:tcW w:type="dxa" w:w="1000"/>
+            <w:tcBorders>
+              <w:top w:val="single" w:color="DDE6EF" w:sz="4"/>
+              <w:left w:val="single" w:color="DDE6EF" w:sz="4"/>
+              <w:bottom w:val="single" w:color="DDE6EF" w:sz="4"/>
+              <w:right w:val="single" w:color="DDE6EF" w:sz="4"/>
+            </w:tcBorders>
+            <w:tcMar>
+              <w:top w:type="dxa" w:w="60"/>
+              <w:left w:type="dxa" w:w="100"/>
+              <w:bottom w:type="dxa" w:w="60"/>
+              <w:right w:type="dxa" w:w="100"/>
+            </w:tcMar>
+          </w:tcPr>
+          <w:p>
+            <w:r>
+              <w:rPr>
+                <w:b w:val="false"/>
+                <w:bCs w:val="false"/>
+                <w:sz w:val="19"/>
+                <w:szCs w:val="19"/>
+              </w:rPr>
+              <w:t xml:space="preserve">Modified</w:t>
+            </w:r>
+          </w:p>
+        </w:tc>
+        <w:tc>
+          <w:tcPr>
+            <w:tcW w:type="dxa" w:w="3238"/>
+            <w:tcBorders>
+              <w:top w:val="single" w:color="DDE6EF" w:sz="4"/>
+              <w:left w:val="single" w:color="DDE6EF" w:sz="4"/>
+              <w:bottom w:val="single" w:color="DDE6EF" w:sz="4"/>
+              <w:right w:val="single" w:color="DDE6EF" w:sz="4"/>
+            </w:tcBorders>
+            <w:tcMar>
+              <w:top w:type="dxa" w:w="60"/>
+              <w:left w:type="dxa" w:w="100"/>
+              <w:bottom w:type="dxa" w:w="60"/>
+              <w:right w:type="dxa" w:w="100"/>
+            </w:tcMar>
+          </w:tcPr>
+          <w:p>
+            <w:r>
+              <w:rPr>
+                <w:b w:val="false"/>
+                <w:bCs w:val="false"/>
+                <w:sz w:val="19"/>
+                <w:szCs w:val="19"/>
+              </w:rPr>
+              <w:t xml:space="preserve">R2</w:t>
+            </w:r>
+          </w:p>
+        </w:tc>
+      </w:tr>
+      <w:tr>
+        <w:trPr>
+          <w:tblHeader w:val="false"/>
+        </w:trPr>
+        <w:tc>
+          <w:tcPr>
+            <w:tcW w:type="dxa" w:w="5400"/>
+            <w:tcBorders>
+              <w:top w:val="single" w:color="DDE6EF" w:sz="4"/>
+              <w:left w:val="single" w:color="DDE6EF" w:sz="4"/>
+              <w:bottom w:val="single" w:color="DDE6EF" w:sz="4"/>
+              <w:right w:val="single" w:color="DDE6EF" w:sz="4"/>
+            </w:tcBorders>
+            <w:tcMar>
+              <w:top w:type="dxa" w:w="60"/>
+              <w:left w:type="dxa" w:w="100"/>
+              <w:bottom w:type="dxa" w:w="60"/>
+              <w:right w:type="dxa" w:w="100"/>
+            </w:tcMar>
+          </w:tcPr>
+          <w:p>
+            <w:r>
+              <w:rPr>
+                <w:b w:val="false"/>
+                <w:bCs w:val="false"/>
+                <w:sz w:val="19"/>
+                <w:szCs w:val="19"/>
+              </w:rPr>
+              <w:t xml:space="preserve">frontend/src/auth/authContext.ts</w:t>
+            </w:r>
+          </w:p>
+        </w:tc>
+        <w:tc>
+          <w:tcPr>
+            <w:tcW w:type="dxa" w:w="1000"/>
+            <w:tcBorders>
+              <w:top w:val="single" w:color="DDE6EF" w:sz="4"/>
+              <w:left w:val="single" w:color="DDE6EF" w:sz="4"/>
+              <w:bottom w:val="single" w:color="DDE6EF" w:sz="4"/>
+              <w:right w:val="single" w:color="DDE6EF" w:sz="4"/>
+            </w:tcBorders>
+            <w:tcMar>
+              <w:top w:type="dxa" w:w="60"/>
+              <w:left w:type="dxa" w:w="100"/>
+              <w:bottom w:type="dxa" w:w="60"/>
+              <w:right w:type="dxa" w:w="100"/>
+            </w:tcMar>
+          </w:tcPr>
+          <w:p>
+            <w:r>
+              <w:rPr>
+                <w:b w:val="false"/>
+                <w:bCs w:val="false"/>
+                <w:sz w:val="19"/>
+                <w:szCs w:val="19"/>
+              </w:rPr>
+              <w:t xml:space="preserve">Modified</w:t>
+            </w:r>
+          </w:p>
+        </w:tc>
+        <w:tc>
+          <w:tcPr>
+            <w:tcW w:type="dxa" w:w="3238"/>
+            <w:tcBorders>
+              <w:top w:val="single" w:color="DDE6EF" w:sz="4"/>
+              <w:left w:val="single" w:color="DDE6EF" w:sz="4"/>
+              <w:bottom w:val="single" w:color="DDE6EF" w:sz="4"/>
+              <w:right w:val="single" w:color="DDE6EF" w:sz="4"/>
+            </w:tcBorders>
+            <w:tcMar>
+              <w:top w:type="dxa" w:w="60"/>
+              <w:left w:type="dxa" w:w="100"/>
+              <w:bottom w:type="dxa" w:w="60"/>
+              <w:right w:type="dxa" w:w="100"/>
+            </w:tcMar>
+          </w:tcPr>
+          <w:p>
+            <w:r>
+              <w:rPr>
+                <w:b w:val="false"/>
+                <w:bCs w:val="false"/>
+                <w:sz w:val="19"/>
+                <w:szCs w:val="19"/>
+              </w:rPr>
+              <w:t xml:space="preserve">R2</w:t>
+            </w:r>
+          </w:p>
+        </w:tc>
+      </w:tr>
+      <w:tr>
+        <w:trPr>
+          <w:tblHeader w:val="false"/>
+        </w:trPr>
+        <w:tc>
+          <w:tcPr>
+            <w:tcW w:type="dxa" w:w="5400"/>
+            <w:tcBorders>
+              <w:top w:val="single" w:color="DDE6EF" w:sz="4"/>
+              <w:left w:val="single" w:color="DDE6EF" w:sz="4"/>
+              <w:bottom w:val="single" w:color="DDE6EF" w:sz="4"/>
+              <w:right w:val="single" w:color="DDE6EF" w:sz="4"/>
+            </w:tcBorders>
+            <w:tcMar>
+              <w:top w:type="dxa" w:w="60"/>
+              <w:left w:type="dxa" w:w="100"/>
+              <w:bottom w:type="dxa" w:w="60"/>
+              <w:right w:type="dxa" w:w="100"/>
+            </w:tcMar>
+          </w:tcPr>
+          <w:p>
+            <w:r>
+              <w:rPr>
+                <w:b w:val="false"/>
+                <w:bCs w:val="false"/>
+                <w:sz w:val="19"/>
+                <w:szCs w:val="19"/>
+              </w:rPr>
+              <w:t xml:space="preserve">frontend/src/auth/passwordRules.ts</w:t>
+            </w:r>
+          </w:p>
+        </w:tc>
+        <w:tc>
+          <w:tcPr>
+            <w:tcW w:type="dxa" w:w="1000"/>
+            <w:tcBorders>
+              <w:top w:val="single" w:color="DDE6EF" w:sz="4"/>
+              <w:left w:val="single" w:color="DDE6EF" w:sz="4"/>
+              <w:bottom w:val="single" w:color="DDE6EF" w:sz="4"/>
+              <w:right w:val="single" w:color="DDE6EF" w:sz="4"/>
+            </w:tcBorders>
+            <w:tcMar>
+              <w:top w:type="dxa" w:w="60"/>
+              <w:left w:type="dxa" w:w="100"/>
+              <w:bottom w:type="dxa" w:w="60"/>
+              <w:right w:type="dxa" w:w="100"/>
+            </w:tcMar>
+          </w:tcPr>
+          <w:p>
+            <w:r>
+              <w:rPr>
+                <w:b w:val="false"/>
+                <w:bCs w:val="false"/>
+                <w:sz w:val="19"/>
+                <w:szCs w:val="19"/>
+              </w:rPr>
+              <w:t xml:space="preserve">Modified</w:t>
+            </w:r>
+          </w:p>
+        </w:tc>
+        <w:tc>
+          <w:tcPr>
+            <w:tcW w:type="dxa" w:w="3238"/>
+            <w:tcBorders>
+              <w:top w:val="single" w:color="DDE6EF" w:sz="4"/>
+              <w:left w:val="single" w:color="DDE6EF" w:sz="4"/>
+              <w:bottom w:val="single" w:color="DDE6EF" w:sz="4"/>
+              <w:right w:val="single" w:color="DDE6EF" w:sz="4"/>
+            </w:tcBorders>
+            <w:tcMar>
+              <w:top w:type="dxa" w:w="60"/>
+              <w:left w:type="dxa" w:w="100"/>
+              <w:bottom w:type="dxa" w:w="60"/>
+              <w:right w:type="dxa" w:w="100"/>
+            </w:tcMar>
+          </w:tcPr>
+          <w:p>
+            <w:r>
+              <w:rPr>
+                <w:b w:val="false"/>
+                <w:bCs w:val="false"/>
+                <w:sz w:val="19"/>
+                <w:szCs w:val="19"/>
+              </w:rPr>
+              <w:t xml:space="preserve">R10</w:t>
+            </w:r>
+          </w:p>
+        </w:tc>
+      </w:tr>
+      <w:tr>
+        <w:trPr>
+          <w:tblHeader w:val="false"/>
+        </w:trPr>
+        <w:tc>
+          <w:tcPr>
+            <w:tcW w:type="dxa" w:w="5400"/>
+            <w:tcBorders>
+              <w:top w:val="single" w:color="DDE6EF" w:sz="4"/>
+              <w:left w:val="single" w:color="DDE6EF" w:sz="4"/>
+              <w:bottom w:val="single" w:color="DDE6EF" w:sz="4"/>
+              <w:right w:val="single" w:color="DDE6EF" w:sz="4"/>
+            </w:tcBorders>
+            <w:tcMar>
+              <w:top w:type="dxa" w:w="60"/>
+              <w:left w:type="dxa" w:w="100"/>
+              <w:bottom w:type="dxa" w:w="60"/>
+              <w:right w:type="dxa" w:w="100"/>
+            </w:tcMar>
+          </w:tcPr>
+          <w:p>
+            <w:r>
+              <w:rPr>
+                <w:b w:val="false"/>
+                <w:bCs w:val="false"/>
+                <w:sz w:val="19"/>
+                <w:szCs w:val="19"/>
+              </w:rPr>
+              <w:t xml:space="preserve">frontend/src/auth/passwordRules.test.ts</w:t>
+            </w:r>
+          </w:p>
+        </w:tc>
+        <w:tc>
+          <w:tcPr>
+            <w:tcW w:type="dxa" w:w="1000"/>
+            <w:tcBorders>
+              <w:top w:val="single" w:color="DDE6EF" w:sz="4"/>
+              <w:left w:val="single" w:color="DDE6EF" w:sz="4"/>
+              <w:bottom w:val="single" w:color="DDE6EF" w:sz="4"/>
+              <w:right w:val="single" w:color="DDE6EF" w:sz="4"/>
+            </w:tcBorders>
+            <w:tcMar>
+              <w:top w:type="dxa" w:w="60"/>
+              <w:left w:type="dxa" w:w="100"/>
+              <w:bottom w:type="dxa" w:w="60"/>
+              <w:right w:type="dxa" w:w="100"/>
+            </w:tcMar>
+          </w:tcPr>
+          <w:p>
+            <w:r>
+              <w:rPr>
+                <w:b w:val="false"/>
+                <w:bCs w:val="false"/>
+                <w:sz w:val="19"/>
+                <w:szCs w:val="19"/>
+              </w:rPr>
+              <w:t xml:space="preserve">Modified</w:t>
+            </w:r>
+          </w:p>
+        </w:tc>
+        <w:tc>
+          <w:tcPr>
+            <w:tcW w:type="dxa" w:w="3238"/>
+            <w:tcBorders>
+              <w:top w:val="single" w:color="DDE6EF" w:sz="4"/>
+              <w:left w:val="single" w:color="DDE6EF" w:sz="4"/>
+              <w:bottom w:val="single" w:color="DDE6EF" w:sz="4"/>
+              <w:right w:val="single" w:color="DDE6EF" w:sz="4"/>
+            </w:tcBorders>
+            <w:tcMar>
+              <w:top w:type="dxa" w:w="60"/>
+              <w:left w:type="dxa" w:w="100"/>
+              <w:bottom w:type="dxa" w:w="60"/>
+              <w:right w:type="dxa" w:w="100"/>
+            </w:tcMar>
+          </w:tcPr>
+          <w:p>
+            <w:r>
+              <w:rPr>
+                <w:b w:val="false"/>
+                <w:bCs w:val="false"/>
+                <w:sz w:val="19"/>
+                <w:szCs w:val="19"/>
+              </w:rPr>
+              <w:t xml:space="preserve">R4, R10</w:t>
+            </w:r>
+          </w:p>
+        </w:tc>
+      </w:tr>
+      <w:tr>
+        <w:trPr>
+          <w:tblHeader w:val="false"/>
+        </w:trPr>
+        <w:tc>
+          <w:tcPr>
+            <w:tcW w:type="dxa" w:w="5400"/>
+            <w:tcBorders>
+              <w:top w:val="single" w:color="DDE6EF" w:sz="4"/>
+              <w:left w:val="single" w:color="DDE6EF" w:sz="4"/>
+              <w:bottom w:val="single" w:color="DDE6EF" w:sz="4"/>
+              <w:right w:val="single" w:color="DDE6EF" w:sz="4"/>
+            </w:tcBorders>
+            <w:tcMar>
+              <w:top w:type="dxa" w:w="60"/>
+              <w:left w:type="dxa" w:w="100"/>
+              <w:bottom w:type="dxa" w:w="60"/>
+              <w:right w:type="dxa" w:w="100"/>
+            </w:tcMar>
+          </w:tcPr>
+          <w:p>
+            <w:r>
+              <w:rPr>
+                <w:b w:val="false"/>
+                <w:bCs w:val="false"/>
+                <w:sz w:val="19"/>
+                <w:szCs w:val="19"/>
+              </w:rPr>
+              <w:t xml:space="preserve">frontend/src/auth/registerValidation.ts</w:t>
+            </w:r>
+          </w:p>
+        </w:tc>
+        <w:tc>
+          <w:tcPr>
+            <w:tcW w:type="dxa" w:w="1000"/>
+            <w:tcBorders>
+              <w:top w:val="single" w:color="DDE6EF" w:sz="4"/>
+              <w:left w:val="single" w:color="DDE6EF" w:sz="4"/>
+              <w:bottom w:val="single" w:color="DDE6EF" w:sz="4"/>
+              <w:right w:val="single" w:color="DDE6EF" w:sz="4"/>
+            </w:tcBorders>
+            <w:tcMar>
+              <w:top w:type="dxa" w:w="60"/>
+              <w:left w:type="dxa" w:w="100"/>
+              <w:bottom w:type="dxa" w:w="60"/>
+              <w:right w:type="dxa" w:w="100"/>
+            </w:tcMar>
+          </w:tcPr>
+          <w:p>
+            <w:r>
+              <w:rPr>
+                <w:b w:val="false"/>
+                <w:bCs w:val="false"/>
+                <w:sz w:val="19"/>
+                <w:szCs w:val="19"/>
+              </w:rPr>
+              <w:t xml:space="preserve">Modified</w:t>
+            </w:r>
+          </w:p>
+        </w:tc>
+        <w:tc>
+          <w:tcPr>
+            <w:tcW w:type="dxa" w:w="3238"/>
+            <w:tcBorders>
+              <w:top w:val="single" w:color="DDE6EF" w:sz="4"/>
+              <w:left w:val="single" w:color="DDE6EF" w:sz="4"/>
+              <w:bottom w:val="single" w:color="DDE6EF" w:sz="4"/>
+              <w:right w:val="single" w:color="DDE6EF" w:sz="4"/>
+            </w:tcBorders>
+            <w:tcMar>
+              <w:top w:type="dxa" w:w="60"/>
+              <w:left w:type="dxa" w:w="100"/>
+              <w:bottom w:type="dxa" w:w="60"/>
+              <w:right w:type="dxa" w:w="100"/>
+            </w:tcMar>
+          </w:tcPr>
+          <w:p>
+            <w:r>
+              <w:rPr>
+                <w:b w:val="false"/>
+                <w:bCs w:val="false"/>
+                <w:sz w:val="19"/>
+                <w:szCs w:val="19"/>
+              </w:rPr>
+              <w:t xml:space="preserve">R4, R5, R6</w:t>
+            </w:r>
+          </w:p>
+        </w:tc>
+      </w:tr>
+      <w:tr>
+        <w:trPr>
+          <w:tblHeader w:val="false"/>
+        </w:trPr>
+        <w:tc>
+          <w:tcPr>
+            <w:tcW w:type="dxa" w:w="5400"/>
+            <w:tcBorders>
+              <w:top w:val="single" w:color="DDE6EF" w:sz="4"/>
+              <w:left w:val="single" w:color="DDE6EF" w:sz="4"/>
+              <w:bottom w:val="single" w:color="DDE6EF" w:sz="4"/>
+              <w:right w:val="single" w:color="DDE6EF" w:sz="4"/>
+            </w:tcBorders>
+            <w:tcMar>
+              <w:top w:type="dxa" w:w="60"/>
+              <w:left w:type="dxa" w:w="100"/>
+              <w:bottom w:type="dxa" w:w="60"/>
+              <w:right w:type="dxa" w:w="100"/>
+            </w:tcMar>
+          </w:tcPr>
+          <w:p>
+            <w:r>
+              <w:rPr>
+                <w:b w:val="false"/>
+                <w:bCs w:val="false"/>
+                <w:sz w:val="19"/>
+                <w:szCs w:val="19"/>
+              </w:rPr>
+              <w:t xml:space="preserve">frontend/src/components/ui/Checkbox.tsx</w:t>
+            </w:r>
+          </w:p>
+        </w:tc>
+        <w:tc>
+          <w:tcPr>
+            <w:tcW w:type="dxa" w:w="1000"/>
+            <w:tcBorders>
+              <w:top w:val="single" w:color="DDE6EF" w:sz="4"/>
+              <w:left w:val="single" w:color="DDE6EF" w:sz="4"/>
+              <w:bottom w:val="single" w:color="DDE6EF" w:sz="4"/>
+              <w:right w:val="single" w:color="DDE6EF" w:sz="4"/>
+            </w:tcBorders>
+            <w:tcMar>
+              <w:top w:type="dxa" w:w="60"/>
+              <w:left w:type="dxa" w:w="100"/>
+              <w:bottom w:type="dxa" w:w="60"/>
+              <w:right w:type="dxa" w:w="100"/>
+            </w:tcMar>
+          </w:tcPr>
+          <w:p>
+            <w:r>
+              <w:rPr>
+                <w:b w:val="false"/>
+                <w:bCs w:val="false"/>
+                <w:sz w:val="19"/>
+                <w:szCs w:val="19"/>
+              </w:rPr>
+              <w:t xml:space="preserve">Modified</w:t>
+            </w:r>
+          </w:p>
+        </w:tc>
+        <w:tc>
+          <w:tcPr>
+            <w:tcW w:type="dxa" w:w="3238"/>
+            <w:tcBorders>
+              <w:top w:val="single" w:color="DDE6EF" w:sz="4"/>
+              <w:left w:val="single" w:color="DDE6EF" w:sz="4"/>
+              <w:bottom w:val="single" w:color="DDE6EF" w:sz="4"/>
+              <w:right w:val="single" w:color="DDE6EF" w:sz="4"/>
+            </w:tcBorders>
+            <w:tcMar>
+              <w:top w:type="dxa" w:w="60"/>
+              <w:left w:type="dxa" w:w="100"/>
+              <w:bottom w:type="dxa" w:w="60"/>
+              <w:right w:type="dxa" w:w="100"/>
+            </w:tcMar>
+          </w:tcPr>
+          <w:p>
+            <w:r>
+              <w:rPr>
+                <w:b w:val="false"/>
+                <w:bCs w:val="false"/>
+                <w:sz w:val="19"/>
+                <w:szCs w:val="19"/>
+              </w:rPr>
+              <w:t xml:space="preserve">R11</w:t>
+            </w:r>
+          </w:p>
+        </w:tc>
+      </w:tr>
+      <w:tr>
+        <w:trPr>
+          <w:tblHeader w:val="false"/>
+        </w:trPr>
+        <w:tc>
+          <w:tcPr>
+            <w:tcW w:type="dxa" w:w="5400"/>
+            <w:tcBorders>
+              <w:top w:val="single" w:color="DDE6EF" w:sz="4"/>
+              <w:left w:val="single" w:color="DDE6EF" w:sz="4"/>
+              <w:bottom w:val="single" w:color="DDE6EF" w:sz="4"/>
+              <w:right w:val="single" w:color="DDE6EF" w:sz="4"/>
+            </w:tcBorders>
+            <w:tcMar>
+              <w:top w:type="dxa" w:w="60"/>
+              <w:left w:type="dxa" w:w="100"/>
+              <w:bottom w:type="dxa" w:w="60"/>
+              <w:right w:type="dxa" w:w="100"/>
+            </w:tcMar>
+          </w:tcPr>
+          <w:p>
+            <w:r>
+              <w:rPr>
+                <w:b w:val="false"/>
+                <w:bCs w:val="false"/>
+                <w:sz w:val="19"/>
+                <w:szCs w:val="19"/>
+              </w:rPr>
+              <w:t xml:space="preserve">frontend/src/config/env.ts</w:t>
+            </w:r>
+          </w:p>
+        </w:tc>
+        <w:tc>
+          <w:tcPr>
+            <w:tcW w:type="dxa" w:w="1000"/>
+            <w:tcBorders>
+              <w:top w:val="single" w:color="DDE6EF" w:sz="4"/>
+              <w:left w:val="single" w:color="DDE6EF" w:sz="4"/>
+              <w:bottom w:val="single" w:color="DDE6EF" w:sz="4"/>
+              <w:right w:val="single" w:color="DDE6EF" w:sz="4"/>
+            </w:tcBorders>
+            <w:tcMar>
+              <w:top w:type="dxa" w:w="60"/>
+              <w:left w:type="dxa" w:w="100"/>
+              <w:bottom w:type="dxa" w:w="60"/>
+              <w:right w:type="dxa" w:w="100"/>
+            </w:tcMar>
+          </w:tcPr>
+          <w:p>
+            <w:r>
+              <w:rPr>
+                <w:b w:val="false"/>
+                <w:bCs w:val="false"/>
+                <w:sz w:val="19"/>
+                <w:szCs w:val="19"/>
+              </w:rPr>
+              <w:t xml:space="preserve">Modified</w:t>
+            </w:r>
+          </w:p>
+        </w:tc>
+        <w:tc>
+          <w:tcPr>
+            <w:tcW w:type="dxa" w:w="3238"/>
+            <w:tcBorders>
+              <w:top w:val="single" w:color="DDE6EF" w:sz="4"/>
+              <w:left w:val="single" w:color="DDE6EF" w:sz="4"/>
+              <w:bottom w:val="single" w:color="DDE6EF" w:sz="4"/>
+              <w:right w:val="single" w:color="DDE6EF" w:sz="4"/>
+            </w:tcBorders>
+            <w:tcMar>
+              <w:top w:type="dxa" w:w="60"/>
+              <w:left w:type="dxa" w:w="100"/>
+              <w:bottom w:type="dxa" w:w="60"/>
+              <w:right w:type="dxa" w:w="100"/>
+            </w:tcMar>
+          </w:tcPr>
+          <w:p>
+            <w:r>
+              <w:rPr>
+                <w:b w:val="false"/>
+                <w:bCs w:val="false"/>
+                <w:sz w:val="19"/>
+                <w:szCs w:val="19"/>
+              </w:rPr>
+              <w:t xml:space="preserve">R3</w:t>
+            </w:r>
+          </w:p>
+        </w:tc>
+      </w:tr>
+      <w:tr>
+        <w:trPr>
+          <w:tblHeader w:val="false"/>
+        </w:trPr>
+        <w:tc>
+          <w:tcPr>
+            <w:tcW w:type="dxa" w:w="5400"/>
+            <w:tcBorders>
+              <w:top w:val="single" w:color="DDE6EF" w:sz="4"/>
+              <w:left w:val="single" w:color="DDE6EF" w:sz="4"/>
+              <w:bottom w:val="single" w:color="DDE6EF" w:sz="4"/>
+              <w:right w:val="single" w:color="DDE6EF" w:sz="4"/>
+            </w:tcBorders>
+            <w:tcMar>
+              <w:top w:type="dxa" w:w="60"/>
+              <w:left w:type="dxa" w:w="100"/>
+              <w:bottom w:type="dxa" w:w="60"/>
+              <w:right w:type="dxa" w:w="100"/>
+            </w:tcMar>
+          </w:tcPr>
+          <w:p>
+            <w:r>
+              <w:rPr>
+                <w:b w:val="false"/>
+                <w:bCs w:val="false"/>
+                <w:sz w:val="19"/>
+                <w:szCs w:val="19"/>
+              </w:rPr>
+              <w:t xml:space="preserve">frontend/src/vite-env.d.ts</w:t>
+            </w:r>
+          </w:p>
+        </w:tc>
+        <w:tc>
+          <w:tcPr>
+            <w:tcW w:type="dxa" w:w="1000"/>
+            <w:tcBorders>
+              <w:top w:val="single" w:color="DDE6EF" w:sz="4"/>
+              <w:left w:val="single" w:color="DDE6EF" w:sz="4"/>
+              <w:bottom w:val="single" w:color="DDE6EF" w:sz="4"/>
+              <w:right w:val="single" w:color="DDE6EF" w:sz="4"/>
+            </w:tcBorders>
+            <w:tcMar>
+              <w:top w:type="dxa" w:w="60"/>
+              <w:left w:type="dxa" w:w="100"/>
+              <w:bottom w:type="dxa" w:w="60"/>
+              <w:right w:type="dxa" w:w="100"/>
+            </w:tcMar>
+          </w:tcPr>
+          <w:p>
+            <w:r>
+              <w:rPr>
+                <w:b w:val="false"/>
+                <w:bCs w:val="false"/>
+                <w:sz w:val="19"/>
+                <w:szCs w:val="19"/>
+              </w:rPr>
+              <w:t xml:space="preserve">Modified</w:t>
+            </w:r>
+          </w:p>
+        </w:tc>
+        <w:tc>
+          <w:tcPr>
+            <w:tcW w:type="dxa" w:w="3238"/>
+            <w:tcBorders>
+              <w:top w:val="single" w:color="DDE6EF" w:sz="4"/>
+              <w:left w:val="single" w:color="DDE6EF" w:sz="4"/>
+              <w:bottom w:val="single" w:color="DDE6EF" w:sz="4"/>
+              <w:right w:val="single" w:color="DDE6EF" w:sz="4"/>
+            </w:tcBorders>
+            <w:tcMar>
+              <w:top w:type="dxa" w:w="60"/>
+              <w:left w:type="dxa" w:w="100"/>
+              <w:bottom w:type="dxa" w:w="60"/>
+              <w:right w:type="dxa" w:w="100"/>
+            </w:tcMar>
+          </w:tcPr>
+          <w:p>
+            <w:r>
+              <w:rPr>
+                <w:b w:val="false"/>
+                <w:bCs w:val="false"/>
+                <w:sz w:val="19"/>
+                <w:szCs w:val="19"/>
+              </w:rPr>
+              <w:t xml:space="preserve">R3</w:t>
+            </w:r>
+          </w:p>
+        </w:tc>
+      </w:tr>
+      <w:tr>
+        <w:trPr>
+          <w:tblHeader w:val="false"/>
+        </w:trPr>
+        <w:tc>
+          <w:tcPr>
+            <w:tcW w:type="dxa" w:w="5400"/>
+            <w:tcBorders>
+              <w:top w:val="single" w:color="DDE6EF" w:sz="4"/>
+              <w:left w:val="single" w:color="DDE6EF" w:sz="4"/>
+              <w:bottom w:val="single" w:color="DDE6EF" w:sz="4"/>
+              <w:right w:val="single" w:color="DDE6EF" w:sz="4"/>
+            </w:tcBorders>
+            <w:tcMar>
+              <w:top w:type="dxa" w:w="60"/>
+              <w:left w:type="dxa" w:w="100"/>
+              <w:bottom w:type="dxa" w:w="60"/>
+              <w:right w:type="dxa" w:w="100"/>
+            </w:tcMar>
+          </w:tcPr>
+          <w:p>
+            <w:r>
+              <w:rPr>
+                <w:b w:val="false"/>
+                <w:bCs w:val="false"/>
+                <w:sz w:val="19"/>
+                <w:szCs w:val="19"/>
+              </w:rPr>
+              <w:t xml:space="preserve">frontend/.env.example</w:t>
+            </w:r>
+          </w:p>
+        </w:tc>
+        <w:tc>
+          <w:tcPr>
+            <w:tcW w:type="dxa" w:w="1000"/>
+            <w:tcBorders>
+              <w:top w:val="single" w:color="DDE6EF" w:sz="4"/>
+              <w:left w:val="single" w:color="DDE6EF" w:sz="4"/>
+              <w:bottom w:val="single" w:color="DDE6EF" w:sz="4"/>
+              <w:right w:val="single" w:color="DDE6EF" w:sz="4"/>
+            </w:tcBorders>
+            <w:tcMar>
+              <w:top w:type="dxa" w:w="60"/>
+              <w:left w:type="dxa" w:w="100"/>
+              <w:bottom w:type="dxa" w:w="60"/>
+              <w:right w:type="dxa" w:w="100"/>
+            </w:tcMar>
+          </w:tcPr>
+          <w:p>
+            <w:r>
+              <w:rPr>
+                <w:b w:val="false"/>
+                <w:bCs w:val="false"/>
+                <w:sz w:val="19"/>
+                <w:szCs w:val="19"/>
+              </w:rPr>
+              <w:t xml:space="preserve">Modified</w:t>
+            </w:r>
+          </w:p>
+        </w:tc>
+        <w:tc>
+          <w:tcPr>
+            <w:tcW w:type="dxa" w:w="3238"/>
+            <w:tcBorders>
+              <w:top w:val="single" w:color="DDE6EF" w:sz="4"/>
+              <w:left w:val="single" w:color="DDE6EF" w:sz="4"/>
+              <w:bottom w:val="single" w:color="DDE6EF" w:sz="4"/>
+              <w:right w:val="single" w:color="DDE6EF" w:sz="4"/>
+            </w:tcBorders>
+            <w:tcMar>
+              <w:top w:type="dxa" w:w="60"/>
+              <w:left w:type="dxa" w:w="100"/>
+              <w:bottom w:type="dxa" w:w="60"/>
+              <w:right w:type="dxa" w:w="100"/>
+            </w:tcMar>
+          </w:tcPr>
+          <w:p>
+            <w:r>
+              <w:rPr>
+                <w:b w:val="false"/>
+                <w:bCs w:val="false"/>
+                <w:sz w:val="19"/>
+                <w:szCs w:val="19"/>
+              </w:rPr>
+              <w:t xml:space="preserve">R3</w:t>
+            </w:r>
+          </w:p>
+        </w:tc>
+      </w:tr>
+      <w:tr>
+        <w:trPr>
+          <w:tblHeader w:val="false"/>
+        </w:trPr>
+        <w:tc>
+          <w:tcPr>
+            <w:tcW w:type="dxa" w:w="5400"/>
+            <w:tcBorders>
+              <w:top w:val="single" w:color="DDE6EF" w:sz="4"/>
+              <w:left w:val="single" w:color="DDE6EF" w:sz="4"/>
+              <w:bottom w:val="single" w:color="DDE6EF" w:sz="4"/>
+              <w:right w:val="single" w:color="DDE6EF" w:sz="4"/>
+            </w:tcBorders>
+            <w:tcMar>
+              <w:top w:type="dxa" w:w="60"/>
+              <w:left w:type="dxa" w:w="100"/>
+              <w:bottom w:type="dxa" w:w="60"/>
+              <w:right w:type="dxa" w:w="100"/>
+            </w:tcMar>
+          </w:tcPr>
+          <w:p>
+            <w:r>
+              <w:rPr>
+                <w:b w:val="false"/>
+                <w:bCs w:val="false"/>
+                <w:sz w:val="19"/>
+                <w:szCs w:val="19"/>
+              </w:rPr>
+              <w:t xml:space="preserve">frontend/src/pages/public/LoginPage.tsx</w:t>
+            </w:r>
+          </w:p>
+        </w:tc>
+        <w:tc>
+          <w:tcPr>
+            <w:tcW w:type="dxa" w:w="1000"/>
+            <w:tcBorders>
+              <w:top w:val="single" w:color="DDE6EF" w:sz="4"/>
+              <w:left w:val="single" w:color="DDE6EF" w:sz="4"/>
+              <w:bottom w:val="single" w:color="DDE6EF" w:sz="4"/>
+              <w:right w:val="single" w:color="DDE6EF" w:sz="4"/>
+            </w:tcBorders>
+            <w:tcMar>
+              <w:top w:type="dxa" w:w="60"/>
+              <w:left w:type="dxa" w:w="100"/>
+              <w:bottom w:type="dxa" w:w="60"/>
+              <w:right w:type="dxa" w:w="100"/>
+            </w:tcMar>
+          </w:tcPr>
+          <w:p>
+            <w:r>
+              <w:rPr>
+                <w:b w:val="false"/>
+                <w:bCs w:val="false"/>
+                <w:sz w:val="19"/>
+                <w:szCs w:val="19"/>
+              </w:rPr>
+              <w:t xml:space="preserve">Modified</w:t>
+            </w:r>
+          </w:p>
+        </w:tc>
+        <w:tc>
+          <w:tcPr>
+            <w:tcW w:type="dxa" w:w="3238"/>
+            <w:tcBorders>
+              <w:top w:val="single" w:color="DDE6EF" w:sz="4"/>
+              <w:left w:val="single" w:color="DDE6EF" w:sz="4"/>
+              <w:bottom w:val="single" w:color="DDE6EF" w:sz="4"/>
+              <w:right w:val="single" w:color="DDE6EF" w:sz="4"/>
+            </w:tcBorders>
+            <w:tcMar>
+              <w:top w:type="dxa" w:w="60"/>
+              <w:left w:type="dxa" w:w="100"/>
+              <w:bottom w:type="dxa" w:w="60"/>
+              <w:right w:type="dxa" w:w="100"/>
+            </w:tcMar>
+          </w:tcPr>
+          <w:p>
+            <w:r>
+              <w:rPr>
+                <w:b w:val="false"/>
+                <w:bCs w:val="false"/>
+                <w:sz w:val="19"/>
+                <w:szCs w:val="19"/>
+              </w:rPr>
+              <w:t xml:space="preserve">R2, R3, R5, R8, R9</w:t>
+            </w:r>
+          </w:p>
+        </w:tc>
+      </w:tr>
+      <w:tr>
+        <w:trPr>
+          <w:tblHeader w:val="false"/>
+        </w:trPr>
+        <w:tc>
+          <w:tcPr>
+            <w:tcW w:type="dxa" w:w="5400"/>
+            <w:tcBorders>
+              <w:top w:val="single" w:color="DDE6EF" w:sz="4"/>
+              <w:left w:val="single" w:color="DDE6EF" w:sz="4"/>
+              <w:bottom w:val="single" w:color="DDE6EF" w:sz="4"/>
+              <w:right w:val="single" w:color="DDE6EF" w:sz="4"/>
+            </w:tcBorders>
+            <w:tcMar>
+              <w:top w:type="dxa" w:w="60"/>
+              <w:left w:type="dxa" w:w="100"/>
+              <w:bottom w:type="dxa" w:w="60"/>
+              <w:right w:type="dxa" w:w="100"/>
+            </w:tcMar>
+          </w:tcPr>
+          <w:p>
+            <w:r>
+              <w:rPr>
+                <w:b w:val="false"/>
+                <w:bCs w:val="false"/>
+                <w:sz w:val="19"/>
+                <w:szCs w:val="19"/>
+              </w:rPr>
+              <w:t xml:space="preserve">frontend/src/pages/public/RegisterPage.tsx</w:t>
+            </w:r>
+          </w:p>
+        </w:tc>
+        <w:tc>
+          <w:tcPr>
+            <w:tcW w:type="dxa" w:w="1000"/>
+            <w:tcBorders>
+              <w:top w:val="single" w:color="DDE6EF" w:sz="4"/>
+              <w:left w:val="single" w:color="DDE6EF" w:sz="4"/>
+              <w:bottom w:val="single" w:color="DDE6EF" w:sz="4"/>
+              <w:right w:val="single" w:color="DDE6EF" w:sz="4"/>
+            </w:tcBorders>
+            <w:tcMar>
+              <w:top w:type="dxa" w:w="60"/>
+              <w:left w:type="dxa" w:w="100"/>
+              <w:bottom w:type="dxa" w:w="60"/>
+              <w:right w:type="dxa" w:w="100"/>
+            </w:tcMar>
+          </w:tcPr>
+          <w:p>
+            <w:r>
+              <w:rPr>
+                <w:b w:val="false"/>
+                <w:bCs w:val="false"/>
+                <w:sz w:val="19"/>
+                <w:szCs w:val="19"/>
+              </w:rPr>
+              <w:t xml:space="preserve">Modified</w:t>
+            </w:r>
+          </w:p>
+        </w:tc>
+        <w:tc>
+          <w:tcPr>
+            <w:tcW w:type="dxa" w:w="3238"/>
+            <w:tcBorders>
+              <w:top w:val="single" w:color="DDE6EF" w:sz="4"/>
+              <w:left w:val="single" w:color="DDE6EF" w:sz="4"/>
+              <w:bottom w:val="single" w:color="DDE6EF" w:sz="4"/>
+              <w:right w:val="single" w:color="DDE6EF" w:sz="4"/>
+            </w:tcBorders>
+            <w:tcMar>
+              <w:top w:type="dxa" w:w="60"/>
+              <w:left w:type="dxa" w:w="100"/>
+              <w:bottom w:type="dxa" w:w="60"/>
+              <w:right w:type="dxa" w:w="100"/>
+            </w:tcMar>
+          </w:tcPr>
+          <w:p>
+            <w:r>
+              <w:rPr>
+                <w:b w:val="false"/>
+                <w:bCs w:val="false"/>
+                <w:sz w:val="19"/>
+                <w:szCs w:val="19"/>
+              </w:rPr>
+              <w:t xml:space="preserve">R4, R5, R6, R8, R10, R11</w:t>
+            </w:r>
+          </w:p>
+        </w:tc>
+      </w:tr>
+      <w:tr>
+        <w:trPr>
+          <w:tblHeader w:val="false"/>
+        </w:trPr>
+        <w:tc>
+          <w:tcPr>
+            <w:tcW w:type="dxa" w:w="5400"/>
+            <w:tcBorders>
+              <w:top w:val="single" w:color="DDE6EF" w:sz="4"/>
+              <w:left w:val="single" w:color="DDE6EF" w:sz="4"/>
+              <w:bottom w:val="single" w:color="DDE6EF" w:sz="4"/>
+              <w:right w:val="single" w:color="DDE6EF" w:sz="4"/>
+            </w:tcBorders>
+            <w:tcMar>
+              <w:top w:type="dxa" w:w="60"/>
+              <w:left w:type="dxa" w:w="100"/>
+              <w:bottom w:type="dxa" w:w="60"/>
+              <w:right w:type="dxa" w:w="100"/>
+            </w:tcMar>
+          </w:tcPr>
+          <w:p>
+            <w:r>
+              <w:rPr>
+                <w:b w:val="false"/>
+                <w:bCs w:val="false"/>
+                <w:sz w:val="19"/>
+                <w:szCs w:val="19"/>
+              </w:rPr>
+              <w:t xml:space="preserve">frontend/src/pages/public/authScreens.test.tsx</w:t>
+            </w:r>
+          </w:p>
+        </w:tc>
+        <w:tc>
+          <w:tcPr>
+            <w:tcW w:type="dxa" w:w="1000"/>
+            <w:tcBorders>
+              <w:top w:val="single" w:color="DDE6EF" w:sz="4"/>
+              <w:left w:val="single" w:color="DDE6EF" w:sz="4"/>
+              <w:bottom w:val="single" w:color="DDE6EF" w:sz="4"/>
+              <w:right w:val="single" w:color="DDE6EF" w:sz="4"/>
+            </w:tcBorders>
+            <w:tcMar>
+              <w:top w:type="dxa" w:w="60"/>
+              <w:left w:type="dxa" w:w="100"/>
+              <w:bottom w:type="dxa" w:w="60"/>
+              <w:right w:type="dxa" w:w="100"/>
+            </w:tcMar>
+          </w:tcPr>
+          <w:p>
+            <w:r>
+              <w:rPr>
+                <w:b w:val="false"/>
+                <w:bCs w:val="false"/>
+                <w:sz w:val="19"/>
+                <w:szCs w:val="19"/>
+              </w:rPr>
+              <w:t xml:space="preserve">Modified</w:t>
+            </w:r>
+          </w:p>
+        </w:tc>
+        <w:tc>
+          <w:tcPr>
+            <w:tcW w:type="dxa" w:w="3238"/>
+            <w:tcBorders>
+              <w:top w:val="single" w:color="DDE6EF" w:sz="4"/>
+              <w:left w:val="single" w:color="DDE6EF" w:sz="4"/>
+              <w:bottom w:val="single" w:color="DDE6EF" w:sz="4"/>
+              <w:right w:val="single" w:color="DDE6EF" w:sz="4"/>
+            </w:tcBorders>
+            <w:tcMar>
+              <w:top w:type="dxa" w:w="60"/>
+              <w:left w:type="dxa" w:w="100"/>
+              <w:bottom w:type="dxa" w:w="60"/>
+              <w:right w:type="dxa" w:w="100"/>
+            </w:tcMar>
+          </w:tcPr>
+          <w:p>
+            <w:r>
+              <w:rPr>
+                <w:b w:val="false"/>
+                <w:bCs w:val="false"/>
+                <w:sz w:val="19"/>
+                <w:szCs w:val="19"/>
+              </w:rPr>
+              <w:t xml:space="preserve">R2 to R11</w:t>
+            </w:r>
+          </w:p>
+        </w:tc>
+      </w:tr>
+      <w:tr>
+        <w:trPr>
+          <w:tblHeader w:val="false"/>
+        </w:trPr>
+        <w:tc>
+          <w:tcPr>
+            <w:tcW w:type="dxa" w:w="5400"/>
+            <w:tcBorders>
+              <w:top w:val="single" w:color="DDE6EF" w:sz="4"/>
+              <w:left w:val="single" w:color="DDE6EF" w:sz="4"/>
+              <w:bottom w:val="single" w:color="DDE6EF" w:sz="4"/>
+              <w:right w:val="single" w:color="DDE6EF" w:sz="4"/>
+            </w:tcBorders>
+            <w:tcMar>
+              <w:top w:type="dxa" w:w="60"/>
+              <w:left w:type="dxa" w:w="100"/>
+              <w:bottom w:type="dxa" w:w="60"/>
+              <w:right w:type="dxa" w:w="100"/>
+            </w:tcMar>
+          </w:tcPr>
+          <w:p>
+            <w:r>
+              <w:rPr>
+                <w:b w:val="false"/>
+                <w:bCs w:val="false"/>
+                <w:sz w:val="19"/>
+                <w:szCs w:val="19"/>
+              </w:rPr>
+              <w:t xml:space="preserve">frontend/src/styles/components.css</w:t>
+            </w:r>
+          </w:p>
+        </w:tc>
+        <w:tc>
+          <w:tcPr>
+            <w:tcW w:type="dxa" w:w="1000"/>
+            <w:tcBorders>
+              <w:top w:val="single" w:color="DDE6EF" w:sz="4"/>
+              <w:left w:val="single" w:color="DDE6EF" w:sz="4"/>
+              <w:bottom w:val="single" w:color="DDE6EF" w:sz="4"/>
+              <w:right w:val="single" w:color="DDE6EF" w:sz="4"/>
+            </w:tcBorders>
+            <w:tcMar>
+              <w:top w:type="dxa" w:w="60"/>
+              <w:left w:type="dxa" w:w="100"/>
+              <w:bottom w:type="dxa" w:w="60"/>
+              <w:right w:type="dxa" w:w="100"/>
+            </w:tcMar>
+          </w:tcPr>
+          <w:p>
+            <w:r>
+              <w:rPr>
+                <w:b w:val="false"/>
+                <w:bCs w:val="false"/>
+                <w:sz w:val="19"/>
+                <w:szCs w:val="19"/>
+              </w:rPr>
+              <w:t xml:space="preserve">Modified</w:t>
+            </w:r>
+          </w:p>
+        </w:tc>
+        <w:tc>
+          <w:tcPr>
+            <w:tcW w:type="dxa" w:w="3238"/>
+            <w:tcBorders>
+              <w:top w:val="single" w:color="DDE6EF" w:sz="4"/>
+              <w:left w:val="single" w:color="DDE6EF" w:sz="4"/>
+              <w:bottom w:val="single" w:color="DDE6EF" w:sz="4"/>
+              <w:right w:val="single" w:color="DDE6EF" w:sz="4"/>
+            </w:tcBorders>
+            <w:tcMar>
+              <w:top w:type="dxa" w:w="60"/>
+              <w:left w:type="dxa" w:w="100"/>
+              <w:bottom w:type="dxa" w:w="60"/>
+              <w:right w:type="dxa" w:w="100"/>
+            </w:tcMar>
+          </w:tcPr>
+          <w:p>
+            <w:r>
+              <w:rPr>
+                <w:b w:val="false"/>
+                <w:bCs w:val="false"/>
+                <w:sz w:val="19"/>
+                <w:szCs w:val="19"/>
+              </w:rPr>
+              <w:t xml:space="preserve">R10</w:t>
+            </w:r>
+          </w:p>
+        </w:tc>
+      </w:tr>
+      <w:tr>
+        <w:trPr>
+          <w:tblHeader w:val="false"/>
+        </w:trPr>
+        <w:tc>
+          <w:tcPr>
+            <w:tcW w:type="dxa" w:w="5400"/>
+            <w:tcBorders>
+              <w:top w:val="single" w:color="DDE6EF" w:sz="4"/>
+              <w:left w:val="single" w:color="DDE6EF" w:sz="4"/>
+              <w:bottom w:val="single" w:color="DDE6EF" w:sz="4"/>
+              <w:right w:val="single" w:color="DDE6EF" w:sz="4"/>
+            </w:tcBorders>
+            <w:tcMar>
+              <w:top w:type="dxa" w:w="60"/>
+              <w:left w:type="dxa" w:w="100"/>
+              <w:bottom w:type="dxa" w:w="60"/>
+              <w:right w:type="dxa" w:w="100"/>
+            </w:tcMar>
+          </w:tcPr>
+          <w:p>
+            <w:r>
+              <w:rPr>
+                <w:b w:val="false"/>
+                <w:bCs w:val="false"/>
+                <w:sz w:val="19"/>
+                <w:szCs w:val="19"/>
+              </w:rPr>
+              <w:t xml:space="preserve">frontend/src/styles/layouts.css</w:t>
+            </w:r>
+          </w:p>
+        </w:tc>
+        <w:tc>
+          <w:tcPr>
+            <w:tcW w:type="dxa" w:w="1000"/>
+            <w:tcBorders>
+              <w:top w:val="single" w:color="DDE6EF" w:sz="4"/>
+              <w:left w:val="single" w:color="DDE6EF" w:sz="4"/>
+              <w:bottom w:val="single" w:color="DDE6EF" w:sz="4"/>
+              <w:right w:val="single" w:color="DDE6EF" w:sz="4"/>
+            </w:tcBorders>
+            <w:tcMar>
+              <w:top w:type="dxa" w:w="60"/>
+              <w:left w:type="dxa" w:w="100"/>
+              <w:bottom w:type="dxa" w:w="60"/>
+              <w:right w:type="dxa" w:w="100"/>
+            </w:tcMar>
+          </w:tcPr>
+          <w:p>
+            <w:r>
+              <w:rPr>
+                <w:b w:val="false"/>
+                <w:bCs w:val="false"/>
+                <w:sz w:val="19"/>
+                <w:szCs w:val="19"/>
+              </w:rPr>
+              <w:t xml:space="preserve">Modified</w:t>
+            </w:r>
+          </w:p>
+        </w:tc>
+        <w:tc>
+          <w:tcPr>
+            <w:tcW w:type="dxa" w:w="3238"/>
+            <w:tcBorders>
+              <w:top w:val="single" w:color="DDE6EF" w:sz="4"/>
+              <w:left w:val="single" w:color="DDE6EF" w:sz="4"/>
+              <w:bottom w:val="single" w:color="DDE6EF" w:sz="4"/>
+              <w:right w:val="single" w:color="DDE6EF" w:sz="4"/>
+            </w:tcBorders>
+            <w:tcMar>
+              <w:top w:type="dxa" w:w="60"/>
+              <w:left w:type="dxa" w:w="100"/>
+              <w:bottom w:type="dxa" w:w="60"/>
+              <w:right w:type="dxa" w:w="100"/>
+            </w:tcMar>
+          </w:tcPr>
+          <w:p>
+            <w:r>
+              <w:rPr>
+                <w:b w:val="false"/>
+                <w:bCs w:val="false"/>
+                <w:sz w:val="19"/>
+                <w:szCs w:val="19"/>
+              </w:rPr>
+              <w:t xml:space="preserve">R7</w:t>
+            </w:r>
+          </w:p>
+        </w:tc>
+      </w:tr>
+      <w:tr>
+        <w:trPr>
+          <w:tblHeader w:val="false"/>
+        </w:trPr>
+        <w:tc>
+          <w:tcPr>
+            <w:tcW w:type="dxa" w:w="5400"/>
+            <w:tcBorders>
+              <w:top w:val="single" w:color="DDE6EF" w:sz="4"/>
+              <w:left w:val="single" w:color="DDE6EF" w:sz="4"/>
+              <w:bottom w:val="single" w:color="DDE6EF" w:sz="4"/>
+              <w:right w:val="single" w:color="DDE6EF" w:sz="4"/>
+            </w:tcBorders>
+            <w:tcMar>
+              <w:top w:type="dxa" w:w="60"/>
+              <w:left w:type="dxa" w:w="100"/>
+              <w:bottom w:type="dxa" w:w="60"/>
+              <w:right w:type="dxa" w:w="100"/>
+            </w:tcMar>
+          </w:tcPr>
+          <w:p>
+            <w:r>
+              <w:rPr>
+                <w:b w:val="false"/>
+                <w:bCs w:val="false"/>
+                <w:sz w:val="19"/>
+                <w:szCs w:val="19"/>
+              </w:rPr>
+              <w:t xml:space="preserve">frontend/src/utils/useFocusFirstInvalid.ts</w:t>
+            </w:r>
+          </w:p>
+        </w:tc>
+        <w:tc>
+          <w:tcPr>
+            <w:tcW w:type="dxa" w:w="1000"/>
+            <w:tcBorders>
+              <w:top w:val="single" w:color="DDE6EF" w:sz="4"/>
+              <w:left w:val="single" w:color="DDE6EF" w:sz="4"/>
+              <w:bottom w:val="single" w:color="DDE6EF" w:sz="4"/>
+              <w:right w:val="single" w:color="DDE6EF" w:sz="4"/>
+            </w:tcBorders>
+            <w:tcMar>
+              <w:top w:type="dxa" w:w="60"/>
+              <w:left w:type="dxa" w:w="100"/>
+              <w:bottom w:type="dxa" w:w="60"/>
+              <w:right w:type="dxa" w:w="100"/>
+            </w:tcMar>
+          </w:tcPr>
+          <w:p>
+            <w:r>
+              <w:rPr>
+                <w:b w:val="false"/>
+                <w:bCs w:val="false"/>
+                <w:sz w:val="19"/>
+                <w:szCs w:val="19"/>
+              </w:rPr>
+              <w:t xml:space="preserve">New</w:t>
+            </w:r>
+          </w:p>
+        </w:tc>
+        <w:tc>
+          <w:tcPr>
+            <w:tcW w:type="dxa" w:w="3238"/>
+            <w:tcBorders>
+              <w:top w:val="single" w:color="DDE6EF" w:sz="4"/>
+              <w:left w:val="single" w:color="DDE6EF" w:sz="4"/>
+              <w:bottom w:val="single" w:color="DDE6EF" w:sz="4"/>
+              <w:right w:val="single" w:color="DDE6EF" w:sz="4"/>
+            </w:tcBorders>
+            <w:tcMar>
+              <w:top w:type="dxa" w:w="60"/>
+              <w:left w:type="dxa" w:w="100"/>
+              <w:bottom w:type="dxa" w:w="60"/>
+              <w:right w:type="dxa" w:w="100"/>
+            </w:tcMar>
+          </w:tcPr>
+          <w:p>
+            <w:r>
+              <w:rPr>
+                <w:b w:val="false"/>
+                <w:bCs w:val="false"/>
+                <w:sz w:val="19"/>
+                <w:szCs w:val="19"/>
+              </w:rPr>
+              <w:t xml:space="preserve">R8</w:t>
+            </w:r>
+          </w:p>
+        </w:tc>
+      </w:tr>
+      <w:tr>
+        <w:trPr>
+          <w:tblHeader w:val="false"/>
+        </w:trPr>
+        <w:tc>
+          <w:tcPr>
+            <w:tcW w:type="dxa" w:w="5400"/>
+            <w:tcBorders>
+              <w:top w:val="single" w:color="DDE6EF" w:sz="4"/>
+              <w:left w:val="single" w:color="DDE6EF" w:sz="4"/>
+              <w:bottom w:val="single" w:color="DDE6EF" w:sz="4"/>
+              <w:right w:val="single" w:color="DDE6EF" w:sz="4"/>
+            </w:tcBorders>
+            <w:tcMar>
+              <w:top w:type="dxa" w:w="60"/>
+              <w:left w:type="dxa" w:w="100"/>
+              <w:bottom w:type="dxa" w:w="60"/>
+              <w:right w:type="dxa" w:w="100"/>
+            </w:tcMar>
+          </w:tcPr>
+          <w:p>
+            <w:r>
+              <w:rPr>
+                <w:b w:val="false"/>
+                <w:bCs w:val="false"/>
+                <w:sz w:val="19"/>
+                <w:szCs w:val="19"/>
+              </w:rPr>
+              <w:t xml:space="preserve">frontend/src/utils/focus.ts</w:t>
+            </w:r>
+          </w:p>
+        </w:tc>
+        <w:tc>
+          <w:tcPr>
+            <w:tcW w:type="dxa" w:w="1000"/>
+            <w:tcBorders>
+              <w:top w:val="single" w:color="DDE6EF" w:sz="4"/>
+              <w:left w:val="single" w:color="DDE6EF" w:sz="4"/>
+              <w:bottom w:val="single" w:color="DDE6EF" w:sz="4"/>
+              <w:right w:val="single" w:color="DDE6EF" w:sz="4"/>
+            </w:tcBorders>
+            <w:tcMar>
+              <w:top w:type="dxa" w:w="60"/>
+              <w:left w:type="dxa" w:w="100"/>
+              <w:bottom w:type="dxa" w:w="60"/>
+              <w:right w:type="dxa" w:w="100"/>
+            </w:tcMar>
+          </w:tcPr>
+          <w:p>
+            <w:r>
+              <w:rPr>
+                <w:b w:val="false"/>
+                <w:bCs w:val="false"/>
+                <w:sz w:val="19"/>
+                <w:szCs w:val="19"/>
+              </w:rPr>
+              <w:t xml:space="preserve">Deleted</w:t>
+            </w:r>
+          </w:p>
+        </w:tc>
+        <w:tc>
+          <w:tcPr>
+            <w:tcW w:type="dxa" w:w="3238"/>
+            <w:tcBorders>
+              <w:top w:val="single" w:color="DDE6EF" w:sz="4"/>
+              <w:left w:val="single" w:color="DDE6EF" w:sz="4"/>
+              <w:bottom w:val="single" w:color="DDE6EF" w:sz="4"/>
+              <w:right w:val="single" w:color="DDE6EF" w:sz="4"/>
+            </w:tcBorders>
+            <w:tcMar>
+              <w:top w:type="dxa" w:w="60"/>
+              <w:left w:type="dxa" w:w="100"/>
+              <w:bottom w:type="dxa" w:w="60"/>
+              <w:right w:type="dxa" w:w="100"/>
+            </w:tcMar>
+          </w:tcPr>
+          <w:p>
+            <w:r>
+              <w:rPr>
+                <w:b w:val="false"/>
+                <w:bCs w:val="false"/>
+                <w:sz w:val="19"/>
+                <w:szCs w:val="19"/>
+              </w:rPr>
+              <w:t xml:space="preserve">R8</w:t>
+            </w:r>
+          </w:p>
+        </w:tc>
+      </w:tr>
+      <w:tr>
+        <w:trPr>
+          <w:tblHeader w:val="false"/>
+        </w:trPr>
+        <w:tc>
+          <w:tcPr>
+            <w:tcW w:type="dxa" w:w="5400"/>
+            <w:tcBorders>
+              <w:top w:val="single" w:color="DDE6EF" w:sz="4"/>
+              <w:left w:val="single" w:color="DDE6EF" w:sz="4"/>
+              <w:bottom w:val="single" w:color="DDE6EF" w:sz="4"/>
+              <w:right w:val="single" w:color="DDE6EF" w:sz="4"/>
+            </w:tcBorders>
+            <w:tcMar>
+              <w:top w:type="dxa" w:w="60"/>
+              <w:left w:type="dxa" w:w="100"/>
+              <w:bottom w:type="dxa" w:w="60"/>
+              <w:right w:type="dxa" w:w="100"/>
+            </w:tcMar>
+          </w:tcPr>
+          <w:p>
+            <w:r>
+              <w:rPr>
+                <w:b w:val="false"/>
+                <w:bCs w:val="false"/>
+                <w:sz w:val="19"/>
+                <w:szCs w:val="19"/>
+              </w:rPr>
+              <w:t xml:space="preserve">frontend/README.md</w:t>
+            </w:r>
+          </w:p>
+        </w:tc>
+        <w:tc>
+          <w:tcPr>
+            <w:tcW w:type="dxa" w:w="1000"/>
+            <w:tcBorders>
+              <w:top w:val="single" w:color="DDE6EF" w:sz="4"/>
+              <w:left w:val="single" w:color="DDE6EF" w:sz="4"/>
+              <w:bottom w:val="single" w:color="DDE6EF" w:sz="4"/>
+              <w:right w:val="single" w:color="DDE6EF" w:sz="4"/>
+            </w:tcBorders>
+            <w:tcMar>
+              <w:top w:type="dxa" w:w="60"/>
+              <w:left w:type="dxa" w:w="100"/>
+              <w:bottom w:type="dxa" w:w="60"/>
+              <w:right w:type="dxa" w:w="100"/>
+            </w:tcMar>
+          </w:tcPr>
+          <w:p>
+            <w:r>
+              <w:rPr>
+                <w:b w:val="false"/>
+                <w:bCs w:val="false"/>
+                <w:sz w:val="19"/>
+                <w:szCs w:val="19"/>
+              </w:rPr>
+              <w:t xml:space="preserve">Modified</w:t>
+            </w:r>
+          </w:p>
+        </w:tc>
+        <w:tc>
+          <w:tcPr>
+            <w:tcW w:type="dxa" w:w="3238"/>
+            <w:tcBorders>
+              <w:top w:val="single" w:color="DDE6EF" w:sz="4"/>
+              <w:left w:val="single" w:color="DDE6EF" w:sz="4"/>
+              <w:bottom w:val="single" w:color="DDE6EF" w:sz="4"/>
+              <w:right w:val="single" w:color="DDE6EF" w:sz="4"/>
+            </w:tcBorders>
+            <w:tcMar>
+              <w:top w:type="dxa" w:w="60"/>
+              <w:left w:type="dxa" w:w="100"/>
+              <w:bottom w:type="dxa" w:w="60"/>
+              <w:right w:type="dxa" w:w="100"/>
+            </w:tcMar>
+          </w:tcPr>
+          <w:p>
+            <w:r>
+              <w:rPr>
+                <w:b w:val="false"/>
+                <w:bCs w:val="false"/>
+                <w:sz w:val="19"/>
+                <w:szCs w:val="19"/>
+              </w:rPr>
+              <w:t xml:space="preserve">R2, R3</w:t>
+            </w:r>
+          </w:p>
+        </w:tc>
+      </w:tr>
+      <w:tr>
+        <w:trPr>
+          <w:tblHeader w:val="false"/>
+        </w:trPr>
+        <w:tc>
+          <w:tcPr>
+            <w:tcW w:type="dxa" w:w="5400"/>
+            <w:tcBorders>
+              <w:top w:val="single" w:color="DDE6EF" w:sz="4"/>
+              <w:left w:val="single" w:color="DDE6EF" w:sz="4"/>
+              <w:bottom w:val="single" w:color="DDE6EF" w:sz="4"/>
+              <w:right w:val="single" w:color="DDE6EF" w:sz="4"/>
+            </w:tcBorders>
+            <w:tcMar>
+              <w:top w:type="dxa" w:w="60"/>
+              <w:left w:type="dxa" w:w="100"/>
+              <w:bottom w:type="dxa" w:w="60"/>
+              <w:right w:type="dxa" w:w="100"/>
+            </w:tcMar>
+          </w:tcPr>
+          <w:p>
+            <w:r>
+              <w:rPr>
+                <w:b w:val="false"/>
+                <w:bCs w:val="false"/>
+                <w:sz w:val="19"/>
+                <w:szCs w:val="19"/>
+              </w:rPr>
+              <w:t xml:space="preserve">docs/tests/FE-01_test_cases.md</w:t>
+            </w:r>
+          </w:p>
+        </w:tc>
+        <w:tc>
+          <w:tcPr>
+            <w:tcW w:type="dxa" w:w="1000"/>
+            <w:tcBorders>
+              <w:top w:val="single" w:color="DDE6EF" w:sz="4"/>
+              <w:left w:val="single" w:color="DDE6EF" w:sz="4"/>
+              <w:bottom w:val="single" w:color="DDE6EF" w:sz="4"/>
+              <w:right w:val="single" w:color="DDE6EF" w:sz="4"/>
+            </w:tcBorders>
+            <w:tcMar>
+              <w:top w:type="dxa" w:w="60"/>
+              <w:left w:type="dxa" w:w="100"/>
+              <w:bottom w:type="dxa" w:w="60"/>
+              <w:right w:type="dxa" w:w="100"/>
+            </w:tcMar>
+          </w:tcPr>
+          <w:p>
+            <w:r>
+              <w:rPr>
+                <w:b w:val="false"/>
+                <w:bCs w:val="false"/>
+                <w:sz w:val="19"/>
+                <w:szCs w:val="19"/>
+              </w:rPr>
+              <w:t xml:space="preserve">Modified</w:t>
+            </w:r>
+          </w:p>
+        </w:tc>
+        <w:tc>
+          <w:tcPr>
+            <w:tcW w:type="dxa" w:w="3238"/>
+            <w:tcBorders>
+              <w:top w:val="single" w:color="DDE6EF" w:sz="4"/>
+              <w:left w:val="single" w:color="DDE6EF" w:sz="4"/>
+              <w:bottom w:val="single" w:color="DDE6EF" w:sz="4"/>
+              <w:right w:val="single" w:color="DDE6EF" w:sz="4"/>
+            </w:tcBorders>
+            <w:tcMar>
+              <w:top w:type="dxa" w:w="60"/>
+              <w:left w:type="dxa" w:w="100"/>
+              <w:bottom w:type="dxa" w:w="60"/>
+              <w:right w:type="dxa" w:w="100"/>
+            </w:tcMar>
+          </w:tcPr>
+          <w:p>
+            <w:r>
+              <w:rPr>
+                <w:b w:val="false"/>
+                <w:bCs w:val="false"/>
+                <w:sz w:val="19"/>
+                <w:szCs w:val="19"/>
+              </w:rPr>
+              <w:t xml:space="preserve">R1 to R11</w:t>
+            </w:r>
+          </w:p>
+        </w:tc>
+      </w:tr>
+      <w:tr>
+        <w:trPr>
+          <w:tblHeader w:val="false"/>
+        </w:trPr>
+        <w:tc>
+          <w:tcPr>
+            <w:tcW w:type="dxa" w:w="5400"/>
+            <w:tcBorders>
+              <w:top w:val="single" w:color="DDE6EF" w:sz="4"/>
+              <w:left w:val="single" w:color="DDE6EF" w:sz="4"/>
+              <w:bottom w:val="single" w:color="DDE6EF" w:sz="4"/>
+              <w:right w:val="single" w:color="DDE6EF" w:sz="4"/>
+            </w:tcBorders>
+            <w:tcMar>
+              <w:top w:type="dxa" w:w="60"/>
+              <w:left w:type="dxa" w:w="100"/>
+              <w:bottom w:type="dxa" w:w="60"/>
+              <w:right w:type="dxa" w:w="100"/>
+            </w:tcMar>
+          </w:tcPr>
+          <w:p>
+            <w:r>
+              <w:rPr>
+                <w:b w:val="false"/>
+                <w:bCs w:val="false"/>
+                <w:sz w:val="19"/>
+                <w:szCs w:val="19"/>
+              </w:rPr>
+              <w:t xml:space="preserve">docs/audit/FE-01_AI_Audit_Log.docx</w:t>
+            </w:r>
+          </w:p>
+        </w:tc>
+        <w:tc>
+          <w:tcPr>
+            <w:tcW w:type="dxa" w:w="1000"/>
+            <w:tcBorders>
+              <w:top w:val="single" w:color="DDE6EF" w:sz="4"/>
+              <w:left w:val="single" w:color="DDE6EF" w:sz="4"/>
+              <w:bottom w:val="single" w:color="DDE6EF" w:sz="4"/>
+              <w:right w:val="single" w:color="DDE6EF" w:sz="4"/>
+            </w:tcBorders>
+            <w:tcMar>
+              <w:top w:type="dxa" w:w="60"/>
+              <w:left w:type="dxa" w:w="100"/>
+              <w:bottom w:type="dxa" w:w="60"/>
+              <w:right w:type="dxa" w:w="100"/>
+            </w:tcMar>
+          </w:tcPr>
+          <w:p>
+            <w:r>
+              <w:rPr>
+                <w:b w:val="false"/>
+                <w:bCs w:val="false"/>
+                <w:sz w:val="19"/>
+                <w:szCs w:val="19"/>
+              </w:rPr>
+              <w:t xml:space="preserve">Modified</w:t>
+            </w:r>
+          </w:p>
+        </w:tc>
+        <w:tc>
+          <w:tcPr>
+            <w:tcW w:type="dxa" w:w="3238"/>
+            <w:tcBorders>
+              <w:top w:val="single" w:color="DDE6EF" w:sz="4"/>
+              <w:left w:val="single" w:color="DDE6EF" w:sz="4"/>
+              <w:bottom w:val="single" w:color="DDE6EF" w:sz="4"/>
+              <w:right w:val="single" w:color="DDE6EF" w:sz="4"/>
+            </w:tcBorders>
+            <w:tcMar>
+              <w:top w:type="dxa" w:w="60"/>
+              <w:left w:type="dxa" w:w="100"/>
+              <w:bottom w:type="dxa" w:w="60"/>
+              <w:right w:type="dxa" w:w="100"/>
+            </w:tcMar>
+          </w:tcPr>
+          <w:p>
+            <w:r>
+              <w:rPr>
+                <w:b w:val="false"/>
+                <w:bCs w:val="false"/>
+                <w:sz w:val="19"/>
+                <w:szCs w:val="19"/>
+              </w:rPr>
+              <w:t xml:space="preserve">All</w:t>
+            </w:r>
+          </w:p>
+        </w:tc>
+      </w:tr>
+      <w:tr>
+        <w:trPr>
+          <w:tblHeader w:val="false"/>
+        </w:trPr>
+        <w:tc>
+          <w:tcPr>
+            <w:tcW w:type="dxa" w:w="5400"/>
+            <w:tcBorders>
+              <w:top w:val="single" w:color="DDE6EF" w:sz="4"/>
+              <w:left w:val="single" w:color="DDE6EF" w:sz="4"/>
+              <w:bottom w:val="single" w:color="DDE6EF" w:sz="4"/>
+              <w:right w:val="single" w:color="DDE6EF" w:sz="4"/>
+            </w:tcBorders>
+            <w:tcMar>
+              <w:top w:type="dxa" w:w="60"/>
+              <w:left w:type="dxa" w:w="100"/>
+              <w:bottom w:type="dxa" w:w="60"/>
+              <w:right w:type="dxa" w:w="100"/>
+            </w:tcMar>
+          </w:tcPr>
+          <w:p>
+            <w:r>
+              <w:rPr>
+                <w:b w:val="false"/>
+                <w:bCs w:val="false"/>
+                <w:sz w:val="19"/>
+                <w:szCs w:val="19"/>
+              </w:rPr>
+              <w:t xml:space="preserve">CHANGELOG.md</w:t>
+            </w:r>
+          </w:p>
+        </w:tc>
+        <w:tc>
+          <w:tcPr>
+            <w:tcW w:type="dxa" w:w="1000"/>
+            <w:tcBorders>
+              <w:top w:val="single" w:color="DDE6EF" w:sz="4"/>
+              <w:left w:val="single" w:color="DDE6EF" w:sz="4"/>
+              <w:bottom w:val="single" w:color="DDE6EF" w:sz="4"/>
+              <w:right w:val="single" w:color="DDE6EF" w:sz="4"/>
+            </w:tcBorders>
+            <w:tcMar>
+              <w:top w:type="dxa" w:w="60"/>
+              <w:left w:type="dxa" w:w="100"/>
+              <w:bottom w:type="dxa" w:w="60"/>
+              <w:right w:type="dxa" w:w="100"/>
+            </w:tcMar>
+          </w:tcPr>
+          <w:p>
+            <w:r>
+              <w:rPr>
+                <w:b w:val="false"/>
+                <w:bCs w:val="false"/>
+                <w:sz w:val="19"/>
+                <w:szCs w:val="19"/>
+              </w:rPr>
+              <w:t xml:space="preserve">Modified</w:t>
+            </w:r>
+          </w:p>
+        </w:tc>
+        <w:tc>
+          <w:tcPr>
+            <w:tcW w:type="dxa" w:w="3238"/>
+            <w:tcBorders>
+              <w:top w:val="single" w:color="DDE6EF" w:sz="4"/>
+              <w:left w:val="single" w:color="DDE6EF" w:sz="4"/>
+              <w:bottom w:val="single" w:color="DDE6EF" w:sz="4"/>
+              <w:right w:val="single" w:color="DDE6EF" w:sz="4"/>
+            </w:tcBorders>
+            <w:tcMar>
+              <w:top w:type="dxa" w:w="60"/>
+              <w:left w:type="dxa" w:w="100"/>
+              <w:bottom w:type="dxa" w:w="60"/>
+              <w:right w:type="dxa" w:w="100"/>
+            </w:tcMar>
+          </w:tcPr>
+          <w:p>
+            <w:r>
+              <w:rPr>
+                <w:b w:val="false"/>
+                <w:bCs w:val="false"/>
+                <w:sz w:val="19"/>
+                <w:szCs w:val="19"/>
+              </w:rPr>
+              <w:t xml:space="preserve">All</w:t>
+            </w:r>
+          </w:p>
+        </w:tc>
+      </w:tr>
+    </w:tbl>
     <w:sectPr>
       <w:footerReference w:type="default" r:id="rId7"/>
       <w:pgSz w:w="11906" w:h="16838" w:orient="portrait"/>
@@ -6162,6 +12852,18 @@
       <w:startOverride w:val="1"/>
     </w:lvlOverride>
   </w:num>
+  <w:num w:numId="4">
+    <w:abstractNumId w:val="3"/>
+    <w:lvlOverride w:ilvl="0">
+      <w:startOverride w:val="1"/>
+    </w:lvlOverride>
+  </w:num>
+  <w:num w:numId="5">
+    <w:abstractNumId w:val="3"/>
+    <w:lvlOverride w:ilvl="0">
+      <w:startOverride w:val="1"/>
+    </w:lvlOverride>
+  </w:num>
 </w:numbering>
 </file>
 
